--- a/Checkpoint 2/CPII-16-Improv.docx
+++ b/Checkpoint 2/CPII-16-Improv.docx
@@ -1,18 +1,18 @@
 
 <file path=word/document.xml><?xml version="1.0" encoding="utf-8"?>
-<w:document xmlns:wpc="http://schemas.microsoft.com/office/word/2010/wordprocessingCanvas" xmlns:cx="http://schemas.microsoft.com/office/drawing/2014/chartex" xmlns:cx1="http://schemas.microsoft.com/office/drawing/2015/9/8/chartex" xmlns:cx2="http://schemas.microsoft.com/office/drawing/2015/10/21/chartex" xmlns:cx3="http://schemas.microsoft.com/office/drawing/2016/5/9/chartex" xmlns:cx4="http://schemas.microsoft.com/office/drawing/2016/5/10/chartex" xmlns:cx5="http://schemas.microsoft.com/office/drawing/2016/5/11/chartex" xmlns:cx6="http://schemas.microsoft.com/office/drawing/2016/5/12/chartex" xmlns:cx7="http://schemas.microsoft.com/office/drawing/2016/5/13/chartex" xmlns:cx8="http://schemas.microsoft.com/office/drawing/2016/5/14/chartex" xmlns:mc="http://schemas.openxmlformats.org/markup-compatibility/2006" xmlns:aink="http://schemas.microsoft.com/office/drawing/2016/ink" xmlns:am3d="http://schemas.microsoft.com/office/drawing/2017/model3d" xmlns:o="urn:schemas-microsoft-com:office:office" xmlns:oel="http://schemas.microsoft.com/office/2019/extlst" xmlns:r="http://schemas.openxmlformats.org/officeDocument/2006/relationships" xmlns:m="http://schemas.openxmlformats.org/officeDocument/2006/math" xmlns:v="urn:schemas-microsoft-com:vml" xmlns:wp14="http://schemas.microsoft.com/office/word/2010/wordprocessingDrawing" xmlns:wp="http://schemas.openxmlformats.org/drawingml/2006/wordprocessingDrawing" xmlns:w10="urn:schemas-microsoft-com:office:word" xmlns:w="http://schemas.openxmlformats.org/wordprocessingml/2006/main" xmlns:w14="http://schemas.microsoft.com/office/word/2010/wordml" xmlns:w15="http://schemas.microsoft.com/office/word/2012/wordml" xmlns:w16cex="http://schemas.microsoft.com/office/word/2018/wordml/cex" xmlns:w16cid="http://schemas.microsoft.com/office/word/2016/wordml/cid" xmlns:w16="http://schemas.microsoft.com/office/word/2018/wordml" xmlns:w16du="http://schemas.microsoft.com/office/word/2023/wordml/word16du" xmlns:w16sdtdh="http://schemas.microsoft.com/office/word/2020/wordml/sdtdatahash" xmlns:w16sdtfl="http://schemas.microsoft.com/office/word/2024/wordml/sdtformatlock" xmlns:w16se="http://schemas.microsoft.com/office/word/2015/wordml/symex" xmlns:wpg="http://schemas.microsoft.com/office/word/2010/wordprocessingGroup" xmlns:wpi="http://schemas.microsoft.com/office/word/2010/wordprocessingInk" xmlns:wne="http://schemas.microsoft.com/office/word/2006/wordml" xmlns:wps="http://schemas.microsoft.com/office/word/2010/wordprocessingShape" xmlns:a="http://schemas.openxmlformats.org/drawingml/2006/main" xmlns:pic="http://schemas.openxmlformats.org/drawingml/2006/picture" xmlns:a14="http://schemas.microsoft.com/office/drawing/2010/main" mc:Ignorable="w14 w15 w16se w16cid w16 w16cex w16sdtdh w16sdtfl w16du wp14">
+<w:document xmlns:wpc="http://schemas.microsoft.com/office/word/2010/wordprocessingCanvas" xmlns:cx="http://schemas.microsoft.com/office/drawing/2014/chartex" xmlns:cx1="http://schemas.microsoft.com/office/drawing/2015/9/8/chartex" xmlns:cx2="http://schemas.microsoft.com/office/drawing/2015/10/21/chartex" xmlns:cx3="http://schemas.microsoft.com/office/drawing/2016/5/9/chartex" xmlns:cx4="http://schemas.microsoft.com/office/drawing/2016/5/10/chartex" xmlns:cx5="http://schemas.microsoft.com/office/drawing/2016/5/11/chartex" xmlns:cx6="http://schemas.microsoft.com/office/drawing/2016/5/12/chartex" xmlns:cx7="http://schemas.microsoft.com/office/drawing/2016/5/13/chartex" xmlns:cx8="http://schemas.microsoft.com/office/drawing/2016/5/14/chartex" xmlns:mc="http://schemas.openxmlformats.org/markup-compatibility/2006" xmlns:aink="http://schemas.microsoft.com/office/drawing/2016/ink" xmlns:am3d="http://schemas.microsoft.com/office/drawing/2017/model3d" xmlns:o="urn:schemas-microsoft-com:office:office" xmlns:oel="http://schemas.microsoft.com/office/2019/extlst" xmlns:r="http://schemas.openxmlformats.org/officeDocument/2006/relationships" xmlns:m="http://schemas.openxmlformats.org/officeDocument/2006/math" xmlns:v="urn:schemas-microsoft-com:vml" xmlns:wp14="http://schemas.microsoft.com/office/word/2010/wordprocessingDrawing" xmlns:wp="http://schemas.openxmlformats.org/drawingml/2006/wordprocessingDrawing" xmlns:w10="urn:schemas-microsoft-com:office:word" xmlns:w="http://schemas.openxmlformats.org/wordprocessingml/2006/main" xmlns:w14="http://schemas.microsoft.com/office/word/2010/wordml" xmlns:w15="http://schemas.microsoft.com/office/word/2012/wordml" xmlns:w16cex="http://schemas.microsoft.com/office/word/2018/wordml/cex" xmlns:w16cid="http://schemas.microsoft.com/office/word/2016/wordml/cid" xmlns:w16="http://schemas.microsoft.com/office/word/2018/wordml" xmlns:w16du="http://schemas.microsoft.com/office/word/2023/wordml/word16du" xmlns:w16sdtdh="http://schemas.microsoft.com/office/word/2020/wordml/sdtdatahash" xmlns:w16sdtfl="http://schemas.microsoft.com/office/word/2024/wordml/sdtformatlock" xmlns:w16se="http://schemas.microsoft.com/office/word/2015/wordml/symex" xmlns:wpg="http://schemas.microsoft.com/office/word/2010/wordprocessingGroup" xmlns:wpi="http://schemas.microsoft.com/office/word/2010/wordprocessingInk" xmlns:wne="http://schemas.microsoft.com/office/word/2006/wordml" xmlns:wps="http://schemas.microsoft.com/office/word/2010/wordprocessingShape" mc:Ignorable="w14 w15 w16se w16cid w16 w16cex w16sdtdh w16sdtfl w16du wp14">
   <w:body>
     <w:tbl>
       <w:tblPr>
         <w:tblStyle w:val="TableGrid"/>
         <w:tblW w:w="13591" w:type="dxa"/>
         <w:tblBorders>
-          <w:top w:val="none" w:color="auto" w:sz="0" w:space="0"/>
-          <w:left w:val="none" w:color="auto" w:sz="0" w:space="0"/>
-          <w:bottom w:val="none" w:color="auto" w:sz="0" w:space="0"/>
-          <w:right w:val="none" w:color="auto" w:sz="0" w:space="0"/>
-          <w:insideH w:val="none" w:color="auto" w:sz="0" w:space="0"/>
-          <w:insideV w:val="none" w:color="auto" w:sz="0" w:space="0"/>
+          <w:top w:val="none" w:sz="0" w:space="0" w:color="auto"/>
+          <w:left w:val="none" w:sz="0" w:space="0" w:color="auto"/>
+          <w:bottom w:val="none" w:sz="0" w:space="0" w:color="auto"/>
+          <w:right w:val="none" w:sz="0" w:space="0" w:color="auto"/>
+          <w:insideH w:val="none" w:sz="0" w:space="0" w:color="auto"/>
+          <w:insideV w:val="none" w:sz="0" w:space="0" w:color="auto"/>
         </w:tblBorders>
         <w:tblLayout w:type="fixed"/>
         <w:tblCellMar>
@@ -31,7 +31,6 @@
           <w:tcPr>
             <w:tcW w:w="3544" w:type="dxa"/>
             <w:vMerge w:val="restart"/>
-            <w:tcMar/>
           </w:tcPr>
           <w:p>
             <w:pPr>
@@ -41,6 +40,7 @@
             </w:pPr>
             <w:r>
               <w:rPr>
+                <w:noProof/>
                 <w:lang w:val="en-GB"/>
               </w:rPr>
               <mc:AlternateContent>
@@ -167,8 +167,8 @@
                 </mc:Choice>
                 <mc:Fallback>
                   <w:pict>
-                    <v:group id="Group 3" style="width:158.95pt;height:102.3pt;mso-position-horizontal-relative:char;mso-position-vertical-relative:line" coordsize="20185,12992" coordorigin="3450" o:spid="_x0000_s1026" w14:anchorId="2EE18646" o:gfxdata="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">
-                      <v:shapetype id="_x0000_t75" coordsize="21600,21600" filled="f" stroked="f" o:spt="75" o:preferrelative="t" path="m@4@5l@4@11@9@11@9@5xe">
+                    <v:group w14:anchorId="2EE18646" id="Group 3" o:spid="_x0000_s1026" style="width:158.95pt;height:102.3pt;mso-position-horizontal-relative:char;mso-position-vertical-relative:line" coordorigin="3450" coordsize="20185,12992" o:gfxdata="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">
+                      <v:shapetype id="_x0000_t75" coordsize="21600,21600" o:spt="75" o:preferrelative="t" path="m@4@5l@4@11@9@11@9@5xe" filled="f" stroked="f">
                         <v:stroke joinstyle="miter"/>
                         <v:formulas>
                           <v:f eqn="if lineDrawn pixelLineWidth 0"/>
@@ -184,17 +184,17 @@
                           <v:f eqn="prod @7 21600 pixelHeight"/>
                           <v:f eqn="sum @10 21600 0"/>
                         </v:formulas>
-                        <v:path gradientshapeok="t" o:connecttype="rect" o:extrusionok="f"/>
+                        <v:path o:extrusionok="f" gradientshapeok="t" o:connecttype="rect"/>
                         <o:lock v:ext="edit" aspectratio="t"/>
                       </v:shapetype>
-                      <v:shape id="Picture 1" style="position:absolute;left:3450;width:20186;height:12130;visibility:visible;mso-wrap-style:square" o:spid="_x0000_s1027" type="#_x0000_t75" o:gfxdata="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">
-                        <v:imagedata cropleft="7693f" croptop="2772f" cropright="7835f" cropbottom="7678f" o:title="" r:id="rId7"/>
+                      <v:shape id="Picture 1" o:spid="_x0000_s1027" type="#_x0000_t75" style="position:absolute;left:3450;width:20186;height:12130;visibility:visible;mso-wrap-style:square" o:gfxdata="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">
+                        <v:imagedata r:id="rId7" o:title="" croptop="2772f" cropbottom="7678f" cropleft="7693f" cropright="7835f"/>
                       </v:shape>
                       <v:shapetype id="_x0000_t202" coordsize="21600,21600" o:spt="202" path="m,l,21600r21600,l21600,xe">
                         <v:stroke joinstyle="miter"/>
                         <v:path gradientshapeok="t" o:connecttype="rect"/>
                       </v:shapetype>
-                      <v:shape id="Text Box 2" style="position:absolute;left:6901;top:9487;width:13197;height:3505;visibility:visible;mso-wrap-style:square;v-text-anchor:top" o:spid="_x0000_s1028" filled="f" stroked="f" strokeweight=".5pt" type="#_x0000_t202" o:gfxdata="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">
+                      <v:shape id="Text Box 2" o:spid="_x0000_s1028" type="#_x0000_t202" style="position:absolute;left:6901;top:9487;width:13197;height:3505;visibility:visible;mso-wrap-style:square;v-text-anchor:top" o:gfxdata="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" filled="f" stroked="f" strokeweight=".5pt">
                         <v:textbox>
                           <w:txbxContent>
                             <w:p>
@@ -244,7 +244,6 @@
           <w:tcPr>
             <w:tcW w:w="10047" w:type="dxa"/>
             <w:gridSpan w:val="2"/>
-            <w:tcMar/>
           </w:tcPr>
           <w:p>
             <w:pPr>
@@ -315,7 +314,6 @@
           <w:tcPr>
             <w:tcW w:w="3544" w:type="dxa"/>
             <w:vMerge/>
-            <w:tcMar/>
           </w:tcPr>
           <w:p>
             <w:pPr>
@@ -328,7 +326,6 @@
         <w:tc>
           <w:tcPr>
             <w:tcW w:w="851" w:type="dxa"/>
-            <w:tcMar/>
           </w:tcPr>
           <w:p>
             <w:pPr>
@@ -365,7 +362,6 @@
         <w:tc>
           <w:tcPr>
             <w:tcW w:w="9196" w:type="dxa"/>
-            <w:tcMar/>
           </w:tcPr>
           <w:p>
             <w:pPr>
@@ -395,7 +391,6 @@
           <w:tcPr>
             <w:tcW w:w="3544" w:type="dxa"/>
             <w:vMerge/>
-            <w:tcMar/>
           </w:tcPr>
           <w:p>
             <w:pPr>
@@ -408,7 +403,6 @@
         <w:tc>
           <w:tcPr>
             <w:tcW w:w="851" w:type="dxa"/>
-            <w:tcMar/>
           </w:tcPr>
           <w:p>
             <w:pPr>
@@ -435,7 +429,6 @@
         <w:tc>
           <w:tcPr>
             <w:tcW w:w="9196" w:type="dxa"/>
-            <w:tcMar/>
           </w:tcPr>
           <w:p>
             <w:pPr>
@@ -478,7 +471,6 @@
           <w:tcPr>
             <w:tcW w:w="3544" w:type="dxa"/>
             <w:vMerge/>
-            <w:tcMar/>
           </w:tcPr>
           <w:p>
             <w:pPr>
@@ -491,7 +483,6 @@
         <w:tc>
           <w:tcPr>
             <w:tcW w:w="851" w:type="dxa"/>
-            <w:tcMar/>
           </w:tcPr>
           <w:p>
             <w:pPr>
@@ -508,7 +499,6 @@
         <w:tc>
           <w:tcPr>
             <w:tcW w:w="9196" w:type="dxa"/>
-            <w:tcMar/>
           </w:tcPr>
           <w:p>
             <w:pPr>
@@ -542,27 +532,89 @@
     </w:p>
     <w:p>
       <w:pPr>
-        <w:pStyle w:val="Normal"/>
         <w:ind w:left="1416"/>
       </w:pPr>
       <w:r>
+        <w:rPr>
+          <w:noProof/>
+        </w:rPr>
         <w:drawing>
-          <wp:inline wp14:editId="78D4FBB3" wp14:anchorId="6E53D487">
-            <wp:extent cx="3097562" cy="1950696"/>
-            <wp:effectExtent l="0" t="0" r="0" b="0"/>
+          <wp:anchor distT="0" distB="0" distL="114300" distR="114300" simplePos="0" relativeHeight="251658240" behindDoc="0" locked="0" layoutInCell="1" allowOverlap="1" wp14:anchorId="6DE09A31" wp14:editId="3E2DB6C2">
+            <wp:simplePos x="0" y="0"/>
+            <wp:positionH relativeFrom="column">
+              <wp:posOffset>3525266</wp:posOffset>
+            </wp:positionH>
+            <wp:positionV relativeFrom="paragraph">
+              <wp:posOffset>1391793</wp:posOffset>
+            </wp:positionV>
+            <wp:extent cx="1393948" cy="1097280"/>
+            <wp:effectExtent l="0" t="0" r="0" b="7620"/>
+            <wp:wrapNone/>
+            <wp:docPr id="862423542" name="Picture 2"/>
+            <wp:cNvGraphicFramePr>
+              <a:graphicFrameLocks xmlns:a="http://schemas.openxmlformats.org/drawingml/2006/main" noChangeAspect="1"/>
+            </wp:cNvGraphicFramePr>
+            <a:graphic xmlns:a="http://schemas.openxmlformats.org/drawingml/2006/main">
+              <a:graphicData uri="http://schemas.openxmlformats.org/drawingml/2006/picture">
+                <pic:pic xmlns:pic="http://schemas.openxmlformats.org/drawingml/2006/picture">
+                  <pic:nvPicPr>
+                    <pic:cNvPr id="862423542" name="Picture 862423542"/>
+                    <pic:cNvPicPr/>
+                  </pic:nvPicPr>
+                  <pic:blipFill>
+                    <a:blip r:embed="rId8" cstate="print">
+                      <a:extLst>
+                        <a:ext uri="{28A0092B-C50C-407E-A947-70E740481C1C}">
+                          <a14:useLocalDpi xmlns:a14="http://schemas.microsoft.com/office/drawing/2010/main" val="0"/>
+                        </a:ext>
+                      </a:extLst>
+                    </a:blip>
+                    <a:stretch>
+                      <a:fillRect/>
+                    </a:stretch>
+                  </pic:blipFill>
+                  <pic:spPr>
+                    <a:xfrm>
+                      <a:off x="0" y="0"/>
+                      <a:ext cx="1397743" cy="1100268"/>
+                    </a:xfrm>
+                    <a:prstGeom prst="rect">
+                      <a:avLst/>
+                    </a:prstGeom>
+                  </pic:spPr>
+                </pic:pic>
+              </a:graphicData>
+            </a:graphic>
+            <wp14:sizeRelH relativeFrom="margin">
+              <wp14:pctWidth>0</wp14:pctWidth>
+            </wp14:sizeRelH>
+            <wp14:sizeRelV relativeFrom="margin">
+              <wp14:pctHeight>0</wp14:pctHeight>
+            </wp14:sizeRelV>
+          </wp:anchor>
+        </w:drawing>
+      </w:r>
+      <w:r>
+        <w:rPr>
+          <w:noProof/>
+        </w:rPr>
+        <w:drawing>
+          <wp:inline distT="0" distB="0" distL="0" distR="0" wp14:anchorId="6E53D487" wp14:editId="13F61064">
+            <wp:extent cx="4196280" cy="2642616"/>
+            <wp:effectExtent l="0" t="0" r="0" b="5715"/>
             <wp:docPr id="370948820" name="drawing"/>
             <wp:cNvGraphicFramePr>
-              <a:graphicFrameLocks noChangeAspect="1"/>
+              <a:graphicFrameLocks xmlns:a="http://schemas.openxmlformats.org/drawingml/2006/main" noChangeAspect="1"/>
             </wp:cNvGraphicFramePr>
-            <a:graphic>
-              <a:graphicData xmlns:a="http://schemas.openxmlformats.org/drawingml/2006/main" uri="http://schemas.openxmlformats.org/drawingml/2006/picture">
+            <a:graphic xmlns:a="http://schemas.openxmlformats.org/drawingml/2006/main">
+              <a:graphicData uri="http://schemas.openxmlformats.org/drawingml/2006/picture">
                 <pic:pic xmlns:pic="http://schemas.openxmlformats.org/drawingml/2006/picture">
                   <pic:nvPicPr>
                     <pic:cNvPr id="370948820" name=""/>
                     <pic:cNvPicPr/>
                   </pic:nvPicPr>
                   <pic:blipFill>
-                    <a:blip xmlns:r="http://schemas.openxmlformats.org/officeDocument/2006/relationships" r:embed="rId1015797473">
+                    <a:blip r:embed="rId9">
                       <a:extLst>
                         <a:ext uri="{28A0092B-C50C-407E-A947-70E740481C1C}">
                           <a14:useLocalDpi xmlns:a14="http://schemas.microsoft.com/office/drawing/2010/main"/>
@@ -574,9 +626,9 @@
                     </a:stretch>
                   </pic:blipFill>
                   <pic:spPr>
-                    <a:xfrm rot="0">
+                    <a:xfrm>
                       <a:off x="0" y="0"/>
-                      <a:ext cx="3097562" cy="1950696"/>
+                      <a:ext cx="4209833" cy="2651151"/>
                     </a:xfrm>
                     <a:prstGeom prst="rect">
                       <a:avLst/>
@@ -613,7 +665,26 @@
         <w:rPr>
           <w:lang w:val="en-GB"/>
         </w:rPr>
-        <w:t xml:space="preserve"> comparing prices across types, while the bottom-right section presents a grouped box plot for price comparisons across rarities.</w:t>
+        <w:t xml:space="preserve"> comparing prices across types, while the bottom-right section </w:t>
+      </w:r>
+      <w:r>
+        <w:rPr>
+          <w:lang w:val="en-GB"/>
+        </w:rPr>
+        <w:t xml:space="preserve">presents </w:t>
+      </w:r>
+      <w:r>
+        <w:rPr>
+          <w:highlight w:val="yellow"/>
+          <w:lang w:val="en-GB"/>
+        </w:rPr>
+        <w:t>a Violin Plot</w:t>
+      </w:r>
+      <w:r>
+        <w:rPr>
+          <w:lang w:val="en-GB"/>
+        </w:rPr>
+        <w:t xml:space="preserve"> for price comparisons across rarities.</w:t>
       </w:r>
     </w:p>
     <w:p>
@@ -643,7 +714,21 @@
           <w:highlight w:val="white"/>
           <w:lang w:val="en-GB"/>
         </w:rPr>
-        <w:t xml:space="preserve">The dashboard uses three complementary visual idioms—box plots, </w:t>
+        <w:t>The dashboard uses three complementary visual idioms—</w:t>
+      </w:r>
+      <w:r>
+        <w:rPr>
+          <w:highlight w:val="yellow"/>
+          <w:lang w:val="en-GB"/>
+        </w:rPr>
+        <w:t>Violin Plot</w:t>
+      </w:r>
+      <w:r>
+        <w:rPr>
+          <w:highlight w:val="white"/>
+          <w:lang w:val="en-GB"/>
+        </w:rPr>
+        <w:t xml:space="preserve">, </w:t>
       </w:r>
       <w:r>
         <w:rPr>
@@ -673,42 +758,479 @@
           <w:highlight w:val="yellow"/>
           <w:lang w:val="en-GB"/>
         </w:rPr>
-        <w:t xml:space="preserve">Chart </w:t>
-      </w:r>
-      <w:r>
-        <w:rPr>
-          <w:highlight w:val="yellow"/>
-          <w:lang w:val="en-GB"/>
-        </w:rPr>
-        <w:t>#1 (Grouped Box Plot)</w:t>
-      </w:r>
-    </w:p>
-    <w:p>
-      <w:pPr>
-        <w:pStyle w:val="Normal"/>
-        <w:rPr>
-          <w:highlight w:val="yellow"/>
-          <w:lang w:val="en-GB"/>
-        </w:rPr>
-      </w:pPr>
-      <w:r>
+        <w:t>Chart #1 (</w:t>
+      </w:r>
+      <w:r>
+        <w:rPr>
+          <w:highlight w:val="yellow"/>
+          <w:lang w:val="en-GB"/>
+        </w:rPr>
+        <w:t>Violin Plot (from the whitelist)</w:t>
+      </w:r>
+      <w:r>
+        <w:rPr>
+          <w:highlight w:val="yellow"/>
+          <w:lang w:val="en-GB"/>
+        </w:rPr>
+        <w:t>)</w:t>
+      </w:r>
+    </w:p>
+    <w:p>
+      <w:pPr>
+        <w:rPr>
+          <w:highlight w:val="yellow"/>
+          <w:lang w:val="en-GB"/>
+        </w:rPr>
+      </w:pPr>
+      <w:r>
+        <w:rPr>
+          <w:noProof/>
+          <w:lang w:val="en-GB"/>
+        </w:rPr>
         <w:drawing>
-          <wp:inline wp14:editId="114098CD" wp14:anchorId="6F2167C4">
-            <wp:extent cx="1555395" cy="1504950"/>
-            <wp:effectExtent l="0" t="0" r="0" b="0"/>
-            <wp:docPr id="1920432626" name="drawing"/>
+          <wp:inline distT="0" distB="0" distL="0" distR="0" wp14:anchorId="44BA7DB1" wp14:editId="7B641896">
+            <wp:extent cx="2130552" cy="1480074"/>
+            <wp:effectExtent l="0" t="0" r="3175" b="6350"/>
+            <wp:docPr id="122408126" name="Picture 3"/>
             <wp:cNvGraphicFramePr>
-              <a:graphicFrameLocks noChangeAspect="1"/>
+              <a:graphicFrameLocks xmlns:a="http://schemas.openxmlformats.org/drawingml/2006/main" noChangeAspect="1"/>
             </wp:cNvGraphicFramePr>
-            <a:graphic>
-              <a:graphicData xmlns:a="http://schemas.openxmlformats.org/drawingml/2006/main" uri="http://schemas.openxmlformats.org/drawingml/2006/picture">
+            <a:graphic xmlns:a="http://schemas.openxmlformats.org/drawingml/2006/main">
+              <a:graphicData uri="http://schemas.openxmlformats.org/drawingml/2006/picture">
                 <pic:pic xmlns:pic="http://schemas.openxmlformats.org/drawingml/2006/picture">
                   <pic:nvPicPr>
-                    <pic:cNvPr id="1920432626" name=""/>
+                    <pic:cNvPr id="122408126" name="Picture 122408126"/>
                     <pic:cNvPicPr/>
                   </pic:nvPicPr>
                   <pic:blipFill>
-                    <a:blip xmlns:r="http://schemas.openxmlformats.org/officeDocument/2006/relationships" r:embed="rId1671158240">
+                    <a:blip r:embed="rId10">
+                      <a:extLst>
+                        <a:ext uri="{28A0092B-C50C-407E-A947-70E740481C1C}">
+                          <a14:useLocalDpi xmlns:a14="http://schemas.microsoft.com/office/drawing/2010/main" val="0"/>
+                        </a:ext>
+                      </a:extLst>
+                    </a:blip>
+                    <a:stretch>
+                      <a:fillRect/>
+                    </a:stretch>
+                  </pic:blipFill>
+                  <pic:spPr>
+                    <a:xfrm>
+                      <a:off x="0" y="0"/>
+                      <a:ext cx="2194680" cy="1524623"/>
+                    </a:xfrm>
+                    <a:prstGeom prst="rect">
+                      <a:avLst/>
+                    </a:prstGeom>
+                  </pic:spPr>
+                </pic:pic>
+              </a:graphicData>
+            </a:graphic>
+          </wp:inline>
+        </w:drawing>
+      </w:r>
+    </w:p>
+    <w:p>
+      <w:pPr>
+        <w:spacing w:after="0"/>
+        <w:rPr>
+          <w:highlight w:val="yellow"/>
+          <w:lang w:val="en-GB"/>
+        </w:rPr>
+      </w:pPr>
+      <w:r>
+        <w:rPr>
+          <w:b/>
+          <w:highlight w:val="yellow"/>
+          <w:lang w:val="en-GB"/>
+        </w:rPr>
+        <w:t>Task 2:</w:t>
+      </w:r>
+      <w:r>
+        <w:rPr>
+          <w:highlight w:val="yellow"/>
+          <w:lang w:val="en-GB"/>
+        </w:rPr>
+        <w:t xml:space="preserve"> Do rarities influence price the same way by type, by set and by year?</w:t>
+      </w:r>
+    </w:p>
+    <w:p>
+      <w:pPr>
+        <w:spacing w:after="0"/>
+        <w:rPr>
+          <w:highlight w:val="yellow"/>
+          <w:lang w:val="en-GB"/>
+        </w:rPr>
+      </w:pPr>
+      <w:r>
+        <w:rPr>
+          <w:highlight w:val="yellow"/>
+          <w:lang w:val="en-GB"/>
+        </w:rPr>
+        <w:t xml:space="preserve">We decided to use a Violin Plot because it clearly shows the distribution of prices across rarity levels, not just averages. This is important since card prices can be highly skewed. By grouping violins by set, type, or year (depending on user selection), users can compare how the relationship between rarity </w:t>
+      </w:r>
+      <w:r>
+        <w:rPr>
+          <w:highlight w:val="yellow"/>
+          <w:lang w:val="en-GB"/>
+        </w:rPr>
+        <w:lastRenderedPageBreak/>
+        <w:t xml:space="preserve">and price changes across contexts. Alternatively, we could have used a heatmap (rarity × type with </w:t>
+      </w:r>
+      <w:proofErr w:type="spellStart"/>
+      <w:r>
+        <w:rPr>
+          <w:highlight w:val="yellow"/>
+          <w:lang w:val="en-GB"/>
+        </w:rPr>
+        <w:t>color</w:t>
+      </w:r>
+      <w:proofErr w:type="spellEnd"/>
+      <w:r>
+        <w:rPr>
+          <w:highlight w:val="yellow"/>
+          <w:lang w:val="en-GB"/>
+        </w:rPr>
+        <w:t xml:space="preserve"> = </w:t>
+      </w:r>
+      <w:proofErr w:type="spellStart"/>
+      <w:r>
+        <w:rPr>
+          <w:highlight w:val="yellow"/>
+          <w:lang w:val="en-GB"/>
+        </w:rPr>
+        <w:t>avg</w:t>
+      </w:r>
+      <w:proofErr w:type="spellEnd"/>
+      <w:r>
+        <w:rPr>
+          <w:highlight w:val="yellow"/>
+          <w:lang w:val="en-GB"/>
+        </w:rPr>
+        <w:t xml:space="preserve"> price), but that would only display central tendencies, not the spread or variability. A </w:t>
+      </w:r>
+      <w:proofErr w:type="spellStart"/>
+      <w:r>
+        <w:rPr>
+          <w:highlight w:val="yellow"/>
+          <w:lang w:val="en-GB"/>
+        </w:rPr>
+        <w:t>slopegraph</w:t>
+      </w:r>
+      <w:proofErr w:type="spellEnd"/>
+      <w:r>
+        <w:rPr>
+          <w:highlight w:val="yellow"/>
+          <w:lang w:val="en-GB"/>
+        </w:rPr>
+        <w:t xml:space="preserve"> could show average price trends by rarity, but this would oversimplify the underlying distributions and hide important market dynamics.</w:t>
+      </w:r>
+    </w:p>
+    <w:p>
+      <w:pPr>
+        <w:pStyle w:val="Heading3"/>
+        <w:rPr>
+          <w:highlight w:val="yellow"/>
+          <w:lang w:val="en-GB"/>
+        </w:rPr>
+      </w:pPr>
+      <w:r>
+        <w:rPr>
+          <w:highlight w:val="yellow"/>
+          <w:lang w:val="en-GB"/>
+        </w:rPr>
+        <w:t>Marks and Channels</w:t>
+      </w:r>
+    </w:p>
+    <w:p>
+      <w:pPr>
+        <w:spacing w:after="0"/>
+        <w:rPr>
+          <w:highlight w:val="yellow"/>
+          <w:lang w:val="en-GB"/>
+        </w:rPr>
+      </w:pPr>
+      <w:r>
+        <w:rPr>
+          <w:highlight w:val="yellow"/>
+          <w:lang w:val="en-GB"/>
+        </w:rPr>
+        <w:t xml:space="preserve">Marks: </w:t>
+      </w:r>
+    </w:p>
+    <w:p>
+      <w:pPr>
+        <w:numPr>
+          <w:ilvl w:val="0"/>
+          <w:numId w:val="10"/>
+        </w:numPr>
+        <w:spacing w:after="0"/>
+        <w:rPr>
+          <w:highlight w:val="yellow"/>
+          <w:lang w:val="en-GB"/>
+        </w:rPr>
+      </w:pPr>
+      <w:r>
+        <w:rPr>
+          <w:highlight w:val="yellow"/>
+          <w:lang w:val="en-GB"/>
+        </w:rPr>
+        <w:t>Smoothed density shapes (violins) showing the distribution of prices for each rarity.</w:t>
+      </w:r>
+    </w:p>
+    <w:p>
+      <w:pPr>
+        <w:numPr>
+          <w:ilvl w:val="0"/>
+          <w:numId w:val="10"/>
+        </w:numPr>
+        <w:spacing w:after="0"/>
+        <w:rPr>
+          <w:highlight w:val="yellow"/>
+          <w:lang w:val="en-GB"/>
+        </w:rPr>
+      </w:pPr>
+      <w:r>
+        <w:rPr>
+          <w:highlight w:val="yellow"/>
+          <w:lang w:val="en-GB"/>
+        </w:rPr>
+        <w:t>Optional embedded box plot (median, quartiles) inside each violin for reference.</w:t>
+      </w:r>
+    </w:p>
+    <w:p>
+      <w:pPr>
+        <w:keepNext/>
+        <w:spacing w:after="0" w:line="240" w:lineRule="auto"/>
+        <w:rPr>
+          <w:highlight w:val="yellow"/>
+          <w:lang w:val="en-GB"/>
+        </w:rPr>
+      </w:pPr>
+      <w:r>
+        <w:rPr>
+          <w:highlight w:val="yellow"/>
+          <w:lang w:val="en-GB"/>
+        </w:rPr>
+        <w:t>Visual channels:</w:t>
+      </w:r>
+    </w:p>
+    <w:p>
+      <w:pPr>
+        <w:keepNext/>
+        <w:numPr>
+          <w:ilvl w:val="0"/>
+          <w:numId w:val="11"/>
+        </w:numPr>
+        <w:spacing w:after="0" w:line="240" w:lineRule="auto"/>
+        <w:rPr>
+          <w:highlight w:val="yellow"/>
+          <w:lang w:val="en-GB"/>
+        </w:rPr>
+      </w:pPr>
+      <w:r>
+        <w:rPr>
+          <w:highlight w:val="yellow"/>
+          <w:lang w:val="en-GB"/>
+        </w:rPr>
+        <w:t>Position (X-axis): encodes rarity (ordinal).</w:t>
+      </w:r>
+    </w:p>
+    <w:p>
+      <w:pPr>
+        <w:keepNext/>
+        <w:numPr>
+          <w:ilvl w:val="0"/>
+          <w:numId w:val="11"/>
+        </w:numPr>
+        <w:spacing w:after="0" w:line="240" w:lineRule="auto"/>
+        <w:rPr>
+          <w:highlight w:val="yellow"/>
+          <w:lang w:val="en-GB"/>
+        </w:rPr>
+      </w:pPr>
+      <w:r>
+        <w:rPr>
+          <w:highlight w:val="yellow"/>
+          <w:lang w:val="en-GB"/>
+        </w:rPr>
+        <w:t>Position (Y-axis): encodes price (quantitative, ratio).</w:t>
+      </w:r>
+    </w:p>
+    <w:p>
+      <w:pPr>
+        <w:keepNext/>
+        <w:numPr>
+          <w:ilvl w:val="0"/>
+          <w:numId w:val="11"/>
+        </w:numPr>
+        <w:spacing w:after="0" w:line="240" w:lineRule="auto"/>
+        <w:rPr>
+          <w:highlight w:val="yellow"/>
+          <w:lang w:val="en-GB"/>
+        </w:rPr>
+      </w:pPr>
+      <w:r>
+        <w:rPr>
+          <w:highlight w:val="yellow"/>
+          <w:lang w:val="en-GB"/>
+        </w:rPr>
+        <w:t xml:space="preserve">Shape/width of </w:t>
+      </w:r>
+      <w:proofErr w:type="gramStart"/>
+      <w:r>
+        <w:rPr>
+          <w:highlight w:val="yellow"/>
+          <w:lang w:val="en-GB"/>
+        </w:rPr>
+        <w:t>violin:</w:t>
+      </w:r>
+      <w:proofErr w:type="gramEnd"/>
+      <w:r>
+        <w:rPr>
+          <w:highlight w:val="yellow"/>
+          <w:lang w:val="en-GB"/>
+        </w:rPr>
+        <w:t xml:space="preserve"> encodes density of observations at each price level</w:t>
+      </w:r>
+    </w:p>
+    <w:p>
+      <w:pPr>
+        <w:pStyle w:val="Heading3"/>
+        <w:rPr>
+          <w:highlight w:val="yellow"/>
+          <w:lang w:val="en-GB"/>
+        </w:rPr>
+      </w:pPr>
+      <w:r>
+        <w:rPr>
+          <w:highlight w:val="yellow"/>
+          <w:lang w:val="en-GB"/>
+        </w:rPr>
+        <w:t>Rationale</w:t>
+      </w:r>
+    </w:p>
+    <w:p>
+      <w:pPr>
+        <w:spacing w:after="0"/>
+        <w:rPr>
+          <w:highlight w:val="yellow"/>
+          <w:lang w:val="en-GB"/>
+        </w:rPr>
+      </w:pPr>
+      <w:r>
+        <w:rPr>
+          <w:highlight w:val="yellow"/>
+          <w:lang w:val="en-GB"/>
+        </w:rPr>
+        <w:t>The violin plot is well-suited here because it not only shows central tendency (if we include embedded boxplots or median lines) but also conveys the full distribution shape of prices across rarities. This is valuable in collectible markets, where distributions are often multi-modal or heavily skewed due to a few iconic cards driving price extremes.</w:t>
+      </w:r>
+    </w:p>
+    <w:p>
+      <w:pPr>
+        <w:spacing w:after="0"/>
+        <w:rPr>
+          <w:highlight w:val="yellow"/>
+          <w:lang w:val="en-GB"/>
+        </w:rPr>
+      </w:pPr>
+      <w:r>
+        <w:rPr>
+          <w:highlight w:val="yellow"/>
+          <w:lang w:val="en-GB"/>
+        </w:rPr>
+        <w:t>By comparing violins across groups, we can test consistency: if rarities consistently influence price, the shapes and medians should form similar patterns across series/sets/years. Unlike simple summary charts, violin plots preserve information about density, skewness, and potential outliers.</w:t>
+      </w:r>
+    </w:p>
+    <w:p>
+      <w:pPr>
+        <w:pStyle w:val="Heading3"/>
+        <w:rPr>
+          <w:highlight w:val="yellow"/>
+          <w:lang w:val="en-GB"/>
+        </w:rPr>
+      </w:pPr>
+      <w:r>
+        <w:rPr>
+          <w:highlight w:val="yellow"/>
+          <w:lang w:val="en-GB"/>
+        </w:rPr>
+        <w:t>Interaction</w:t>
+      </w:r>
+    </w:p>
+    <w:p>
+      <w:pPr>
+        <w:numPr>
+          <w:ilvl w:val="0"/>
+          <w:numId w:val="12"/>
+        </w:numPr>
+        <w:spacing w:after="0"/>
+        <w:rPr>
+          <w:highlight w:val="yellow"/>
+          <w:lang w:val="en-GB"/>
+        </w:rPr>
+      </w:pPr>
+      <w:r>
+        <w:rPr>
+          <w:highlight w:val="yellow"/>
+          <w:lang w:val="en-GB"/>
+        </w:rPr>
+        <w:t xml:space="preserve">Hover: </w:t>
+      </w:r>
+      <w:r>
+        <w:rPr>
+          <w:highlight w:val="yellow"/>
+          <w:lang w:val="en-GB"/>
+        </w:rPr>
+        <w:t>Show Tooltip</w:t>
+      </w:r>
+      <w:r>
+        <w:rPr>
+          <w:highlight w:val="yellow"/>
+          <w:lang w:val="en-GB"/>
+        </w:rPr>
+        <w:t xml:space="preserve">, show exact stats (median, mean, quartiles, min, max) for each rarity </w:t>
+      </w:r>
+    </w:p>
+    <w:p>
+      <w:pPr>
+        <w:pStyle w:val="Heading2"/>
+        <w:spacing w:before="0"/>
+        <w:rPr>
+          <w:highlight w:val="yellow"/>
+          <w:lang w:val="en-GB"/>
+        </w:rPr>
+      </w:pPr>
+      <w:r>
+        <w:rPr>
+          <w:highlight w:val="yellow"/>
+          <w:lang w:val="en-GB"/>
+        </w:rPr>
+        <w:t>Chart #2 (Line Chart)</w:t>
+      </w:r>
+    </w:p>
+    <w:p>
+      <w:r>
+        <w:rPr>
+          <w:noProof/>
+        </w:rPr>
+        <w:drawing>
+          <wp:inline distT="0" distB="0" distL="0" distR="0" wp14:anchorId="579DE5CE" wp14:editId="0D33556B">
+            <wp:extent cx="1680072" cy="1414214"/>
+            <wp:effectExtent l="0" t="0" r="0" b="0"/>
+            <wp:docPr id="953539751" name="drawing"/>
+            <wp:cNvGraphicFramePr>
+              <a:graphicFrameLocks xmlns:a="http://schemas.openxmlformats.org/drawingml/2006/main" noChangeAspect="1"/>
+            </wp:cNvGraphicFramePr>
+            <a:graphic xmlns:a="http://schemas.openxmlformats.org/drawingml/2006/main">
+              <a:graphicData uri="http://schemas.openxmlformats.org/drawingml/2006/picture">
+                <pic:pic xmlns:pic="http://schemas.openxmlformats.org/drawingml/2006/picture">
+                  <pic:nvPicPr>
+                    <pic:cNvPr id="953539751" name=""/>
+                    <pic:cNvPicPr/>
+                  </pic:nvPicPr>
+                  <pic:blipFill>
+                    <a:blip r:embed="rId11">
                       <a:extLst>
                         <a:ext uri="{28A0092B-C50C-407E-A947-70E740481C1C}">
                           <a14:useLocalDpi xmlns:a14="http://schemas.microsoft.com/office/drawing/2010/main"/>
@@ -720,444 +1242,7 @@
                     </a:stretch>
                   </pic:blipFill>
                   <pic:spPr>
-                    <a:xfrm rot="0">
-                      <a:off x="0" y="0"/>
-                      <a:ext cx="1555395" cy="1504950"/>
-                    </a:xfrm>
-                    <a:prstGeom prst="rect">
-                      <a:avLst/>
-                    </a:prstGeom>
-                  </pic:spPr>
-                </pic:pic>
-              </a:graphicData>
-            </a:graphic>
-          </wp:inline>
-        </w:drawing>
-      </w:r>
-    </w:p>
-    <w:p>
-      <w:pPr>
-        <w:spacing w:after="0"/>
-        <w:rPr>
-          <w:lang w:val="en-GB"/>
-        </w:rPr>
-      </w:pPr>
-      <w:r>
-        <w:rPr>
-          <w:b/>
-          <w:lang w:val="en-GB"/>
-        </w:rPr>
-        <w:t>Task 2:</w:t>
-      </w:r>
-      <w:r>
-        <w:rPr>
-          <w:lang w:val="en-GB"/>
-        </w:rPr>
-        <w:t xml:space="preserve"> Do rarities influence price the same way by type, by set and by year?</w:t>
-      </w:r>
-    </w:p>
-    <w:p>
-      <w:pPr>
-        <w:spacing w:after="0"/>
-        <w:rPr>
-          <w:lang w:val="en-GB"/>
-        </w:rPr>
-      </w:pPr>
-      <w:r>
-        <w:rPr>
-          <w:lang w:val="en-GB"/>
-        </w:rPr>
-        <w:lastRenderedPageBreak/>
-        <w:t xml:space="preserve">We decided to use a Grouped Box Plot because it clearly shows the distribution of prices across rarity levels, not just averages. This is important since card prices can be highly skewed. By grouping box plots by set, type, or year (depending on user selection), users can compare how the relationship between rarity and price changes across contexts. Alternatively, we could have used a heatmap (rarity × type with </w:t>
-      </w:r>
-      <w:proofErr w:type="spellStart"/>
-      <w:r>
-        <w:rPr>
-          <w:lang w:val="en-GB"/>
-        </w:rPr>
-        <w:t>color</w:t>
-      </w:r>
-      <w:proofErr w:type="spellEnd"/>
-      <w:r>
-        <w:rPr>
-          <w:lang w:val="en-GB"/>
-        </w:rPr>
-        <w:t xml:space="preserve"> = </w:t>
-      </w:r>
-      <w:proofErr w:type="spellStart"/>
-      <w:r>
-        <w:rPr>
-          <w:lang w:val="en-GB"/>
-        </w:rPr>
-        <w:t>avg</w:t>
-      </w:r>
-      <w:proofErr w:type="spellEnd"/>
-      <w:r>
-        <w:rPr>
-          <w:lang w:val="en-GB"/>
-        </w:rPr>
-        <w:t xml:space="preserve"> price), but that would only display central tendencies, not the spread or variability. We could also have used a </w:t>
-      </w:r>
-      <w:proofErr w:type="spellStart"/>
-      <w:r>
-        <w:rPr>
-          <w:lang w:val="en-GB"/>
-        </w:rPr>
-        <w:t>slopegraph</w:t>
-      </w:r>
-      <w:proofErr w:type="spellEnd"/>
-      <w:r>
-        <w:rPr>
-          <w:lang w:val="en-GB"/>
-        </w:rPr>
-        <w:t xml:space="preserve"> to show average price trends by rarity, but this would oversimplify the underlying distributions and hide important market dynamics.</w:t>
-      </w:r>
-    </w:p>
-    <w:p>
-      <w:pPr>
-        <w:pStyle w:val="Heading3"/>
-        <w:rPr>
-          <w:lang w:val="en-GB"/>
-        </w:rPr>
-      </w:pPr>
-      <w:r>
-        <w:rPr>
-          <w:lang w:val="en-GB"/>
-        </w:rPr>
-        <w:t>Marks and Channels</w:t>
-      </w:r>
-    </w:p>
-    <w:p>
-      <w:pPr>
-        <w:spacing w:after="0"/>
-        <w:rPr>
-          <w:lang w:val="en-GB"/>
-        </w:rPr>
-      </w:pPr>
-      <w:r>
-        <w:rPr>
-          <w:lang w:val="en-GB"/>
-        </w:rPr>
-        <w:t xml:space="preserve">Marks: </w:t>
-      </w:r>
-    </w:p>
-    <w:p>
-      <w:pPr>
-        <w:numPr>
-          <w:ilvl w:val="0"/>
-          <w:numId w:val="5"/>
-        </w:numPr>
-        <w:spacing w:after="0"/>
-        <w:rPr>
-          <w:lang w:val="en-GB"/>
-        </w:rPr>
-      </w:pPr>
-      <w:r>
-        <w:rPr>
-          <w:lang w:val="en-GB"/>
-        </w:rPr>
-        <w:t>Rectangles (boxes) for interquartile ranges (Q1–Q3).</w:t>
-      </w:r>
-    </w:p>
-    <w:p>
-      <w:pPr>
-        <w:numPr>
-          <w:ilvl w:val="0"/>
-          <w:numId w:val="5"/>
-        </w:numPr>
-        <w:spacing w:after="0"/>
-        <w:rPr>
-          <w:lang w:val="en-GB"/>
-        </w:rPr>
-      </w:pPr>
-      <w:r>
-        <w:rPr>
-          <w:lang w:val="en-GB"/>
-        </w:rPr>
-        <w:t>Horizontal lines inside boxes (median).</w:t>
-      </w:r>
-    </w:p>
-    <w:p>
-      <w:pPr>
-        <w:numPr>
-          <w:ilvl w:val="0"/>
-          <w:numId w:val="5"/>
-        </w:numPr>
-        <w:spacing w:after="0"/>
-        <w:rPr>
-          <w:lang w:val="en-GB"/>
-        </w:rPr>
-      </w:pPr>
-      <w:r>
-        <w:rPr>
-          <w:lang w:val="en-GB"/>
-        </w:rPr>
-        <w:t>Vertical whiskers (min/max excluding outliers).</w:t>
-      </w:r>
-    </w:p>
-    <w:p>
-      <w:pPr>
-        <w:keepNext/>
-        <w:spacing w:after="0" w:line="240" w:lineRule="auto"/>
-        <w:rPr>
-          <w:lang w:val="en-GB"/>
-        </w:rPr>
-      </w:pPr>
-      <w:r>
-        <w:rPr>
-          <w:lang w:val="en-GB"/>
-        </w:rPr>
-        <w:t>Visual channels:</w:t>
-      </w:r>
-    </w:p>
-    <w:p>
-      <w:pPr>
-        <w:keepNext/>
-        <w:numPr>
-          <w:ilvl w:val="0"/>
-          <w:numId w:val="6"/>
-        </w:numPr>
-        <w:spacing w:after="0" w:line="240" w:lineRule="auto"/>
-        <w:rPr>
-          <w:lang w:val="en-GB"/>
-        </w:rPr>
-      </w:pPr>
-      <w:r>
-        <w:rPr>
-          <w:lang w:val="en-GB"/>
-        </w:rPr>
-        <w:t>Position (X-axis): encodes rarity (ordinal).</w:t>
-      </w:r>
-    </w:p>
-    <w:p>
-      <w:pPr>
-        <w:keepNext/>
-        <w:numPr>
-          <w:ilvl w:val="0"/>
-          <w:numId w:val="6"/>
-        </w:numPr>
-        <w:spacing w:after="0" w:line="240" w:lineRule="auto"/>
-        <w:rPr>
-          <w:lang w:val="en-GB"/>
-        </w:rPr>
-      </w:pPr>
-      <w:r>
-        <w:rPr>
-          <w:lang w:val="en-GB"/>
-        </w:rPr>
-        <w:t>Position (Y-axis): encodes price (quantitative, ratio).</w:t>
-      </w:r>
-    </w:p>
-    <w:p>
-      <w:pPr>
-        <w:keepNext/>
-        <w:numPr>
-          <w:ilvl w:val="0"/>
-          <w:numId w:val="6"/>
-        </w:numPr>
-        <w:spacing w:after="0" w:line="240" w:lineRule="auto"/>
-        <w:rPr>
-          <w:lang w:val="en-GB"/>
-        </w:rPr>
-      </w:pPr>
-      <w:r>
-        <w:rPr>
-          <w:lang w:val="en-GB"/>
-        </w:rPr>
-        <w:t xml:space="preserve">Grouping (facets): by type, </w:t>
-      </w:r>
-      <w:r>
-        <w:rPr>
-          <w:lang w:val="en-GB"/>
-        </w:rPr>
-        <w:t xml:space="preserve">series, </w:t>
-      </w:r>
-      <w:r>
-        <w:rPr>
-          <w:lang w:val="en-GB"/>
-        </w:rPr>
-        <w:t>set, or release year.</w:t>
-      </w:r>
-    </w:p>
-    <w:p>
-      <w:pPr>
-        <w:pStyle w:val="Heading3"/>
-        <w:rPr>
-          <w:lang w:val="en-GB"/>
-        </w:rPr>
-      </w:pPr>
-      <w:r>
-        <w:rPr>
-          <w:lang w:val="en-GB"/>
-        </w:rPr>
-        <w:t>Rationale</w:t>
-      </w:r>
-    </w:p>
-    <w:p>
-      <w:pPr>
-        <w:spacing w:after="0"/>
-        <w:rPr>
-          <w:lang w:val="en-GB"/>
-        </w:rPr>
-      </w:pPr>
-      <w:r>
-        <w:rPr>
-          <w:lang w:val="en-GB"/>
-        </w:rPr>
-        <w:t xml:space="preserve">The grouped box plot is well-suited here because it allows comparison across categories (rarities) while capturing both central tendency (median, quartiles) and variability (whiskers, outliers). This matches the task abstraction of testing consistency: if rarities consistently influence price, the medians and distributions should form similar patterns across </w:t>
-      </w:r>
-      <w:r>
-        <w:rPr>
-          <w:lang w:val="en-GB"/>
-        </w:rPr>
-        <w:t>series/</w:t>
-      </w:r>
-      <w:r>
-        <w:rPr>
-          <w:lang w:val="en-GB"/>
-        </w:rPr>
-        <w:t>sets/years. Outliers are especially important in collectible markets, where a single iconic card may distort averages. This idiom preserves that information, unlike simpler summary charts.</w:t>
-      </w:r>
-    </w:p>
-    <w:p>
-      <w:pPr>
-        <w:pStyle w:val="Heading3"/>
-        <w:rPr>
-          <w:lang w:val="en-GB"/>
-        </w:rPr>
-      </w:pPr>
-      <w:r>
-        <w:rPr>
-          <w:lang w:val="en-GB"/>
-        </w:rPr>
-        <w:t>Interaction</w:t>
-      </w:r>
-    </w:p>
-    <w:p>
-      <w:pPr>
-        <w:numPr>
-          <w:ilvl w:val="0"/>
-          <w:numId w:val="7"/>
-        </w:numPr>
-        <w:spacing w:after="0"/>
-        <w:rPr>
-          <w:lang w:val="en-GB"/>
-        </w:rPr>
-      </w:pPr>
-      <w:r>
-        <w:rPr>
-          <w:lang w:val="en-GB"/>
-        </w:rPr>
-        <w:t xml:space="preserve">Hover: </w:t>
-      </w:r>
-      <w:r>
-        <w:rPr>
-          <w:lang w:val="en-GB"/>
-        </w:rPr>
-        <w:t>Highlight card</w:t>
-      </w:r>
-      <w:r>
-        <w:rPr>
-          <w:lang w:val="en-GB"/>
-        </w:rPr>
-        <w:t xml:space="preserve">, </w:t>
-      </w:r>
-      <w:r>
-        <w:rPr>
-          <w:lang w:val="en-GB"/>
-        </w:rPr>
-        <w:t>Show exact stats (median, mean, quartiles, min, max) for each rarity box.</w:t>
-      </w:r>
-    </w:p>
-    <w:p>
-      <w:pPr>
-        <w:numPr>
-          <w:ilvl w:val="0"/>
-          <w:numId w:val="7"/>
-        </w:numPr>
-        <w:spacing w:after="0"/>
-        <w:rPr>
-          <w:lang w:val="en-GB"/>
-        </w:rPr>
-      </w:pPr>
-      <w:r>
-        <w:rPr>
-          <w:lang w:val="en-GB"/>
-        </w:rPr>
-        <w:t>Click: Highlight car</w:t>
-      </w:r>
-      <w:r>
-        <w:rPr>
-          <w:lang w:val="en-GB"/>
-        </w:rPr>
-        <w:t>d across other idioms</w:t>
-      </w:r>
-    </w:p>
-    <w:p>
-      <w:pPr>
-        <w:pStyle w:val="Heading2"/>
-        <w:spacing w:before="0"/>
-        <w:rPr>
-          <w:highlight w:val="yellow"/>
-          <w:lang w:val="en-GB"/>
-        </w:rPr>
-      </w:pPr>
-      <w:r>
-        <w:rPr>
-          <w:highlight w:val="yellow"/>
-          <w:lang w:val="en-GB"/>
-        </w:rPr>
-        <w:t>Chart #2 (</w:t>
-      </w:r>
-      <w:r>
-        <w:rPr>
-          <w:highlight w:val="yellow"/>
-          <w:lang w:val="en-GB"/>
-        </w:rPr>
-        <w:t>Line Chart</w:t>
-      </w:r>
-      <w:r>
-        <w:rPr>
-          <w:highlight w:val="yellow"/>
-          <w:lang w:val="en-GB"/>
-        </w:rPr>
-        <w:t>)</w:t>
-      </w:r>
-    </w:p>
-    <w:p>
-      <w:pPr>
-        <w:pStyle w:val="Normal"/>
-      </w:pPr>
-      <w:r>
-        <w:drawing>
-          <wp:inline wp14:editId="0D33556B" wp14:anchorId="579DE5CE">
-            <wp:extent cx="1680072" cy="1414214"/>
-            <wp:effectExtent l="0" t="0" r="0" b="0"/>
-            <wp:docPr id="953539751" name="drawing"/>
-            <wp:cNvGraphicFramePr>
-              <a:graphicFrameLocks noChangeAspect="1"/>
-            </wp:cNvGraphicFramePr>
-            <a:graphic>
-              <a:graphicData xmlns:a="http://schemas.openxmlformats.org/drawingml/2006/main" uri="http://schemas.openxmlformats.org/drawingml/2006/picture">
-                <pic:pic xmlns:pic="http://schemas.openxmlformats.org/drawingml/2006/picture">
-                  <pic:nvPicPr>
-                    <pic:cNvPr id="953539751" name=""/>
-                    <pic:cNvPicPr/>
-                  </pic:nvPicPr>
-                  <pic:blipFill>
-                    <a:blip xmlns:r="http://schemas.openxmlformats.org/officeDocument/2006/relationships" r:embed="rId417906640">
-                      <a:extLst>
-                        <a:ext uri="{28A0092B-C50C-407E-A947-70E740481C1C}">
-                          <a14:useLocalDpi xmlns:a14="http://schemas.microsoft.com/office/drawing/2010/main"/>
-                        </a:ext>
-                      </a:extLst>
-                    </a:blip>
-                    <a:stretch>
-                      <a:fillRect/>
-                    </a:stretch>
-                  </pic:blipFill>
-                  <pic:spPr>
-                    <a:xfrm rot="0">
+                    <a:xfrm>
                       <a:off x="0" y="0"/>
                       <a:ext cx="1680072" cy="1414214"/>
                     </a:xfrm>
@@ -1174,19 +1259,16 @@
     </w:p>
     <w:p>
       <w:pPr>
-        <w:pStyle w:val="Normal"/>
         <w:spacing w:after="0"/>
         <w:rPr>
-          <w:b w:val="0"/>
-          <w:bCs w:val="0"/>
           <w:highlight w:val="white"/>
           <w:lang w:val="en-GB"/>
         </w:rPr>
       </w:pPr>
       <w:r>
         <w:rPr>
-          <w:b w:val="1"/>
-          <w:bCs w:val="1"/>
+          <w:b/>
+          <w:bCs/>
           <w:lang w:val="en-GB"/>
         </w:rPr>
         <w:t>Task 3:</w:t>
@@ -1199,8 +1281,6 @@
       </w:r>
       <w:r>
         <w:rPr>
-          <w:b w:val="0"/>
-          <w:bCs w:val="0"/>
           <w:highlight w:val="yellow"/>
           <w:lang w:val="en-GB"/>
         </w:rPr>
@@ -1231,19 +1311,7 @@
         <w:rPr>
           <w:lang w:val="en-GB"/>
         </w:rPr>
-        <w:t xml:space="preserve"> where each card is represented by its own line, connecting its average prices across conditions (Mint → Near Mint → Good, etc.). This idiom is ideal because it lets users compare within a set/type/year: if all cards show parallel slopes, the condition effect is consistent; if some lines are much steeper or flatter, we </w:t>
-      </w:r>
-      <w:r>
-        <w:rPr>
-          <w:lang w:val="en-GB"/>
-        </w:rPr>
-        <w:t>immediately</w:t>
-      </w:r>
-      <w:r>
-        <w:rPr>
-          <w:lang w:val="en-GB"/>
-        </w:rPr>
-        <w:t xml:space="preserve"> see which cards behave differently. Alternatively, a parallel coordinates plot could encode the same data, but with many cards it becomes cluttered, and comparing slopes between adjacent axes is less intuitive than direct connections.</w:t>
+        <w:t xml:space="preserve"> where each card is represented by its own line, connecting its average prices across conditions (Mint → Near Mint → Good, etc.). This idiom is ideal because it lets users compare within a set/type/year: if all cards show parallel slopes, the condition effect is consistent; if some lines are much steeper or flatter, we immediately see which cards behave differently. Alternatively, a parallel coordinates plot could encode the same data, but with many cards it becomes cluttered, and comparing slopes between adjacent axes is less intuitive than direct connections.</w:t>
       </w:r>
     </w:p>
     <w:p>
@@ -1257,7 +1325,6 @@
         <w:rPr>
           <w:lang w:val="en-GB"/>
         </w:rPr>
-        <w:lastRenderedPageBreak/>
         <w:t>Marks and Channels</w:t>
       </w:r>
     </w:p>
@@ -1279,7 +1346,7 @@
       <w:pPr>
         <w:numPr>
           <w:ilvl w:val="0"/>
-          <w:numId w:val="5"/>
+          <w:numId w:val="10"/>
         </w:numPr>
         <w:spacing w:after="0"/>
         <w:rPr>
@@ -1298,7 +1365,7 @@
         <w:keepNext/>
         <w:numPr>
           <w:ilvl w:val="0"/>
-          <w:numId w:val="5"/>
+          <w:numId w:val="10"/>
         </w:numPr>
         <w:spacing w:after="0" w:line="240" w:lineRule="auto"/>
         <w:rPr>
@@ -1311,8 +1378,6 @@
         </w:rPr>
         <w:t>Points: at each condition step to mark average price values.</w:t>
       </w:r>
-      <w:proofErr w:type="spellStart"/>
-      <w:proofErr w:type="spellEnd"/>
     </w:p>
     <w:p>
       <w:pPr>
@@ -1333,7 +1398,7 @@
         <w:pStyle w:val="NoSpacing"/>
         <w:numPr>
           <w:ilvl w:val="0"/>
-          <w:numId w:val="18"/>
+          <w:numId w:val="1"/>
         </w:numPr>
         <w:rPr>
           <w:lang w:val="en-GB"/>
@@ -1351,7 +1416,7 @@
         <w:pStyle w:val="NoSpacing"/>
         <w:numPr>
           <w:ilvl w:val="0"/>
-          <w:numId w:val="18"/>
+          <w:numId w:val="1"/>
         </w:numPr>
         <w:rPr>
           <w:lang w:val="en-GB"/>
@@ -1363,24 +1428,16 @@
         </w:rPr>
         <w:t>Y-axis (position): Average price (</w:t>
       </w:r>
-      <w:r>
-        <w:rPr>
-          <w:lang w:val="en-GB"/>
-        </w:rPr>
-        <w:t>quantitative</w:t>
-      </w:r>
-      <w:r>
-        <w:rPr>
-          <w:lang w:val="en-GB"/>
-        </w:rPr>
-        <w:t>,</w:t>
-      </w:r>
-      <w:r>
-        <w:rPr>
-          <w:lang w:val="en-GB"/>
-        </w:rPr>
-        <w:t>ratio</w:t>
-      </w:r>
+      <w:proofErr w:type="spellStart"/>
+      <w:proofErr w:type="gramStart"/>
+      <w:r>
+        <w:rPr>
+          <w:lang w:val="en-GB"/>
+        </w:rPr>
+        <w:t>quantitative,ratio</w:t>
+      </w:r>
+      <w:proofErr w:type="spellEnd"/>
+      <w:proofErr w:type="gramEnd"/>
       <w:r>
         <w:rPr>
           <w:lang w:val="en-GB"/>
@@ -1393,7 +1450,7 @@
         <w:pStyle w:val="NoSpacing"/>
         <w:numPr>
           <w:ilvl w:val="0"/>
-          <w:numId w:val="18"/>
+          <w:numId w:val="1"/>
         </w:numPr>
         <w:rPr>
           <w:lang w:val="en-GB"/>
@@ -1417,6 +1474,7 @@
         <w:rPr>
           <w:lang w:val="en-GB"/>
         </w:rPr>
+        <w:lastRenderedPageBreak/>
         <w:t>Rationale</w:t>
       </w:r>
     </w:p>
@@ -1452,7 +1510,7 @@
       <w:pPr>
         <w:numPr>
           <w:ilvl w:val="0"/>
-          <w:numId w:val="7"/>
+          <w:numId w:val="12"/>
         </w:numPr>
         <w:spacing w:after="0"/>
         <w:rPr>
@@ -1463,26 +1521,14 @@
         <w:rPr>
           <w:lang w:val="en-GB"/>
         </w:rPr>
-        <w:t>Hover: Highlight card</w:t>
-      </w:r>
-      <w:r>
-        <w:rPr>
-          <w:lang w:val="en-GB"/>
-        </w:rPr>
-        <w:t xml:space="preserve">, </w:t>
-      </w:r>
-      <w:r>
-        <w:rPr>
-          <w:lang w:val="en-GB"/>
-        </w:rPr>
-        <w:t>Show card name + exact price per condition + drop ratios.</w:t>
+        <w:t>Hover: Highlight card, Show card name + exact price per condition + drop ratios.</w:t>
       </w:r>
     </w:p>
     <w:p>
       <w:pPr>
         <w:numPr>
           <w:ilvl w:val="0"/>
-          <w:numId w:val="7"/>
+          <w:numId w:val="12"/>
         </w:numPr>
         <w:spacing w:after="0"/>
         <w:rPr>
@@ -1516,31 +1562,32 @@
     </w:p>
     <w:p>
       <w:pPr>
-        <w:pStyle w:val="Normal"/>
-        <w:spacing w:before="0"/>
-        <w:rPr>
-          <w:highlight w:val="yellow"/>
-          <w:lang w:val="en-GB"/>
-        </w:rPr>
-      </w:pPr>
-      <w:r>
+        <w:rPr>
+          <w:highlight w:val="yellow"/>
+          <w:lang w:val="en-GB"/>
+        </w:rPr>
+      </w:pPr>
+      <w:r>
+        <w:rPr>
+          <w:noProof/>
+        </w:rPr>
         <w:drawing>
-          <wp:inline wp14:editId="49C6366C" wp14:anchorId="4E39C221">
+          <wp:inline distT="0" distB="0" distL="0" distR="0" wp14:anchorId="4E39C221" wp14:editId="49C6366C">
             <wp:extent cx="1910206" cy="1557622"/>
             <wp:effectExtent l="0" t="0" r="0" b="0"/>
             <wp:docPr id="784324421" name="drawing"/>
             <wp:cNvGraphicFramePr>
-              <a:graphicFrameLocks noChangeAspect="1"/>
+              <a:graphicFrameLocks xmlns:a="http://schemas.openxmlformats.org/drawingml/2006/main" noChangeAspect="1"/>
             </wp:cNvGraphicFramePr>
-            <a:graphic>
-              <a:graphicData xmlns:a="http://schemas.openxmlformats.org/drawingml/2006/main" uri="http://schemas.openxmlformats.org/drawingml/2006/picture">
+            <a:graphic xmlns:a="http://schemas.openxmlformats.org/drawingml/2006/main">
+              <a:graphicData uri="http://schemas.openxmlformats.org/drawingml/2006/picture">
                 <pic:pic xmlns:pic="http://schemas.openxmlformats.org/drawingml/2006/picture">
                   <pic:nvPicPr>
                     <pic:cNvPr id="784324421" name=""/>
                     <pic:cNvPicPr/>
                   </pic:nvPicPr>
                   <pic:blipFill>
-                    <a:blip xmlns:r="http://schemas.openxmlformats.org/officeDocument/2006/relationships" r:embed="rId1180807636">
+                    <a:blip r:embed="rId12">
                       <a:extLst>
                         <a:ext uri="{28A0092B-C50C-407E-A947-70E740481C1C}">
                           <a14:useLocalDpi xmlns:a14="http://schemas.microsoft.com/office/drawing/2010/main"/>
@@ -1552,7 +1599,7 @@
                     </a:stretch>
                   </pic:blipFill>
                   <pic:spPr>
-                    <a:xfrm rot="0">
+                    <a:xfrm>
                       <a:off x="0" y="0"/>
                       <a:ext cx="1910206" cy="1557622"/>
                     </a:xfrm>
@@ -1567,7 +1614,7 @@
         </w:drawing>
       </w:r>
     </w:p>
-    <w:p w14:noSpellErr="1">
+    <w:p>
       <w:pPr>
         <w:spacing w:after="0"/>
         <w:rPr>
@@ -1577,8 +1624,8 @@
       </w:pPr>
       <w:r>
         <w:rPr>
-          <w:b w:val="1"/>
-          <w:bCs w:val="1"/>
+          <w:b/>
+          <w:bCs/>
           <w:highlight w:val="yellow"/>
           <w:lang w:val="en-GB"/>
         </w:rPr>
@@ -1592,7 +1639,7 @@
         <w:t>: Does type influence the popularity and price of a card by set and by year?</w:t>
       </w:r>
     </w:p>
-    <w:p w14:noSpellErr="1">
+    <w:p>
       <w:pPr>
         <w:spacing w:after="0"/>
         <w:rPr>
@@ -1602,8 +1649,8 @@
       </w:pPr>
       <w:r>
         <w:rPr>
-          <w:b w:val="1"/>
-          <w:bCs w:val="1"/>
+          <w:b/>
+          <w:bCs/>
           <w:highlight w:val="yellow"/>
           <w:lang w:val="en-GB"/>
         </w:rPr>
@@ -1614,21 +1661,7 @@
           <w:highlight w:val="yellow"/>
           <w:lang w:val="en-GB"/>
         </w:rPr>
-        <w:t xml:space="preserve">: Pokémon Card Sales Volume vs. Revenue per Year, Type, </w:t>
-      </w:r>
-      <w:r>
-        <w:rPr>
-          <w:highlight w:val="yellow"/>
-          <w:lang w:val="en-GB"/>
-        </w:rPr>
-        <w:t>Rarity</w:t>
-      </w:r>
-      <w:r>
-        <w:rPr>
-          <w:highlight w:val="yellow"/>
-          <w:lang w:val="en-GB"/>
-        </w:rPr>
-        <w:t xml:space="preserve"> and Name?</w:t>
+        <w:t>: Pokémon Card Sales Volume vs. Revenue per Year, Type, Rarity and Name?</w:t>
       </w:r>
     </w:p>
     <w:p>
@@ -1636,837 +1669,18 @@
         <w:spacing w:after="0"/>
         <w:rPr>
           <w:highlight w:val="yellow"/>
-          <w:lang w:val="pt-PT"/>
-        </w:rPr>
-      </w:pPr>
-      <w:r>
-        <w:rPr>
-          <w:highlight w:val="yellow"/>
-          <w:lang w:val="pt-PT"/>
-        </w:rPr>
-        <w:t>We</w:t>
-      </w:r>
-      <w:r>
-        <w:rPr>
-          <w:highlight w:val="yellow"/>
-          <w:lang w:val="pt-PT"/>
-        </w:rPr>
-        <w:t xml:space="preserve"> </w:t>
-      </w:r>
-      <w:r>
-        <w:rPr>
-          <w:highlight w:val="yellow"/>
-          <w:lang w:val="pt-PT"/>
-        </w:rPr>
-        <w:t>decided</w:t>
-      </w:r>
-      <w:r>
-        <w:rPr>
-          <w:highlight w:val="yellow"/>
-          <w:lang w:val="pt-PT"/>
-        </w:rPr>
-        <w:t xml:space="preserve"> to use a </w:t>
-      </w:r>
-      <w:r>
-        <w:rPr>
-          <w:highlight w:val="yellow"/>
-          <w:lang w:val="pt-PT"/>
-        </w:rPr>
-        <w:t>scatter</w:t>
-      </w:r>
-      <w:r>
-        <w:rPr>
-          <w:highlight w:val="yellow"/>
-          <w:lang w:val="pt-PT"/>
-        </w:rPr>
-        <w:t xml:space="preserve"> </w:t>
-      </w:r>
-      <w:r>
-        <w:rPr>
-          <w:highlight w:val="yellow"/>
-          <w:lang w:val="pt-PT"/>
-        </w:rPr>
-        <w:t>plot</w:t>
-      </w:r>
-      <w:r>
-        <w:rPr>
-          <w:highlight w:val="yellow"/>
-          <w:lang w:val="pt-PT"/>
-        </w:rPr>
-        <w:t xml:space="preserve"> </w:t>
-      </w:r>
-      <w:r>
-        <w:rPr>
-          <w:highlight w:val="yellow"/>
-          <w:lang w:val="pt-PT"/>
-        </w:rPr>
-        <w:t>because</w:t>
-      </w:r>
-      <w:r>
-        <w:rPr>
-          <w:highlight w:val="yellow"/>
-          <w:lang w:val="pt-PT"/>
-        </w:rPr>
-        <w:t xml:space="preserve"> </w:t>
-      </w:r>
-      <w:r>
-        <w:rPr>
-          <w:highlight w:val="yellow"/>
-          <w:lang w:val="pt-PT"/>
-        </w:rPr>
-        <w:t>it</w:t>
-      </w:r>
-      <w:r>
-        <w:rPr>
-          <w:highlight w:val="yellow"/>
-          <w:lang w:val="pt-PT"/>
-        </w:rPr>
-        <w:t xml:space="preserve"> </w:t>
-      </w:r>
-      <w:r>
-        <w:rPr>
-          <w:highlight w:val="yellow"/>
-          <w:lang w:val="pt-PT"/>
-        </w:rPr>
-        <w:t>effectively</w:t>
-      </w:r>
-      <w:r>
-        <w:rPr>
-          <w:highlight w:val="yellow"/>
-          <w:lang w:val="pt-PT"/>
-        </w:rPr>
-        <w:t xml:space="preserve"> captures </w:t>
-      </w:r>
-      <w:r>
-        <w:rPr>
-          <w:highlight w:val="yellow"/>
-          <w:lang w:val="pt-PT"/>
-        </w:rPr>
-        <w:t>the</w:t>
-      </w:r>
-      <w:r>
-        <w:rPr>
-          <w:highlight w:val="yellow"/>
-          <w:lang w:val="pt-PT"/>
-        </w:rPr>
-        <w:t xml:space="preserve"> </w:t>
-      </w:r>
-      <w:r>
-        <w:rPr>
-          <w:highlight w:val="yellow"/>
-          <w:lang w:val="pt-PT"/>
-        </w:rPr>
-        <w:t>relationship</w:t>
-      </w:r>
-      <w:r>
-        <w:rPr>
-          <w:highlight w:val="yellow"/>
-          <w:lang w:val="pt-PT"/>
-        </w:rPr>
-        <w:t xml:space="preserve"> </w:t>
-      </w:r>
-      <w:r>
-        <w:rPr>
-          <w:highlight w:val="yellow"/>
-          <w:lang w:val="pt-PT"/>
-        </w:rPr>
-        <w:t>between</w:t>
-      </w:r>
-      <w:r>
-        <w:rPr>
-          <w:highlight w:val="yellow"/>
-          <w:lang w:val="pt-PT"/>
-        </w:rPr>
-        <w:t xml:space="preserve"> sales volume </w:t>
-      </w:r>
-      <w:r>
-        <w:rPr>
-          <w:highlight w:val="yellow"/>
-          <w:lang w:val="pt-PT"/>
-        </w:rPr>
-        <w:t>and</w:t>
-      </w:r>
-      <w:r>
-        <w:rPr>
-          <w:highlight w:val="yellow"/>
-          <w:lang w:val="pt-PT"/>
-        </w:rPr>
-        <w:t xml:space="preserve"> </w:t>
-      </w:r>
-      <w:r>
-        <w:rPr>
-          <w:highlight w:val="yellow"/>
-          <w:lang w:val="pt-PT"/>
-        </w:rPr>
-        <w:t>revenue</w:t>
-      </w:r>
-      <w:r>
-        <w:rPr>
-          <w:highlight w:val="yellow"/>
-          <w:lang w:val="pt-PT"/>
-        </w:rPr>
-        <w:t xml:space="preserve">, </w:t>
-      </w:r>
-      <w:r>
-        <w:rPr>
-          <w:highlight w:val="yellow"/>
-          <w:lang w:val="pt-PT"/>
-        </w:rPr>
-        <w:t>allowing</w:t>
-      </w:r>
-      <w:r>
-        <w:rPr>
-          <w:highlight w:val="yellow"/>
-          <w:lang w:val="pt-PT"/>
-        </w:rPr>
-        <w:t xml:space="preserve"> </w:t>
-      </w:r>
-      <w:r>
-        <w:rPr>
-          <w:highlight w:val="yellow"/>
-          <w:lang w:val="pt-PT"/>
-        </w:rPr>
-        <w:t>us</w:t>
-      </w:r>
-      <w:r>
-        <w:rPr>
-          <w:highlight w:val="yellow"/>
-          <w:lang w:val="pt-PT"/>
-        </w:rPr>
-        <w:t xml:space="preserve"> to </w:t>
-      </w:r>
-      <w:r>
-        <w:rPr>
-          <w:highlight w:val="yellow"/>
-          <w:lang w:val="pt-PT"/>
-        </w:rPr>
-        <w:t>identify</w:t>
-      </w:r>
-      <w:r>
-        <w:rPr>
-          <w:highlight w:val="yellow"/>
-          <w:lang w:val="pt-PT"/>
-        </w:rPr>
-        <w:t xml:space="preserve"> </w:t>
-      </w:r>
-      <w:r>
-        <w:rPr>
-          <w:highlight w:val="yellow"/>
-          <w:lang w:val="pt-PT"/>
-        </w:rPr>
-        <w:t>trends</w:t>
-      </w:r>
-      <w:r>
-        <w:rPr>
-          <w:highlight w:val="yellow"/>
-          <w:lang w:val="pt-PT"/>
-        </w:rPr>
-        <w:t xml:space="preserve">, </w:t>
-      </w:r>
-      <w:r>
-        <w:rPr>
-          <w:highlight w:val="yellow"/>
-          <w:lang w:val="pt-PT"/>
-        </w:rPr>
-        <w:t>correlations</w:t>
-      </w:r>
-      <w:r>
-        <w:rPr>
-          <w:highlight w:val="yellow"/>
-          <w:lang w:val="pt-PT"/>
-        </w:rPr>
-        <w:t xml:space="preserve">, </w:t>
-      </w:r>
-      <w:r>
-        <w:rPr>
-          <w:highlight w:val="yellow"/>
-          <w:lang w:val="pt-PT"/>
-        </w:rPr>
-        <w:t>and</w:t>
-      </w:r>
-      <w:r>
-        <w:rPr>
-          <w:highlight w:val="yellow"/>
-          <w:lang w:val="pt-PT"/>
-        </w:rPr>
-        <w:t xml:space="preserve"> </w:t>
-      </w:r>
-      <w:r>
-        <w:rPr>
-          <w:highlight w:val="yellow"/>
-          <w:lang w:val="pt-PT"/>
-        </w:rPr>
-        <w:t>outliers</w:t>
-      </w:r>
-      <w:r>
-        <w:rPr>
-          <w:highlight w:val="yellow"/>
-          <w:lang w:val="pt-PT"/>
-        </w:rPr>
-        <w:t xml:space="preserve"> </w:t>
-      </w:r>
-      <w:r>
-        <w:rPr>
-          <w:highlight w:val="yellow"/>
-          <w:lang w:val="pt-PT"/>
-        </w:rPr>
-        <w:t>across</w:t>
-      </w:r>
-      <w:r>
-        <w:rPr>
-          <w:highlight w:val="yellow"/>
-          <w:lang w:val="pt-PT"/>
-        </w:rPr>
-        <w:t xml:space="preserve"> Pokémon </w:t>
-      </w:r>
-      <w:r>
-        <w:rPr>
-          <w:highlight w:val="yellow"/>
-          <w:lang w:val="pt-PT"/>
-        </w:rPr>
-        <w:t>types</w:t>
-      </w:r>
-      <w:r>
-        <w:rPr>
-          <w:highlight w:val="yellow"/>
-          <w:lang w:val="pt-PT"/>
-        </w:rPr>
-        <w:t xml:space="preserve">, sets, </w:t>
-      </w:r>
-      <w:r>
-        <w:rPr>
-          <w:highlight w:val="yellow"/>
-          <w:lang w:val="pt-PT"/>
-        </w:rPr>
-        <w:t>rarities</w:t>
-      </w:r>
-      <w:r>
-        <w:rPr>
-          <w:highlight w:val="yellow"/>
-          <w:lang w:val="pt-PT"/>
-        </w:rPr>
-        <w:t xml:space="preserve">, </w:t>
-      </w:r>
-      <w:r>
-        <w:rPr>
-          <w:highlight w:val="yellow"/>
-          <w:lang w:val="pt-PT"/>
-        </w:rPr>
-        <w:t>and</w:t>
-      </w:r>
-      <w:r>
-        <w:rPr>
-          <w:highlight w:val="yellow"/>
-          <w:lang w:val="pt-PT"/>
-        </w:rPr>
-        <w:t xml:space="preserve"> </w:t>
-      </w:r>
-      <w:r>
-        <w:rPr>
-          <w:highlight w:val="yellow"/>
-          <w:lang w:val="pt-PT"/>
-        </w:rPr>
-        <w:t>years</w:t>
-      </w:r>
-      <w:r>
-        <w:rPr>
-          <w:highlight w:val="yellow"/>
-          <w:lang w:val="pt-PT"/>
-        </w:rPr>
-        <w:t xml:space="preserve">. </w:t>
-      </w:r>
-      <w:r>
-        <w:rPr>
-          <w:highlight w:val="yellow"/>
-          <w:lang w:val="pt-PT"/>
-        </w:rPr>
-        <w:t>We</w:t>
-      </w:r>
-      <w:r>
-        <w:rPr>
-          <w:highlight w:val="yellow"/>
-          <w:lang w:val="pt-PT"/>
-        </w:rPr>
-        <w:t xml:space="preserve"> </w:t>
-      </w:r>
-      <w:r>
-        <w:rPr>
-          <w:highlight w:val="yellow"/>
-          <w:lang w:val="pt-PT"/>
-        </w:rPr>
-        <w:t>could</w:t>
-      </w:r>
-      <w:r>
-        <w:rPr>
-          <w:highlight w:val="yellow"/>
-          <w:lang w:val="pt-PT"/>
-        </w:rPr>
-        <w:t xml:space="preserve"> </w:t>
-      </w:r>
-      <w:r>
-        <w:rPr>
-          <w:highlight w:val="yellow"/>
-          <w:lang w:val="pt-PT"/>
-        </w:rPr>
-        <w:t>have</w:t>
-      </w:r>
-      <w:r>
-        <w:rPr>
-          <w:highlight w:val="yellow"/>
-          <w:lang w:val="pt-PT"/>
-        </w:rPr>
-        <w:t xml:space="preserve"> </w:t>
-      </w:r>
-      <w:r>
-        <w:rPr>
-          <w:highlight w:val="yellow"/>
-          <w:lang w:val="pt-PT"/>
-        </w:rPr>
-        <w:t>used</w:t>
-      </w:r>
-      <w:r>
-        <w:rPr>
-          <w:highlight w:val="yellow"/>
-          <w:lang w:val="pt-PT"/>
-        </w:rPr>
-        <w:t xml:space="preserve"> a </w:t>
-      </w:r>
-      <w:r>
-        <w:rPr>
-          <w:highlight w:val="yellow"/>
-          <w:lang w:val="pt-PT"/>
-        </w:rPr>
-        <w:t>bubble</w:t>
-      </w:r>
-      <w:r>
-        <w:rPr>
-          <w:highlight w:val="yellow"/>
-          <w:lang w:val="pt-PT"/>
-        </w:rPr>
-        <w:t xml:space="preserve"> </w:t>
-      </w:r>
-      <w:r>
-        <w:rPr>
-          <w:highlight w:val="yellow"/>
-          <w:lang w:val="pt-PT"/>
-        </w:rPr>
-        <w:t>chart</w:t>
-      </w:r>
-      <w:r>
-        <w:rPr>
-          <w:highlight w:val="yellow"/>
-          <w:lang w:val="pt-PT"/>
-        </w:rPr>
-        <w:t xml:space="preserve"> to encode </w:t>
-      </w:r>
-      <w:r>
-        <w:rPr>
-          <w:highlight w:val="yellow"/>
-          <w:lang w:val="pt-PT"/>
-        </w:rPr>
-        <w:t>rarity</w:t>
-      </w:r>
-      <w:r>
-        <w:rPr>
-          <w:highlight w:val="yellow"/>
-          <w:lang w:val="pt-PT"/>
-        </w:rPr>
-        <w:t xml:space="preserve"> </w:t>
-      </w:r>
-      <w:r>
-        <w:rPr>
-          <w:highlight w:val="yellow"/>
-          <w:lang w:val="pt-PT"/>
-        </w:rPr>
-        <w:t>with</w:t>
-      </w:r>
-      <w:r>
-        <w:rPr>
-          <w:highlight w:val="yellow"/>
-          <w:lang w:val="pt-PT"/>
-        </w:rPr>
-        <w:t xml:space="preserve"> </w:t>
-      </w:r>
-      <w:r>
-        <w:rPr>
-          <w:highlight w:val="yellow"/>
-          <w:lang w:val="pt-PT"/>
-        </w:rPr>
-        <w:t>bubble</w:t>
-      </w:r>
-      <w:r>
-        <w:rPr>
-          <w:highlight w:val="yellow"/>
-          <w:lang w:val="pt-PT"/>
-        </w:rPr>
-        <w:t xml:space="preserve"> </w:t>
-      </w:r>
-      <w:r>
-        <w:rPr>
-          <w:highlight w:val="yellow"/>
-          <w:lang w:val="pt-PT"/>
-        </w:rPr>
-        <w:t>size</w:t>
-      </w:r>
-      <w:r>
-        <w:rPr>
-          <w:highlight w:val="yellow"/>
-          <w:lang w:val="pt-PT"/>
-        </w:rPr>
-        <w:t xml:space="preserve"> </w:t>
-      </w:r>
-      <w:r>
-        <w:rPr>
-          <w:highlight w:val="yellow"/>
-          <w:lang w:val="pt-PT"/>
-        </w:rPr>
-        <w:t>or</w:t>
-      </w:r>
-      <w:r>
-        <w:rPr>
-          <w:highlight w:val="yellow"/>
-          <w:lang w:val="pt-PT"/>
-        </w:rPr>
-        <w:t xml:space="preserve"> a </w:t>
-      </w:r>
-      <w:r>
-        <w:rPr>
-          <w:highlight w:val="yellow"/>
-          <w:lang w:val="pt-PT"/>
-        </w:rPr>
-        <w:t>heatmap</w:t>
-      </w:r>
-      <w:r>
-        <w:rPr>
-          <w:highlight w:val="yellow"/>
-          <w:lang w:val="pt-PT"/>
-        </w:rPr>
-        <w:t xml:space="preserve"> to show </w:t>
-      </w:r>
-      <w:r>
-        <w:rPr>
-          <w:highlight w:val="yellow"/>
-          <w:lang w:val="pt-PT"/>
-        </w:rPr>
-        <w:t>intensity</w:t>
-      </w:r>
-      <w:r>
-        <w:rPr>
-          <w:highlight w:val="yellow"/>
-          <w:lang w:val="pt-PT"/>
-        </w:rPr>
-        <w:t xml:space="preserve"> </w:t>
-      </w:r>
-      <w:r>
-        <w:rPr>
-          <w:highlight w:val="yellow"/>
-          <w:lang w:val="pt-PT"/>
-        </w:rPr>
-        <w:t>patterns</w:t>
-      </w:r>
-      <w:r>
-        <w:rPr>
-          <w:highlight w:val="yellow"/>
-          <w:lang w:val="pt-PT"/>
-        </w:rPr>
-        <w:t xml:space="preserve">, </w:t>
-      </w:r>
-      <w:r>
-        <w:rPr>
-          <w:highlight w:val="yellow"/>
-          <w:lang w:val="pt-PT"/>
-        </w:rPr>
-        <w:t>but</w:t>
-      </w:r>
-      <w:r>
-        <w:rPr>
-          <w:highlight w:val="yellow"/>
-          <w:lang w:val="pt-PT"/>
-        </w:rPr>
-        <w:t xml:space="preserve"> </w:t>
-      </w:r>
-      <w:r>
-        <w:rPr>
-          <w:highlight w:val="yellow"/>
-          <w:lang w:val="pt-PT"/>
-        </w:rPr>
-        <w:t>bubble</w:t>
-      </w:r>
-      <w:r>
-        <w:rPr>
-          <w:highlight w:val="yellow"/>
-          <w:lang w:val="pt-PT"/>
-        </w:rPr>
-        <w:t xml:space="preserve"> </w:t>
-      </w:r>
-      <w:r>
-        <w:rPr>
-          <w:highlight w:val="yellow"/>
-          <w:lang w:val="pt-PT"/>
-        </w:rPr>
-        <w:t>charts</w:t>
-      </w:r>
-      <w:r>
-        <w:rPr>
-          <w:highlight w:val="yellow"/>
-          <w:lang w:val="pt-PT"/>
-        </w:rPr>
-        <w:t xml:space="preserve"> </w:t>
-      </w:r>
-      <w:r>
-        <w:rPr>
-          <w:highlight w:val="yellow"/>
-          <w:lang w:val="pt-PT"/>
-        </w:rPr>
-        <w:t>rely</w:t>
-      </w:r>
-      <w:r>
-        <w:rPr>
-          <w:highlight w:val="yellow"/>
-          <w:lang w:val="pt-PT"/>
-        </w:rPr>
-        <w:t xml:space="preserve"> </w:t>
-      </w:r>
-      <w:r>
-        <w:rPr>
-          <w:highlight w:val="yellow"/>
-          <w:lang w:val="pt-PT"/>
-        </w:rPr>
-        <w:t>on</w:t>
-      </w:r>
-      <w:r>
-        <w:rPr>
-          <w:highlight w:val="yellow"/>
-          <w:lang w:val="pt-PT"/>
-        </w:rPr>
-        <w:t xml:space="preserve"> </w:t>
-      </w:r>
-      <w:r>
-        <w:rPr>
-          <w:highlight w:val="yellow"/>
-          <w:lang w:val="pt-PT"/>
-        </w:rPr>
-        <w:t>less</w:t>
-      </w:r>
-      <w:r>
-        <w:rPr>
-          <w:highlight w:val="yellow"/>
-          <w:lang w:val="pt-PT"/>
-        </w:rPr>
-        <w:t xml:space="preserve"> precise </w:t>
-      </w:r>
-      <w:r>
-        <w:rPr>
-          <w:highlight w:val="yellow"/>
-          <w:lang w:val="pt-PT"/>
-        </w:rPr>
-        <w:t>area</w:t>
-      </w:r>
-      <w:r>
-        <w:rPr>
-          <w:highlight w:val="yellow"/>
-          <w:lang w:val="pt-PT"/>
-        </w:rPr>
-        <w:t xml:space="preserve"> </w:t>
-      </w:r>
-      <w:r>
-        <w:rPr>
-          <w:highlight w:val="yellow"/>
-          <w:lang w:val="pt-PT"/>
-        </w:rPr>
-        <w:t>comparisons</w:t>
-      </w:r>
-      <w:r>
-        <w:rPr>
-          <w:highlight w:val="yellow"/>
-          <w:lang w:val="pt-PT"/>
-        </w:rPr>
-        <w:t xml:space="preserve">, </w:t>
-      </w:r>
-      <w:r>
-        <w:rPr>
-          <w:highlight w:val="yellow"/>
-          <w:lang w:val="pt-PT"/>
-        </w:rPr>
-        <w:t>and</w:t>
-      </w:r>
-      <w:r>
-        <w:rPr>
-          <w:highlight w:val="yellow"/>
-          <w:lang w:val="pt-PT"/>
-        </w:rPr>
-        <w:t xml:space="preserve"> </w:t>
-      </w:r>
-      <w:r>
-        <w:rPr>
-          <w:highlight w:val="yellow"/>
-          <w:lang w:val="pt-PT"/>
-        </w:rPr>
-        <w:t>heatmaps</w:t>
-      </w:r>
-      <w:r>
-        <w:rPr>
-          <w:highlight w:val="yellow"/>
-          <w:lang w:val="pt-PT"/>
-        </w:rPr>
-        <w:t xml:space="preserve"> </w:t>
-      </w:r>
-      <w:r>
-        <w:rPr>
-          <w:highlight w:val="yellow"/>
-          <w:lang w:val="pt-PT"/>
-        </w:rPr>
-        <w:t>obscure</w:t>
-      </w:r>
-      <w:r>
-        <w:rPr>
-          <w:highlight w:val="yellow"/>
-          <w:lang w:val="pt-PT"/>
-        </w:rPr>
-        <w:t xml:space="preserve"> </w:t>
-      </w:r>
-      <w:r>
-        <w:rPr>
-          <w:highlight w:val="yellow"/>
-          <w:lang w:val="pt-PT"/>
-        </w:rPr>
-        <w:t>exact</w:t>
-      </w:r>
-      <w:r>
-        <w:rPr>
-          <w:highlight w:val="yellow"/>
-          <w:lang w:val="pt-PT"/>
-        </w:rPr>
-        <w:t xml:space="preserve"> </w:t>
-      </w:r>
-      <w:r>
-        <w:rPr>
-          <w:highlight w:val="yellow"/>
-          <w:lang w:val="pt-PT"/>
-        </w:rPr>
-        <w:t>quantitative</w:t>
-      </w:r>
-      <w:r>
-        <w:rPr>
-          <w:highlight w:val="yellow"/>
-          <w:lang w:val="pt-PT"/>
-        </w:rPr>
-        <w:t xml:space="preserve"> </w:t>
-      </w:r>
-      <w:r>
-        <w:rPr>
-          <w:highlight w:val="yellow"/>
-          <w:lang w:val="pt-PT"/>
-        </w:rPr>
-        <w:t>values</w:t>
-      </w:r>
-      <w:r>
-        <w:rPr>
-          <w:highlight w:val="yellow"/>
-          <w:lang w:val="pt-PT"/>
-        </w:rPr>
-        <w:t xml:space="preserve">, </w:t>
-      </w:r>
-      <w:r>
-        <w:rPr>
-          <w:highlight w:val="yellow"/>
-          <w:lang w:val="pt-PT"/>
-        </w:rPr>
-        <w:t>which</w:t>
-      </w:r>
-      <w:r>
-        <w:rPr>
-          <w:highlight w:val="yellow"/>
-          <w:lang w:val="pt-PT"/>
-        </w:rPr>
-        <w:t xml:space="preserve"> are </w:t>
-      </w:r>
-      <w:r>
-        <w:rPr>
-          <w:highlight w:val="yellow"/>
-          <w:lang w:val="pt-PT"/>
-        </w:rPr>
-        <w:t>essential</w:t>
-      </w:r>
-      <w:r>
-        <w:rPr>
-          <w:highlight w:val="yellow"/>
-          <w:lang w:val="pt-PT"/>
-        </w:rPr>
-        <w:t xml:space="preserve"> for </w:t>
-      </w:r>
-      <w:r>
-        <w:rPr>
-          <w:highlight w:val="yellow"/>
-          <w:lang w:val="pt-PT"/>
-        </w:rPr>
-        <w:t>understanding</w:t>
-      </w:r>
-      <w:r>
-        <w:rPr>
-          <w:highlight w:val="yellow"/>
-          <w:lang w:val="pt-PT"/>
-        </w:rPr>
-        <w:t xml:space="preserve"> </w:t>
-      </w:r>
-      <w:r>
-        <w:rPr>
-          <w:highlight w:val="yellow"/>
-          <w:lang w:val="pt-PT"/>
-        </w:rPr>
-        <w:t>popularity</w:t>
-      </w:r>
-      <w:r>
-        <w:rPr>
-          <w:highlight w:val="yellow"/>
-          <w:lang w:val="pt-PT"/>
-        </w:rPr>
-        <w:t xml:space="preserve"> </w:t>
-      </w:r>
-      <w:r>
-        <w:rPr>
-          <w:highlight w:val="yellow"/>
-          <w:lang w:val="pt-PT"/>
-        </w:rPr>
-        <w:t>and</w:t>
-      </w:r>
-      <w:r>
-        <w:rPr>
-          <w:highlight w:val="yellow"/>
-          <w:lang w:val="pt-PT"/>
-        </w:rPr>
-        <w:t xml:space="preserve"> </w:t>
-      </w:r>
-      <w:r>
-        <w:rPr>
-          <w:highlight w:val="yellow"/>
-          <w:lang w:val="pt-PT"/>
-        </w:rPr>
-        <w:t>profitability</w:t>
-      </w:r>
-      <w:r>
-        <w:rPr>
-          <w:highlight w:val="yellow"/>
-          <w:lang w:val="pt-PT"/>
-        </w:rPr>
-        <w:t xml:space="preserve"> </w:t>
-      </w:r>
-      <w:r>
-        <w:rPr>
-          <w:highlight w:val="yellow"/>
-          <w:lang w:val="pt-PT"/>
-        </w:rPr>
-        <w:t>patterns</w:t>
-      </w:r>
-      <w:r>
-        <w:rPr>
-          <w:highlight w:val="yellow"/>
-          <w:lang w:val="pt-PT"/>
-        </w:rPr>
-        <w:t>.</w:t>
-      </w:r>
-    </w:p>
-    <w:p w14:noSpellErr="1">
+          <w:lang w:val="en-US"/>
+        </w:rPr>
+      </w:pPr>
+      <w:r>
+        <w:rPr>
+          <w:highlight w:val="yellow"/>
+          <w:lang w:val="en-US"/>
+        </w:rPr>
+        <w:t>We decided to use a scatter plot because it effectively captures the relationship between sales volume and revenue, allowing us to identify trends, correlations, and outliers across Pokémon types, sets, rarities, and years. We could have used a bubble chart to encode rarity with bubble size or a heatmap to show intensity patterns, but bubble charts rely on less precise area comparisons, and heatmaps obscure exact quantitative values, which are essential for understanding popularity and profitability patterns.</w:t>
+      </w:r>
+    </w:p>
+    <w:p>
       <w:pPr>
         <w:pStyle w:val="Heading3"/>
         <w:rPr>
@@ -2484,25 +1698,17 @@
     </w:p>
     <w:p>
       <w:pPr>
-        <w:keepNext w:val="1"/>
+        <w:keepNext/>
         <w:spacing w:after="0" w:line="240" w:lineRule="auto"/>
         <w:rPr>
-          <w:rFonts w:ascii="Calibri" w:hAnsi="Calibri" w:eastAsia="Calibri" w:cs="Calibri"/>
-          <w:noProof w:val="0"/>
-          <w:sz w:val="22"/>
-          <w:szCs w:val="22"/>
-          <w:highlight w:val="yellow"/>
-          <w:lang w:val="en-GB"/>
-        </w:rPr>
-      </w:pPr>
-      <w:r>
-        <w:rPr>
-          <w:rFonts w:ascii="Calibri" w:hAnsi="Calibri" w:eastAsia="Calibri" w:cs="Calibri"/>
-          <w:b w:val="0"/>
-          <w:bCs w:val="0"/>
-          <w:noProof w:val="0"/>
-          <w:sz w:val="22"/>
-          <w:szCs w:val="22"/>
+          <w:rFonts w:ascii="Calibri" w:eastAsia="Calibri" w:hAnsi="Calibri" w:cs="Calibri"/>
+          <w:highlight w:val="yellow"/>
+          <w:lang w:val="en-GB"/>
+        </w:rPr>
+      </w:pPr>
+      <w:r>
+        <w:rPr>
+          <w:rFonts w:ascii="Calibri" w:eastAsia="Calibri" w:hAnsi="Calibri" w:cs="Calibri"/>
           <w:highlight w:val="yellow"/>
           <w:lang w:val="en-GB"/>
         </w:rPr>
@@ -2510,12 +1716,9 @@
       </w:r>
       <w:r>
         <w:rPr>
-          <w:rFonts w:ascii="Calibri" w:hAnsi="Calibri" w:eastAsia="Calibri" w:cs="Calibri"/>
-          <w:b w:val="1"/>
-          <w:bCs w:val="1"/>
-          <w:noProof w:val="0"/>
-          <w:sz w:val="22"/>
-          <w:szCs w:val="22"/>
+          <w:rFonts w:ascii="Calibri" w:eastAsia="Calibri" w:hAnsi="Calibri" w:cs="Calibri"/>
+          <w:b/>
+          <w:bCs/>
           <w:highlight w:val="yellow"/>
           <w:lang w:val="en-GB"/>
         </w:rPr>
@@ -2523,56 +1726,27 @@
       </w:r>
       <w:r>
         <w:rPr>
-          <w:rFonts w:ascii="Calibri" w:hAnsi="Calibri" w:eastAsia="Calibri" w:cs="Calibri"/>
-          <w:noProof w:val="0"/>
-          <w:sz w:val="22"/>
-          <w:szCs w:val="22"/>
-          <w:highlight w:val="yellow"/>
-          <w:lang w:val="en-GB"/>
-        </w:rPr>
-        <w:t xml:space="preserve"> Dots (each </w:t>
-      </w:r>
-      <w:r>
-        <w:rPr>
-          <w:rFonts w:ascii="Calibri" w:hAnsi="Calibri" w:eastAsia="Calibri" w:cs="Calibri"/>
-          <w:noProof w:val="0"/>
-          <w:sz w:val="22"/>
-          <w:szCs w:val="22"/>
-          <w:highlight w:val="yellow"/>
-          <w:lang w:val="en-GB"/>
-        </w:rPr>
-        <w:t>representing</w:t>
-      </w:r>
-      <w:r>
-        <w:rPr>
-          <w:rFonts w:ascii="Calibri" w:hAnsi="Calibri" w:eastAsia="Calibri" w:cs="Calibri"/>
-          <w:noProof w:val="0"/>
-          <w:sz w:val="22"/>
-          <w:szCs w:val="22"/>
-          <w:highlight w:val="yellow"/>
-          <w:lang w:val="en-GB"/>
-        </w:rPr>
-        <w:t xml:space="preserve"> a card or aggregated by type/year).</w:t>
+          <w:rFonts w:ascii="Calibri" w:eastAsia="Calibri" w:hAnsi="Calibri" w:cs="Calibri"/>
+          <w:highlight w:val="yellow"/>
+          <w:lang w:val="en-GB"/>
+        </w:rPr>
+        <w:t xml:space="preserve"> Dots (each representing a card or aggregated by type/year).</w:t>
       </w:r>
     </w:p>
     <w:p>
       <w:pPr>
         <w:pStyle w:val="NoSpacing"/>
-        <w:keepNext w:val="1"/>
-        <w:rPr>
-          <w:rFonts w:ascii="Calibri" w:hAnsi="Calibri" w:eastAsia="Calibri" w:cs="Calibri"/>
-          <w:b w:val="1"/>
-          <w:bCs w:val="1"/>
-          <w:noProof w:val="0"/>
-          <w:sz w:val="22"/>
-          <w:szCs w:val="22"/>
-          <w:highlight w:val="yellow"/>
-          <w:lang w:val="en-GB"/>
-        </w:rPr>
-      </w:pPr>
-      <w:r>
-        <w:rPr>
-          <w:noProof w:val="0"/>
+        <w:keepNext/>
+        <w:rPr>
+          <w:rFonts w:ascii="Calibri" w:eastAsia="Calibri" w:hAnsi="Calibri" w:cs="Calibri"/>
+          <w:b/>
+          <w:bCs/>
+          <w:highlight w:val="yellow"/>
+          <w:lang w:val="en-GB"/>
+        </w:rPr>
+      </w:pPr>
+      <w:r>
+        <w:rPr>
           <w:highlight w:val="yellow"/>
           <w:lang w:val="en-GB"/>
         </w:rPr>
@@ -2584,20 +1758,16 @@
         <w:pStyle w:val="NoSpacing"/>
         <w:numPr>
           <w:ilvl w:val="0"/>
-          <w:numId w:val="15"/>
+          <w:numId w:val="4"/>
         </w:numPr>
         <w:rPr>
-          <w:rFonts w:ascii="Calibri" w:hAnsi="Calibri" w:eastAsia="Calibri" w:cs="Calibri"/>
-          <w:noProof w:val="0"/>
-          <w:sz w:val="22"/>
-          <w:szCs w:val="22"/>
-          <w:highlight w:val="yellow"/>
-          <w:lang w:val="en-GB"/>
-        </w:rPr>
-      </w:pPr>
-      <w:r>
-        <w:rPr>
-          <w:noProof w:val="0"/>
+          <w:rFonts w:ascii="Calibri" w:eastAsia="Calibri" w:hAnsi="Calibri" w:cs="Calibri"/>
+          <w:highlight w:val="yellow"/>
+          <w:lang w:val="en-GB"/>
+        </w:rPr>
+      </w:pPr>
+      <w:r>
+        <w:rPr>
           <w:highlight w:val="yellow"/>
           <w:lang w:val="en-GB"/>
         </w:rPr>
@@ -2609,20 +1779,16 @@
         <w:pStyle w:val="NoSpacing"/>
         <w:numPr>
           <w:ilvl w:val="0"/>
-          <w:numId w:val="15"/>
+          <w:numId w:val="4"/>
         </w:numPr>
         <w:rPr>
-          <w:rFonts w:ascii="Calibri" w:hAnsi="Calibri" w:eastAsia="Calibri" w:cs="Calibri"/>
-          <w:noProof w:val="0"/>
-          <w:sz w:val="22"/>
-          <w:szCs w:val="22"/>
-          <w:highlight w:val="yellow"/>
-          <w:lang w:val="en-GB"/>
-        </w:rPr>
-      </w:pPr>
-      <w:r>
-        <w:rPr>
-          <w:noProof w:val="0"/>
+          <w:rFonts w:ascii="Calibri" w:eastAsia="Calibri" w:hAnsi="Calibri" w:cs="Calibri"/>
+          <w:highlight w:val="yellow"/>
+          <w:lang w:val="en-GB"/>
+        </w:rPr>
+      </w:pPr>
+      <w:r>
+        <w:rPr>
           <w:highlight w:val="yellow"/>
           <w:lang w:val="en-GB"/>
         </w:rPr>
@@ -2634,28 +1800,25 @@
         <w:pStyle w:val="NoSpacing"/>
         <w:numPr>
           <w:ilvl w:val="0"/>
-          <w:numId w:val="15"/>
+          <w:numId w:val="4"/>
         </w:numPr>
         <w:rPr>
-          <w:rFonts w:ascii="Calibri" w:hAnsi="Calibri" w:eastAsia="Calibri" w:cs="Calibri"/>
-          <w:noProof w:val="0"/>
-          <w:sz w:val="22"/>
-          <w:szCs w:val="22"/>
-          <w:highlight w:val="yellow"/>
-          <w:lang w:val="en-GB"/>
-        </w:rPr>
-      </w:pPr>
-      <w:r>
-        <w:rPr>
-          <w:noProof w:val="0"/>
+          <w:rFonts w:ascii="Calibri" w:eastAsia="Calibri" w:hAnsi="Calibri" w:cs="Calibri"/>
+          <w:highlight w:val="yellow"/>
+          <w:lang w:val="en-GB"/>
+        </w:rPr>
+      </w:pPr>
+      <w:proofErr w:type="spellStart"/>
+      <w:r>
+        <w:rPr>
           <w:highlight w:val="yellow"/>
           <w:lang w:val="en-GB"/>
         </w:rPr>
         <w:t>Color</w:t>
       </w:r>
-      <w:r>
-        <w:rPr>
-          <w:noProof w:val="0"/>
+      <w:proofErr w:type="spellEnd"/>
+      <w:r>
+        <w:rPr>
           <w:highlight w:val="yellow"/>
           <w:lang w:val="en-GB"/>
         </w:rPr>
@@ -2667,27 +1830,23 @@
         <w:pStyle w:val="NoSpacing"/>
         <w:numPr>
           <w:ilvl w:val="0"/>
-          <w:numId w:val="15"/>
+          <w:numId w:val="4"/>
         </w:numPr>
         <w:rPr>
-          <w:rFonts w:ascii="Calibri" w:hAnsi="Calibri" w:eastAsia="Calibri" w:cs="Calibri"/>
-          <w:noProof w:val="0"/>
-          <w:sz w:val="22"/>
-          <w:szCs w:val="22"/>
-          <w:highlight w:val="yellow"/>
-          <w:lang w:val="en-GB"/>
-        </w:rPr>
-      </w:pPr>
-      <w:r>
-        <w:rPr>
-          <w:noProof w:val="0"/>
+          <w:rFonts w:ascii="Calibri" w:eastAsia="Calibri" w:hAnsi="Calibri" w:cs="Calibri"/>
+          <w:highlight w:val="yellow"/>
+          <w:lang w:val="en-GB"/>
+        </w:rPr>
+      </w:pPr>
+      <w:r>
+        <w:rPr>
           <w:highlight w:val="yellow"/>
           <w:lang w:val="en-GB"/>
         </w:rPr>
         <w:t>Filtering → Set/Series/Type/Year.</w:t>
       </w:r>
     </w:p>
-    <w:p w14:noSpellErr="1">
+    <w:p>
       <w:pPr>
         <w:pStyle w:val="Heading3"/>
         <w:rPr>
@@ -2705,78 +1864,24 @@
     </w:p>
     <w:p>
       <w:pPr>
-        <w:pStyle w:val="Normal"/>
         <w:spacing w:after="0"/>
         <w:rPr>
-          <w:rFonts w:ascii="Calibri" w:hAnsi="Calibri" w:eastAsia="Calibri" w:cs="Calibri"/>
-          <w:noProof w:val="0"/>
-          <w:sz w:val="22"/>
-          <w:szCs w:val="22"/>
-          <w:highlight w:val="yellow"/>
-          <w:lang w:val="en-GB"/>
-        </w:rPr>
-      </w:pPr>
-      <w:r>
-        <w:rPr>
-          <w:rFonts w:ascii="Calibri" w:hAnsi="Calibri" w:eastAsia="Calibri" w:cs="Calibri"/>
-          <w:noProof w:val="0"/>
-          <w:sz w:val="22"/>
-          <w:szCs w:val="22"/>
-          <w:highlight w:val="yellow"/>
-          <w:lang w:val="en-GB"/>
-        </w:rPr>
-        <w:t xml:space="preserve">The scatter plot </w:t>
-      </w:r>
-      <w:r>
-        <w:rPr>
-          <w:rFonts w:ascii="Calibri" w:hAnsi="Calibri" w:eastAsia="Calibri" w:cs="Calibri"/>
-          <w:noProof w:val="0"/>
-          <w:sz w:val="22"/>
-          <w:szCs w:val="22"/>
-          <w:highlight w:val="yellow"/>
-          <w:lang w:val="en-GB"/>
-        </w:rPr>
-        <w:t>leverages</w:t>
-      </w:r>
-      <w:r>
-        <w:rPr>
-          <w:rFonts w:ascii="Calibri" w:hAnsi="Calibri" w:eastAsia="Calibri" w:cs="Calibri"/>
-          <w:noProof w:val="0"/>
-          <w:sz w:val="22"/>
-          <w:szCs w:val="22"/>
-          <w:highlight w:val="yellow"/>
-          <w:lang w:val="en-GB"/>
-        </w:rPr>
-        <w:t xml:space="preserve"> position on a common scale, which is highly </w:t>
-      </w:r>
-      <w:r>
-        <w:rPr>
-          <w:rFonts w:ascii="Calibri" w:hAnsi="Calibri" w:eastAsia="Calibri" w:cs="Calibri"/>
-          <w:noProof w:val="0"/>
-          <w:sz w:val="22"/>
-          <w:szCs w:val="22"/>
-          <w:highlight w:val="yellow"/>
-          <w:lang w:val="en-GB"/>
-        </w:rPr>
-        <w:t>accurate</w:t>
-      </w:r>
-      <w:r>
-        <w:rPr>
-          <w:rFonts w:ascii="Calibri" w:hAnsi="Calibri" w:eastAsia="Calibri" w:cs="Calibri"/>
-          <w:noProof w:val="0"/>
-          <w:sz w:val="22"/>
-          <w:szCs w:val="22"/>
-          <w:highlight w:val="yellow"/>
-          <w:lang w:val="en-GB"/>
-        </w:rPr>
-        <w:t xml:space="preserve"> for quantitative comparison. It reveals correlations and outliers, such as high-revenue but low-volume cards.</w:t>
-      </w:r>
-      <w:r>
-        <w:rPr>
-          <w:rFonts w:ascii="Calibri" w:hAnsi="Calibri" w:eastAsia="Calibri" w:cs="Calibri"/>
-          <w:noProof w:val="0"/>
-          <w:sz w:val="22"/>
-          <w:szCs w:val="22"/>
+          <w:rFonts w:ascii="Calibri" w:eastAsia="Calibri" w:hAnsi="Calibri" w:cs="Calibri"/>
+          <w:highlight w:val="yellow"/>
+          <w:lang w:val="en-GB"/>
+        </w:rPr>
+      </w:pPr>
+      <w:r>
+        <w:rPr>
+          <w:rFonts w:ascii="Calibri" w:eastAsia="Calibri" w:hAnsi="Calibri" w:cs="Calibri"/>
+          <w:highlight w:val="yellow"/>
+          <w:lang w:val="en-GB"/>
+        </w:rPr>
+        <w:t>The scatter plot leverages position on a common scale, which is highly accurate for quantitative comparison. It reveals correlations and outliers, such as high-revenue but low-volume cards.</w:t>
+      </w:r>
+      <w:r>
+        <w:rPr>
+          <w:rFonts w:ascii="Calibri" w:eastAsia="Calibri" w:hAnsi="Calibri" w:cs="Calibri"/>
           <w:lang w:val="en-GB"/>
         </w:rPr>
         <w:t xml:space="preserve"> </w:t>
@@ -2784,23 +1889,16 @@
     </w:p>
     <w:p>
       <w:pPr>
-        <w:pStyle w:val="Normal"/>
         <w:spacing w:after="0"/>
         <w:rPr>
-          <w:rFonts w:ascii="Calibri" w:hAnsi="Calibri" w:eastAsia="Calibri" w:cs="Calibri"/>
-          <w:noProof w:val="0"/>
-          <w:sz w:val="22"/>
-          <w:szCs w:val="22"/>
-          <w:highlight w:val="yellow"/>
-          <w:lang w:val="en-GB"/>
-        </w:rPr>
-      </w:pPr>
-      <w:r>
-        <w:rPr>
-          <w:rFonts w:ascii="Calibri" w:hAnsi="Calibri" w:eastAsia="Calibri" w:cs="Calibri"/>
-          <w:noProof w:val="0"/>
-          <w:sz w:val="22"/>
-          <w:szCs w:val="22"/>
+          <w:rFonts w:ascii="Calibri" w:eastAsia="Calibri" w:hAnsi="Calibri" w:cs="Calibri"/>
+          <w:highlight w:val="yellow"/>
+          <w:lang w:val="en-GB"/>
+        </w:rPr>
+      </w:pPr>
+      <w:r>
+        <w:rPr>
+          <w:rFonts w:ascii="Calibri" w:eastAsia="Calibri" w:hAnsi="Calibri" w:cs="Calibri"/>
           <w:highlight w:val="yellow"/>
           <w:lang w:val="en-GB"/>
         </w:rPr>
@@ -2808,12 +1906,9 @@
       </w:r>
       <w:r>
         <w:rPr>
-          <w:rFonts w:ascii="Calibri" w:hAnsi="Calibri" w:eastAsia="Calibri" w:cs="Calibri"/>
-          <w:b w:val="1"/>
-          <w:bCs w:val="1"/>
-          <w:noProof w:val="0"/>
-          <w:sz w:val="22"/>
-          <w:szCs w:val="22"/>
+          <w:rFonts w:ascii="Calibri" w:eastAsia="Calibri" w:hAnsi="Calibri" w:cs="Calibri"/>
+          <w:b/>
+          <w:bCs/>
           <w:highlight w:val="yellow"/>
           <w:lang w:val="en-GB"/>
         </w:rPr>
@@ -2821,10 +1916,7 @@
       </w:r>
       <w:r>
         <w:rPr>
-          <w:rFonts w:ascii="Calibri" w:hAnsi="Calibri" w:eastAsia="Calibri" w:cs="Calibri"/>
-          <w:noProof w:val="0"/>
-          <w:sz w:val="22"/>
-          <w:szCs w:val="22"/>
+          <w:rFonts w:ascii="Calibri" w:eastAsia="Calibri" w:hAnsi="Calibri" w:cs="Calibri"/>
           <w:highlight w:val="yellow"/>
           <w:lang w:val="en-GB"/>
         </w:rPr>
@@ -2832,12 +1924,9 @@
       </w:r>
       <w:r>
         <w:rPr>
-          <w:rFonts w:ascii="Calibri" w:hAnsi="Calibri" w:eastAsia="Calibri" w:cs="Calibri"/>
-          <w:b w:val="1"/>
-          <w:bCs w:val="1"/>
-          <w:noProof w:val="0"/>
-          <w:sz w:val="22"/>
-          <w:szCs w:val="22"/>
+          <w:rFonts w:ascii="Calibri" w:eastAsia="Calibri" w:hAnsi="Calibri" w:cs="Calibri"/>
+          <w:b/>
+          <w:bCs/>
           <w:highlight w:val="yellow"/>
           <w:lang w:val="en-GB"/>
         </w:rPr>
@@ -2845,17 +1934,14 @@
       </w:r>
       <w:r>
         <w:rPr>
-          <w:rFonts w:ascii="Calibri" w:hAnsi="Calibri" w:eastAsia="Calibri" w:cs="Calibri"/>
-          <w:noProof w:val="0"/>
-          <w:sz w:val="22"/>
-          <w:szCs w:val="22"/>
+          <w:rFonts w:ascii="Calibri" w:eastAsia="Calibri" w:hAnsi="Calibri" w:cs="Calibri"/>
           <w:highlight w:val="yellow"/>
           <w:lang w:val="en-GB"/>
         </w:rPr>
         <w:t xml:space="preserve"> (volume vs profitability relationships).</w:t>
       </w:r>
     </w:p>
-    <w:p w14:noSpellErr="1">
+    <w:p>
       <w:pPr>
         <w:pStyle w:val="Heading3"/>
         <w:rPr>
@@ -2871,11 +1957,11 @@
         <w:t>Interaction</w:t>
       </w:r>
     </w:p>
-    <w:p w14:noSpellErr="1">
+    <w:p>
       <w:pPr>
         <w:numPr>
           <w:ilvl w:val="0"/>
-          <w:numId w:val="7"/>
+          <w:numId w:val="12"/>
         </w:numPr>
         <w:spacing w:after="0"/>
         <w:rPr>
@@ -2888,28 +1974,14 @@
           <w:highlight w:val="yellow"/>
           <w:lang w:val="en-GB"/>
         </w:rPr>
-        <w:t xml:space="preserve">Hover: Highlight card, Show card </w:t>
-      </w:r>
-      <w:r>
-        <w:rPr>
-          <w:highlight w:val="yellow"/>
-          <w:lang w:val="en-GB"/>
-        </w:rPr>
-        <w:t>relevant details</w:t>
-      </w:r>
-      <w:r>
-        <w:rPr>
-          <w:highlight w:val="yellow"/>
-          <w:lang w:val="en-GB"/>
-        </w:rPr>
-        <w:t>.</w:t>
-      </w:r>
-    </w:p>
-    <w:p w14:noSpellErr="1">
+        <w:t>Hover: Highlight card, Show card relevant details.</w:t>
+      </w:r>
+    </w:p>
+    <w:p>
       <w:pPr>
         <w:numPr>
           <w:ilvl w:val="0"/>
-          <w:numId w:val="7"/>
+          <w:numId w:val="12"/>
         </w:numPr>
         <w:spacing w:after="0"/>
         <w:rPr>
@@ -2929,7 +2001,7 @@
       <w:pPr>
         <w:numPr>
           <w:ilvl w:val="0"/>
-          <w:numId w:val="7"/>
+          <w:numId w:val="12"/>
         </w:numPr>
         <w:spacing w:after="0"/>
         <w:rPr>
@@ -2960,37 +2032,39 @@
           <w:highlight w:val="yellow"/>
           <w:lang w:val="en-GB"/>
         </w:rPr>
+        <w:lastRenderedPageBreak/>
         <w:t>Chart #4 (Bar Chart)</w:t>
       </w:r>
     </w:p>
     <w:p>
       <w:pPr>
-        <w:pStyle w:val="Normal"/>
-        <w:spacing w:before="0" w:after="0"/>
-        <w:ind w:left="0"/>
-        <w:rPr>
-          <w:highlight w:val="yellow"/>
-          <w:lang w:val="en-GB"/>
-        </w:rPr>
-      </w:pPr>
-      <w:r>
+        <w:spacing w:after="0"/>
+        <w:rPr>
+          <w:highlight w:val="yellow"/>
+          <w:lang w:val="en-GB"/>
+        </w:rPr>
+      </w:pPr>
+      <w:r>
+        <w:rPr>
+          <w:noProof/>
+        </w:rPr>
         <w:drawing>
-          <wp:inline wp14:editId="20247DE1" wp14:anchorId="5B0D266E">
+          <wp:inline distT="0" distB="0" distL="0" distR="0" wp14:anchorId="5B0D266E" wp14:editId="20247DE1">
             <wp:extent cx="1703041" cy="1600200"/>
             <wp:effectExtent l="0" t="0" r="0" b="0"/>
             <wp:docPr id="1828699852" name="drawing"/>
             <wp:cNvGraphicFramePr>
-              <a:graphicFrameLocks noChangeAspect="1"/>
+              <a:graphicFrameLocks xmlns:a="http://schemas.openxmlformats.org/drawingml/2006/main" noChangeAspect="1"/>
             </wp:cNvGraphicFramePr>
-            <a:graphic>
-              <a:graphicData xmlns:a="http://schemas.openxmlformats.org/drawingml/2006/main" uri="http://schemas.openxmlformats.org/drawingml/2006/picture">
+            <a:graphic xmlns:a="http://schemas.openxmlformats.org/drawingml/2006/main">
+              <a:graphicData uri="http://schemas.openxmlformats.org/drawingml/2006/picture">
                 <pic:pic xmlns:pic="http://schemas.openxmlformats.org/drawingml/2006/picture">
                   <pic:nvPicPr>
                     <pic:cNvPr id="1204200608" name=""/>
                     <pic:cNvPicPr/>
                   </pic:nvPicPr>
                   <pic:blipFill>
-                    <a:blip xmlns:r="http://schemas.openxmlformats.org/officeDocument/2006/relationships" r:embed="rId1652442166">
+                    <a:blip r:embed="rId13">
                       <a:extLst>
                         <a:ext uri="{28A0092B-C50C-407E-A947-70E740481C1C}">
                           <a14:useLocalDpi xmlns:a14="http://schemas.microsoft.com/office/drawing/2010/main"/>
@@ -3002,7 +2076,7 @@
                     </a:stretch>
                   </pic:blipFill>
                   <pic:spPr>
-                    <a:xfrm rot="0">
+                    <a:xfrm>
                       <a:off x="0" y="0"/>
                       <a:ext cx="1703041" cy="1600200"/>
                     </a:xfrm>
@@ -3019,19 +2093,16 @@
     </w:p>
     <w:p>
       <w:pPr>
-        <w:pStyle w:val="Normal"/>
-        <w:spacing w:before="0" w:after="0"/>
-        <w:ind w:left="0"/>
-        <w:rPr>
-          <w:noProof w:val="0"/>
-          <w:highlight w:val="yellow"/>
-          <w:lang w:val="en-GB"/>
-        </w:rPr>
-      </w:pPr>
-      <w:r>
-        <w:rPr>
-          <w:b w:val="1"/>
-          <w:bCs w:val="1"/>
+        <w:spacing w:after="0"/>
+        <w:rPr>
+          <w:highlight w:val="yellow"/>
+          <w:lang w:val="en-GB"/>
+        </w:rPr>
+      </w:pPr>
+      <w:r>
+        <w:rPr>
+          <w:b/>
+          <w:bCs/>
           <w:highlight w:val="yellow"/>
           <w:lang w:val="en-GB"/>
         </w:rPr>
@@ -3046,10 +2117,7 @@
       </w:r>
       <w:r>
         <w:rPr>
-          <w:rFonts w:ascii="Calibri" w:hAnsi="Calibri" w:eastAsia="Calibri" w:cs="Calibri"/>
-          <w:noProof w:val="0"/>
-          <w:sz w:val="22"/>
-          <w:szCs w:val="22"/>
+          <w:rFonts w:ascii="Calibri" w:eastAsia="Calibri" w:hAnsi="Calibri" w:cs="Calibri"/>
           <w:highlight w:val="yellow"/>
           <w:lang w:val="en-GB"/>
         </w:rPr>
@@ -3058,63 +2126,23 @@
     </w:p>
     <w:p>
       <w:pPr>
-        <w:pStyle w:val="Normal"/>
         <w:spacing w:after="0"/>
         <w:rPr>
-          <w:rFonts w:ascii="Calibri" w:hAnsi="Calibri" w:eastAsia="Calibri" w:cs="Calibri"/>
-          <w:noProof w:val="0"/>
-          <w:sz w:val="22"/>
-          <w:szCs w:val="22"/>
-          <w:highlight w:val="yellow"/>
-          <w:lang w:val="en-GB"/>
-        </w:rPr>
-      </w:pPr>
-      <w:r>
-        <w:rPr>
-          <w:rFonts w:ascii="Calibri" w:hAnsi="Calibri" w:eastAsia="Calibri" w:cs="Calibri"/>
-          <w:noProof w:val="0"/>
-          <w:sz w:val="22"/>
-          <w:szCs w:val="22"/>
-          <w:highlight w:val="yellow"/>
-          <w:lang w:val="en-GB"/>
-        </w:rPr>
-        <w:t>We decided to u</w:t>
-      </w:r>
-      <w:r>
-        <w:rPr>
-          <w:rFonts w:ascii="Calibri" w:hAnsi="Calibri" w:eastAsia="Calibri" w:cs="Calibri"/>
-          <w:noProof w:val="0"/>
-          <w:sz w:val="22"/>
-          <w:szCs w:val="22"/>
-          <w:highlight w:val="yellow"/>
-          <w:lang w:val="en-GB"/>
-        </w:rPr>
-        <w:t xml:space="preserve">se a horizontal bar chart to highlight the most popular cards in a set or type because bar length is highly </w:t>
-      </w:r>
-      <w:r>
-        <w:rPr>
-          <w:rFonts w:ascii="Calibri" w:hAnsi="Calibri" w:eastAsia="Calibri" w:cs="Calibri"/>
-          <w:noProof w:val="0"/>
-          <w:sz w:val="22"/>
-          <w:szCs w:val="22"/>
-          <w:highlight w:val="yellow"/>
-          <w:lang w:val="en-GB"/>
-        </w:rPr>
-        <w:t>accurate</w:t>
-      </w:r>
-      <w:r>
-        <w:rPr>
-          <w:rFonts w:ascii="Calibri" w:hAnsi="Calibri" w:eastAsia="Calibri" w:cs="Calibri"/>
-          <w:noProof w:val="0"/>
-          <w:sz w:val="22"/>
-          <w:szCs w:val="22"/>
-          <w:highlight w:val="yellow"/>
-          <w:lang w:val="en-GB"/>
-        </w:rPr>
-        <w:t xml:space="preserve"> for ranking comparisons, and users can easily interpret the top performers. We could have used a scatter plot or a ranked table, but scatter plots are less effective at showing precise rankings, and tables lack the visual impact that quickly communicates popularity trends.</w:t>
-      </w:r>
-    </w:p>
-    <w:p w14:noSpellErr="1">
+          <w:rFonts w:ascii="Calibri" w:eastAsia="Calibri" w:hAnsi="Calibri" w:cs="Calibri"/>
+          <w:highlight w:val="yellow"/>
+          <w:lang w:val="en-GB"/>
+        </w:rPr>
+      </w:pPr>
+      <w:r>
+        <w:rPr>
+          <w:rFonts w:ascii="Calibri" w:eastAsia="Calibri" w:hAnsi="Calibri" w:cs="Calibri"/>
+          <w:highlight w:val="yellow"/>
+          <w:lang w:val="en-GB"/>
+        </w:rPr>
+        <w:t>We decided to use a horizontal bar chart to highlight the most popular cards in a set or type because bar length is highly accurate for ranking comparisons, and users can easily interpret the top performers. We could have used a scatter plot or a ranked table, but scatter plots are less effective at showing precise rankings, and tables lack the visual impact that quickly communicates popularity trends.</w:t>
+      </w:r>
+    </w:p>
+    <w:p>
       <w:pPr>
         <w:pStyle w:val="Heading3"/>
         <w:rPr>
@@ -3134,48 +2162,32 @@
       <w:pPr>
         <w:pStyle w:val="NoSpacing"/>
         <w:rPr>
-          <w:rFonts w:ascii="Calibri" w:hAnsi="Calibri" w:eastAsia="Calibri" w:cs="Calibri"/>
-          <w:noProof w:val="0"/>
-          <w:sz w:val="22"/>
-          <w:szCs w:val="22"/>
-          <w:highlight w:val="yellow"/>
-          <w:lang w:val="en-GB"/>
-        </w:rPr>
-      </w:pPr>
-      <w:r>
-        <w:rPr>
-          <w:noProof w:val="0"/>
-          <w:highlight w:val="yellow"/>
-          <w:lang w:val="en-GB"/>
-        </w:rPr>
-        <w:t>Marks:</w:t>
-      </w:r>
-      <w:r>
-        <w:rPr>
-          <w:noProof w:val="0"/>
-          <w:highlight w:val="yellow"/>
-          <w:lang w:val="en-GB"/>
-        </w:rPr>
-        <w:t xml:space="preserve"> Rectangles (bars).</w:t>
+          <w:rFonts w:ascii="Calibri" w:eastAsia="Calibri" w:hAnsi="Calibri" w:cs="Calibri"/>
+          <w:highlight w:val="yellow"/>
+          <w:lang w:val="en-GB"/>
+        </w:rPr>
+      </w:pPr>
+      <w:r>
+        <w:rPr>
+          <w:highlight w:val="yellow"/>
+          <w:lang w:val="en-GB"/>
+        </w:rPr>
+        <w:t>Marks: Rectangles (bars).</w:t>
       </w:r>
     </w:p>
     <w:p>
       <w:pPr>
         <w:pStyle w:val="NoSpacing"/>
         <w:rPr>
-          <w:rFonts w:ascii="Calibri" w:hAnsi="Calibri" w:eastAsia="Calibri" w:cs="Calibri"/>
-          <w:b w:val="1"/>
-          <w:bCs w:val="1"/>
-          <w:noProof w:val="0"/>
-          <w:sz w:val="22"/>
-          <w:szCs w:val="22"/>
-          <w:highlight w:val="yellow"/>
-          <w:lang w:val="en-GB"/>
-        </w:rPr>
-      </w:pPr>
-      <w:r>
-        <w:rPr>
-          <w:noProof w:val="0"/>
+          <w:rFonts w:ascii="Calibri" w:eastAsia="Calibri" w:hAnsi="Calibri" w:cs="Calibri"/>
+          <w:b/>
+          <w:bCs/>
+          <w:highlight w:val="yellow"/>
+          <w:lang w:val="en-GB"/>
+        </w:rPr>
+      </w:pPr>
+      <w:r>
+        <w:rPr>
           <w:highlight w:val="yellow"/>
           <w:lang w:val="en-GB"/>
         </w:rPr>
@@ -3187,20 +2199,16 @@
         <w:pStyle w:val="NoSpacing"/>
         <w:numPr>
           <w:ilvl w:val="0"/>
-          <w:numId w:val="17"/>
+          <w:numId w:val="2"/>
         </w:numPr>
         <w:rPr>
-          <w:rFonts w:ascii="Calibri" w:hAnsi="Calibri" w:eastAsia="Calibri" w:cs="Calibri"/>
-          <w:noProof w:val="0"/>
-          <w:sz w:val="22"/>
-          <w:szCs w:val="22"/>
-          <w:highlight w:val="yellow"/>
-          <w:lang w:val="en-GB"/>
-        </w:rPr>
-      </w:pPr>
-      <w:r>
-        <w:rPr>
-          <w:noProof w:val="0"/>
+          <w:rFonts w:ascii="Calibri" w:eastAsia="Calibri" w:hAnsi="Calibri" w:cs="Calibri"/>
+          <w:highlight w:val="yellow"/>
+          <w:lang w:val="en-GB"/>
+        </w:rPr>
+      </w:pPr>
+      <w:r>
+        <w:rPr>
           <w:highlight w:val="yellow"/>
           <w:lang w:val="en-GB"/>
         </w:rPr>
@@ -3212,20 +2220,16 @@
         <w:pStyle w:val="NoSpacing"/>
         <w:numPr>
           <w:ilvl w:val="0"/>
-          <w:numId w:val="17"/>
+          <w:numId w:val="2"/>
         </w:numPr>
         <w:rPr>
-          <w:rFonts w:ascii="Calibri" w:hAnsi="Calibri" w:eastAsia="Calibri" w:cs="Calibri"/>
-          <w:noProof w:val="0"/>
-          <w:sz w:val="22"/>
-          <w:szCs w:val="22"/>
-          <w:highlight w:val="yellow"/>
-          <w:lang w:val="en-GB"/>
-        </w:rPr>
-      </w:pPr>
-      <w:r>
-        <w:rPr>
-          <w:noProof w:val="0"/>
+          <w:rFonts w:ascii="Calibri" w:eastAsia="Calibri" w:hAnsi="Calibri" w:cs="Calibri"/>
+          <w:highlight w:val="yellow"/>
+          <w:lang w:val="en-GB"/>
+        </w:rPr>
+      </w:pPr>
+      <w:r>
+        <w:rPr>
           <w:highlight w:val="yellow"/>
           <w:lang w:val="en-GB"/>
         </w:rPr>
@@ -3237,28 +2241,25 @@
         <w:pStyle w:val="NoSpacing"/>
         <w:numPr>
           <w:ilvl w:val="0"/>
-          <w:numId w:val="17"/>
+          <w:numId w:val="2"/>
         </w:numPr>
         <w:rPr>
-          <w:rFonts w:ascii="Calibri" w:hAnsi="Calibri" w:eastAsia="Calibri" w:cs="Calibri"/>
-          <w:noProof w:val="0"/>
-          <w:sz w:val="22"/>
-          <w:szCs w:val="22"/>
-          <w:highlight w:val="yellow"/>
-          <w:lang w:val="en-GB"/>
-        </w:rPr>
-      </w:pPr>
-      <w:r>
-        <w:rPr>
-          <w:noProof w:val="0"/>
+          <w:rFonts w:ascii="Calibri" w:eastAsia="Calibri" w:hAnsi="Calibri" w:cs="Calibri"/>
+          <w:highlight w:val="yellow"/>
+          <w:lang w:val="en-GB"/>
+        </w:rPr>
+      </w:pPr>
+      <w:proofErr w:type="spellStart"/>
+      <w:r>
+        <w:rPr>
           <w:highlight w:val="yellow"/>
           <w:lang w:val="en-GB"/>
         </w:rPr>
         <w:t>Color</w:t>
       </w:r>
-      <w:r>
-        <w:rPr>
-          <w:noProof w:val="0"/>
+      <w:proofErr w:type="spellEnd"/>
+      <w:r>
+        <w:rPr>
           <w:highlight w:val="yellow"/>
           <w:lang w:val="en-GB"/>
         </w:rPr>
@@ -3270,27 +2271,23 @@
         <w:pStyle w:val="NoSpacing"/>
         <w:numPr>
           <w:ilvl w:val="0"/>
-          <w:numId w:val="17"/>
+          <w:numId w:val="2"/>
         </w:numPr>
         <w:rPr>
-          <w:rFonts w:ascii="Calibri" w:hAnsi="Calibri" w:eastAsia="Calibri" w:cs="Calibri"/>
-          <w:noProof w:val="0"/>
-          <w:sz w:val="22"/>
-          <w:szCs w:val="22"/>
-          <w:highlight w:val="yellow"/>
-          <w:lang w:val="en-GB"/>
-        </w:rPr>
-      </w:pPr>
-      <w:r>
-        <w:rPr>
-          <w:noProof w:val="0"/>
+          <w:rFonts w:ascii="Calibri" w:eastAsia="Calibri" w:hAnsi="Calibri" w:cs="Calibri"/>
+          <w:highlight w:val="yellow"/>
+          <w:lang w:val="en-GB"/>
+        </w:rPr>
+      </w:pPr>
+      <w:r>
+        <w:rPr>
           <w:highlight w:val="yellow"/>
           <w:lang w:val="en-GB"/>
         </w:rPr>
         <w:t>Order → Most popular at the top.</w:t>
       </w:r>
     </w:p>
-    <w:p w14:noSpellErr="1">
+    <w:p>
       <w:pPr>
         <w:pStyle w:val="Heading3"/>
         <w:rPr>
@@ -3310,69 +2307,35 @@
       <w:pPr>
         <w:pStyle w:val="NoSpacing"/>
         <w:rPr>
-          <w:noProof w:val="0"/>
-          <w:highlight w:val="yellow"/>
-          <w:lang w:val="en-GB"/>
-        </w:rPr>
-      </w:pPr>
-      <w:r>
-        <w:rPr>
-          <w:noProof w:val="0"/>
-          <w:highlight w:val="yellow"/>
-          <w:lang w:val="en-GB"/>
-        </w:rPr>
-        <w:t xml:space="preserve">Bar charts rely on length along a common scale, which is precise and ideal for ranking. This directly addresses </w:t>
-      </w:r>
-      <w:r>
-        <w:rPr>
-          <w:noProof w:val="0"/>
-          <w:highlight w:val="yellow"/>
-          <w:lang w:val="en-GB"/>
-        </w:rPr>
-        <w:t>Task 1</w:t>
-      </w:r>
-      <w:r>
-        <w:rPr>
-          <w:noProof w:val="0"/>
-          <w:highlight w:val="yellow"/>
-          <w:lang w:val="en-GB"/>
-        </w:rPr>
-        <w:t xml:space="preserve">, where the focus is on </w:t>
-      </w:r>
-      <w:r>
-        <w:rPr>
-          <w:noProof w:val="0"/>
-          <w:highlight w:val="yellow"/>
-          <w:lang w:val="en-GB"/>
-        </w:rPr>
-        <w:t>identifying</w:t>
-      </w:r>
-      <w:r>
-        <w:rPr>
-          <w:noProof w:val="0"/>
-          <w:highlight w:val="yellow"/>
-          <w:lang w:val="en-GB"/>
-        </w:rPr>
-        <w:t xml:space="preserve"> </w:t>
-      </w:r>
-      <w:r>
-        <w:rPr>
-          <w:noProof w:val="0"/>
+          <w:highlight w:val="yellow"/>
+          <w:lang w:val="en-GB"/>
+        </w:rPr>
+      </w:pPr>
+      <w:r>
+        <w:rPr>
+          <w:highlight w:val="yellow"/>
+          <w:lang w:val="en-GB"/>
+        </w:rPr>
+        <w:t xml:space="preserve">Bar charts rely on length along a common scale, which is precise and ideal for ranking. This directly addresses Task 1, where the focus is on identifying </w:t>
+      </w:r>
+      <w:proofErr w:type="spellStart"/>
+      <w:r>
+        <w:rPr>
           <w:highlight w:val="yellow"/>
           <w:lang w:val="en-GB"/>
         </w:rPr>
         <w:t>favorites</w:t>
       </w:r>
-      <w:r>
-        <w:rPr>
-          <w:noProof w:val="0"/>
+      <w:proofErr w:type="spellEnd"/>
+      <w:r>
+        <w:rPr>
           <w:highlight w:val="yellow"/>
           <w:lang w:val="en-GB"/>
         </w:rPr>
         <w:t xml:space="preserve"> or most popular cards. While scatter plots show broader patterns, they are weaker at revealing exact rankings—hence the need for this dedicated Top 10 view.</w:t>
       </w:r>
     </w:p>
-    <w:p w14:noSpellErr="1">
+    <w:p>
       <w:pPr>
         <w:pStyle w:val="Heading3"/>
         <w:rPr>
@@ -3388,224 +2351,140 @@
         <w:t>Interaction</w:t>
       </w:r>
     </w:p>
-    <w:p w14:noSpellErr="1">
-      <w:pPr>
-        <w:numPr>
-          <w:ilvl w:val="0"/>
-          <w:numId w:val="7"/>
-        </w:numPr>
-        <w:spacing w:after="0"/>
-        <w:rPr>
-          <w:highlight w:val="yellow"/>
-          <w:lang w:val="en-GB"/>
-        </w:rPr>
-      </w:pPr>
-      <w:r>
-        <w:rPr>
-          <w:highlight w:val="yellow"/>
-          <w:lang w:val="en-GB"/>
-        </w:rPr>
-        <w:t>Hover: Highlight card, Show card relevant details.</w:t>
-      </w:r>
-    </w:p>
-    <w:p w14:noSpellErr="1">
-      <w:pPr>
-        <w:numPr>
-          <w:ilvl w:val="0"/>
-          <w:numId w:val="7"/>
-        </w:numPr>
-        <w:spacing w:after="0"/>
-        <w:rPr>
-          <w:highlight w:val="yellow"/>
-          <w:lang w:val="en-GB"/>
-        </w:rPr>
-      </w:pPr>
-      <w:r>
-        <w:rPr>
-          <w:highlight w:val="yellow"/>
-          <w:lang w:val="en-GB"/>
-        </w:rPr>
-        <w:t>Click: Highlight card across other idioms</w:t>
-      </w:r>
-    </w:p>
-    <w:p>
-      <w:pPr>
-        <w:pStyle w:val="Heading2"/>
-        <w:rPr>
-          <w:lang w:val="en-GB"/>
-        </w:rPr>
-      </w:pPr>
-      <w:r>
-        <w:rPr>
-          <w:lang w:val="en-GB"/>
-        </w:rPr>
-        <w:t>Chart Integration</w:t>
-      </w:r>
-    </w:p>
-    <w:p>
-      <w:pPr>
-        <w:pStyle w:val="Heading2"/>
-        <w:spacing w:before="0"/>
-        <w:rPr>
-          <w:sz w:val="24"/>
-          <w:szCs w:val="24"/>
-          <w:lang w:val="en-GB"/>
-        </w:rPr>
-      </w:pPr>
-      <w:r>
-        <w:rPr>
-          <w:sz w:val="24"/>
-          <w:szCs w:val="24"/>
-          <w:lang w:val="en-GB"/>
-        </w:rPr>
-        <w:t>Overview</w:t>
-      </w:r>
-    </w:p>
-    <w:p>
-      <w:pPr>
-        <w:keepLines w:val="1"/>
-        <w:spacing w:after="0"/>
-        <w:rPr>
-          <w:lang w:val="en-GB"/>
-        </w:rPr>
-      </w:pPr>
-      <w:r>
-        <w:rPr>
-          <w:lang w:val="en-GB"/>
-        </w:rPr>
-        <w:t xml:space="preserve">The dashboard integrates the three chosen visual idioms (Grouped Box Plot, </w:t>
-      </w:r>
-      <w:r>
-        <w:rPr>
-          <w:highlight w:val="yellow"/>
-          <w:lang w:val="en-GB"/>
-        </w:rPr>
-        <w:t>Line Chart</w:t>
-      </w:r>
-      <w:r>
-        <w:rPr>
-          <w:lang w:val="en-GB"/>
-        </w:rPr>
-        <w:t xml:space="preserve">, Scatter </w:t>
-      </w:r>
-      <w:r>
-        <w:rPr>
-          <w:lang w:val="en-GB"/>
-        </w:rPr>
-        <w:t>Plot,  Bar</w:t>
-      </w:r>
-      <w:r>
-        <w:rPr>
-          <w:lang w:val="en-GB"/>
-        </w:rPr>
-        <w:t xml:space="preserve"> Chart) into a coordinated system. Instead of working in isolation, the charts are linked through shared encodings, interactions, and filters. This ensures that exploration flows seamlessly: a selection in one chart dynamically updates the others, supporting both high-level trends and detailed card-level analysis.</w:t>
-      </w:r>
-    </w:p>
-    <w:p>
-      <w:pPr>
-        <w:pStyle w:val="Heading2"/>
-        <w:spacing w:before="0"/>
-        <w:rPr>
-          <w:sz w:val="24"/>
-          <w:szCs w:val="24"/>
-          <w:lang w:val="en-GB"/>
-        </w:rPr>
-      </w:pPr>
-      <w:bookmarkStart w:name="_heading=h.8n1dgxloy1ej" w:colFirst="0" w:colLast="0" w:id="0"/>
-      <w:bookmarkEnd w:id="0"/>
-      <w:r>
-        <w:rPr>
-          <w:sz w:val="24"/>
-          <w:szCs w:val="24"/>
-          <w:lang w:val="en-GB"/>
-        </w:rPr>
-        <w:t>Marks and Channels</w:t>
-      </w:r>
-    </w:p>
-    <w:p>
-      <w:pPr>
-        <w:keepLines w:val="1"/>
+    <w:p>
+      <w:pPr>
         <w:numPr>
           <w:ilvl w:val="0"/>
           <w:numId w:val="12"/>
         </w:numPr>
         <w:spacing w:after="0"/>
         <w:rPr>
-          <w:lang w:val="en-GB"/>
-        </w:rPr>
-      </w:pPr>
-      <w:r>
-        <w:rPr>
-          <w:b w:val="1"/>
-          <w:bCs w:val="1"/>
-          <w:lang w:val="en-GB"/>
-        </w:rPr>
-        <w:t>Color</w:t>
-      </w:r>
-      <w:r>
-        <w:rPr>
-          <w:b w:val="1"/>
-          <w:bCs w:val="1"/>
-          <w:lang w:val="en-GB"/>
-        </w:rPr>
-        <w:t xml:space="preserve"> (nominal):</w:t>
-      </w:r>
-      <w:r>
-        <w:rPr>
-          <w:lang w:val="en-GB"/>
-        </w:rPr>
-        <w:t xml:space="preserve"> Pokémon type is encoded with the same </w:t>
-      </w:r>
-      <w:r>
-        <w:rPr>
-          <w:lang w:val="en-GB"/>
-        </w:rPr>
-        <w:t>color</w:t>
-      </w:r>
-      <w:r>
-        <w:rPr>
-          <w:lang w:val="en-GB"/>
-        </w:rPr>
-        <w:t xml:space="preserve"> scheme across scatter, bar, box plot, and </w:t>
-      </w:r>
-      <w:r>
-        <w:rPr>
-          <w:highlight w:val="yellow"/>
-          <w:lang w:val="en-GB"/>
-        </w:rPr>
-        <w:t>line chart</w:t>
-      </w:r>
-      <w:r>
-        <w:rPr>
-          <w:lang w:val="en-GB"/>
-        </w:rPr>
-        <w:t>, ensuring cross-chart recognition.</w:t>
-      </w:r>
-    </w:p>
-    <w:p>
-      <w:pPr>
-        <w:keepLines/>
+          <w:highlight w:val="yellow"/>
+          <w:lang w:val="en-GB"/>
+        </w:rPr>
+      </w:pPr>
+      <w:r>
+        <w:rPr>
+          <w:highlight w:val="yellow"/>
+          <w:lang w:val="en-GB"/>
+        </w:rPr>
+        <w:t>Hover: Highlight card, Show card relevant details.</w:t>
+      </w:r>
+    </w:p>
+    <w:p>
+      <w:pPr>
         <w:numPr>
           <w:ilvl w:val="0"/>
           <w:numId w:val="12"/>
         </w:numPr>
         <w:spacing w:after="0"/>
         <w:rPr>
-          <w:lang w:val="en-GB"/>
-        </w:rPr>
-      </w:pPr>
-      <w:r>
-        <w:rPr>
-          <w:b/>
-          <w:lang w:val="en-GB"/>
-        </w:rPr>
-        <w:t>Position (ordinal):</w:t>
-      </w:r>
-      <w:r>
-        <w:rPr>
-          <w:lang w:val="en-GB"/>
-        </w:rPr>
-        <w:t xml:space="preserve"> Rarity and Condition maintain a fixed ordering across all views (e.g., Mint → Near Mint → Good), avoiding cognitive dissonance.</w:t>
+          <w:highlight w:val="yellow"/>
+          <w:lang w:val="en-GB"/>
+        </w:rPr>
+      </w:pPr>
+      <w:r>
+        <w:rPr>
+          <w:highlight w:val="yellow"/>
+          <w:lang w:val="en-GB"/>
+        </w:rPr>
+        <w:t>Click: Highlight card across other idioms</w:t>
+      </w:r>
+    </w:p>
+    <w:p>
+      <w:pPr>
+        <w:pStyle w:val="Heading2"/>
+        <w:rPr>
+          <w:lang w:val="en-GB"/>
+        </w:rPr>
+      </w:pPr>
+      <w:r>
+        <w:rPr>
+          <w:lang w:val="en-GB"/>
+        </w:rPr>
+        <w:t>Chart Integration</w:t>
+      </w:r>
+    </w:p>
+    <w:p>
+      <w:pPr>
+        <w:pStyle w:val="Heading2"/>
+        <w:spacing w:before="0"/>
+        <w:rPr>
+          <w:sz w:val="24"/>
+          <w:szCs w:val="24"/>
+          <w:lang w:val="en-GB"/>
+        </w:rPr>
+      </w:pPr>
+      <w:r>
+        <w:rPr>
+          <w:sz w:val="24"/>
+          <w:szCs w:val="24"/>
+          <w:lang w:val="en-GB"/>
+        </w:rPr>
+        <w:t>Overview</w:t>
+      </w:r>
+    </w:p>
+    <w:p>
+      <w:pPr>
+        <w:keepLines/>
+        <w:spacing w:after="0"/>
+        <w:rPr>
+          <w:lang w:val="en-GB"/>
+        </w:rPr>
+      </w:pPr>
+      <w:r>
+        <w:rPr>
+          <w:lang w:val="en-GB"/>
+        </w:rPr>
+        <w:t xml:space="preserve">The dashboard integrates the three chosen visual idioms (Grouped Box Plot, </w:t>
+      </w:r>
+      <w:r>
+        <w:rPr>
+          <w:highlight w:val="yellow"/>
+          <w:lang w:val="en-GB"/>
+        </w:rPr>
+        <w:t>Line Chart</w:t>
+      </w:r>
+      <w:r>
+        <w:rPr>
+          <w:lang w:val="en-GB"/>
+        </w:rPr>
+        <w:t xml:space="preserve">, Scatter </w:t>
+      </w:r>
+      <w:proofErr w:type="gramStart"/>
+      <w:r>
+        <w:rPr>
+          <w:lang w:val="en-GB"/>
+        </w:rPr>
+        <w:t>Plot,  Bar</w:t>
+      </w:r>
+      <w:proofErr w:type="gramEnd"/>
+      <w:r>
+        <w:rPr>
+          <w:lang w:val="en-GB"/>
+        </w:rPr>
+        <w:t xml:space="preserve"> Chart) into a coordinated system. Instead of working in isolation, the charts are linked through shared encodings, interactions, and filters. This ensures that exploration flows seamlessly: a selection in one chart dynamically updates the others, supporting both high-level trends and detailed card-level analysis.</w:t>
+      </w:r>
+    </w:p>
+    <w:p>
+      <w:pPr>
+        <w:pStyle w:val="Heading2"/>
+        <w:spacing w:before="0"/>
+        <w:rPr>
+          <w:sz w:val="24"/>
+          <w:szCs w:val="24"/>
+          <w:lang w:val="en-GB"/>
+        </w:rPr>
+      </w:pPr>
+      <w:bookmarkStart w:id="0" w:name="_heading=h.8n1dgxloy1ej" w:colFirst="0" w:colLast="0"/>
+      <w:bookmarkEnd w:id="0"/>
+      <w:r>
+        <w:rPr>
+          <w:sz w:val="24"/>
+          <w:szCs w:val="24"/>
+          <w:lang w:val="en-GB"/>
+        </w:rPr>
+        <w:t>Marks and Channels</w:t>
       </w:r>
     </w:p>
     <w:p>
@@ -3613,61 +2492,63 @@
         <w:keepLines/>
         <w:numPr>
           <w:ilvl w:val="0"/>
-          <w:numId w:val="12"/>
+          <w:numId w:val="17"/>
         </w:numPr>
         <w:spacing w:after="0"/>
         <w:rPr>
           <w:lang w:val="en-GB"/>
         </w:rPr>
       </w:pPr>
+      <w:proofErr w:type="spellStart"/>
       <w:r>
         <w:rPr>
           <w:b/>
-          <w:lang w:val="en-GB"/>
-        </w:rPr>
-        <w:t>Shape/Highlighting:</w:t>
-      </w:r>
-      <w:r>
-        <w:rPr>
-          <w:lang w:val="en-GB"/>
-        </w:rPr>
-        <w:t xml:space="preserve"> Shared encodings allow the same card to be recognized across charts when highlighted or clicked.</w:t>
-      </w:r>
-    </w:p>
-    <w:p w14:noSpellErr="1">
-      <w:pPr>
-        <w:pStyle w:val="NoSpacing"/>
-        <w:rPr>
-          <w:sz w:val="24"/>
-          <w:szCs w:val="24"/>
-          <w:lang w:val="en-GB"/>
-        </w:rPr>
-      </w:pPr>
-      <w:bookmarkStart w:name="_heading=h.rssc1tte0w6y" w:id="1"/>
-      <w:bookmarkEnd w:id="1"/>
-      <w:r>
-        <w:rPr>
-          <w:lang w:val="en-GB"/>
-        </w:rPr>
-        <w:t>Interaction and Coordination</w:t>
-      </w:r>
-    </w:p>
-    <w:p w14:noSpellErr="1">
-      <w:pPr>
-        <w:pStyle w:val="NoSpacing"/>
-        <w:rPr>
-          <w:sz w:val="22"/>
-          <w:szCs w:val="22"/>
-          <w:lang w:val="en-GB"/>
-        </w:rPr>
-      </w:pPr>
-      <w:bookmarkStart w:name="_heading=h.tou9ifky6yd5" w:id="2"/>
-      <w:bookmarkEnd w:id="2"/>
-      <w:r>
-        <w:rPr>
-          <w:lang w:val="en-GB"/>
-        </w:rPr>
-        <w:t>Cross-filtering:</w:t>
+          <w:bCs/>
+          <w:lang w:val="en-GB"/>
+        </w:rPr>
+        <w:t>Color</w:t>
+      </w:r>
+      <w:proofErr w:type="spellEnd"/>
+      <w:r>
+        <w:rPr>
+          <w:b/>
+          <w:bCs/>
+          <w:lang w:val="en-GB"/>
+        </w:rPr>
+        <w:t xml:space="preserve"> (nominal):</w:t>
+      </w:r>
+      <w:r>
+        <w:rPr>
+          <w:lang w:val="en-GB"/>
+        </w:rPr>
+        <w:t xml:space="preserve"> Pokémon type is encoded with the same </w:t>
+      </w:r>
+      <w:proofErr w:type="spellStart"/>
+      <w:r>
+        <w:rPr>
+          <w:lang w:val="en-GB"/>
+        </w:rPr>
+        <w:t>color</w:t>
+      </w:r>
+      <w:proofErr w:type="spellEnd"/>
+      <w:r>
+        <w:rPr>
+          <w:lang w:val="en-GB"/>
+        </w:rPr>
+        <w:t xml:space="preserve"> scheme across scatter, bar, box plot, and </w:t>
+      </w:r>
+      <w:r>
+        <w:rPr>
+          <w:highlight w:val="yellow"/>
+          <w:lang w:val="en-GB"/>
+        </w:rPr>
+        <w:t>line chart</w:t>
+      </w:r>
+      <w:r>
+        <w:rPr>
+          <w:lang w:val="en-GB"/>
+        </w:rPr>
+        <w:t>, ensuring cross-chart recognition.</w:t>
       </w:r>
     </w:p>
     <w:p>
@@ -3675,7 +2556,93 @@
         <w:keepLines/>
         <w:numPr>
           <w:ilvl w:val="0"/>
-          <w:numId w:val="10"/>
+          <w:numId w:val="17"/>
+        </w:numPr>
+        <w:spacing w:after="0"/>
+        <w:rPr>
+          <w:lang w:val="en-GB"/>
+        </w:rPr>
+      </w:pPr>
+      <w:r>
+        <w:rPr>
+          <w:b/>
+          <w:lang w:val="en-GB"/>
+        </w:rPr>
+        <w:t>Position (ordinal):</w:t>
+      </w:r>
+      <w:r>
+        <w:rPr>
+          <w:lang w:val="en-GB"/>
+        </w:rPr>
+        <w:t xml:space="preserve"> Rarity and Condition maintain a fixed ordering across all views (e.g., Mint → Near Mint → Good), avoiding cognitive dissonance.</w:t>
+      </w:r>
+    </w:p>
+    <w:p>
+      <w:pPr>
+        <w:keepLines/>
+        <w:numPr>
+          <w:ilvl w:val="0"/>
+          <w:numId w:val="17"/>
+        </w:numPr>
+        <w:spacing w:after="0"/>
+        <w:rPr>
+          <w:lang w:val="en-GB"/>
+        </w:rPr>
+      </w:pPr>
+      <w:r>
+        <w:rPr>
+          <w:b/>
+          <w:lang w:val="en-GB"/>
+        </w:rPr>
+        <w:t>Shape/Highlighting:</w:t>
+      </w:r>
+      <w:r>
+        <w:rPr>
+          <w:lang w:val="en-GB"/>
+        </w:rPr>
+        <w:t xml:space="preserve"> Shared encodings allow the same card to be recognized across charts when highlighted or clicked.</w:t>
+      </w:r>
+    </w:p>
+    <w:p>
+      <w:pPr>
+        <w:pStyle w:val="NoSpacing"/>
+        <w:rPr>
+          <w:sz w:val="24"/>
+          <w:szCs w:val="24"/>
+          <w:lang w:val="en-GB"/>
+        </w:rPr>
+      </w:pPr>
+      <w:bookmarkStart w:id="1" w:name="_heading=h.rssc1tte0w6y"/>
+      <w:bookmarkEnd w:id="1"/>
+      <w:r>
+        <w:rPr>
+          <w:lang w:val="en-GB"/>
+        </w:rPr>
+        <w:t>Interaction and Coordination</w:t>
+      </w:r>
+    </w:p>
+    <w:p>
+      <w:pPr>
+        <w:pStyle w:val="NoSpacing"/>
+        <w:rPr>
+          <w:lang w:val="en-GB"/>
+        </w:rPr>
+      </w:pPr>
+      <w:bookmarkStart w:id="2" w:name="_heading=h.tou9ifky6yd5"/>
+      <w:bookmarkEnd w:id="2"/>
+      <w:r>
+        <w:rPr>
+          <w:lang w:val="en-GB"/>
+        </w:rPr>
+        <w:t>Cross-filtering:</w:t>
+      </w:r>
+    </w:p>
+    <w:p>
+      <w:pPr>
+        <w:keepLines/>
+        <w:numPr>
+          <w:ilvl w:val="0"/>
+          <w:numId w:val="15"/>
         </w:numPr>
         <w:spacing w:after="0"/>
         <w:jc w:val="left"/>
@@ -3690,7 +2657,7 @@
         <w:t>Selecting a year, set, rarity or name(s) affects all charts globally, updating all charts simultaneously.</w:t>
       </w:r>
     </w:p>
-    <w:p w14:noSpellErr="1">
+    <w:p>
       <w:pPr>
         <w:pStyle w:val="NoSpacing"/>
         <w:rPr>
@@ -3698,22 +2665,23 @@
           <w:lang w:val="en-GB"/>
         </w:rPr>
       </w:pPr>
-      <w:bookmarkStart w:name="_heading=h.h4m94tw3qca5" w:id="3"/>
+      <w:bookmarkStart w:id="3" w:name="_heading=h.h4m94tw3qca5"/>
       <w:bookmarkEnd w:id="3"/>
       <w:r>
         <w:rPr>
           <w:highlight w:val="yellow"/>
           <w:lang w:val="en-GB"/>
         </w:rPr>
+        <w:lastRenderedPageBreak/>
         <w:t>Hover:</w:t>
       </w:r>
     </w:p>
     <w:p>
       <w:pPr>
-        <w:keepLines w:val="1"/>
+        <w:keepLines/>
         <w:numPr>
           <w:ilvl w:val="0"/>
-          <w:numId w:val="11"/>
+          <w:numId w:val="16"/>
         </w:numPr>
         <w:spacing w:after="0"/>
         <w:jc w:val="left"/>
@@ -3729,6 +2697,7 @@
         </w:rPr>
         <w:t xml:space="preserve">Hovering over a point in the scatter plot highlights the </w:t>
       </w:r>
+      <w:proofErr w:type="spellStart"/>
       <w:r>
         <w:rPr>
           <w:highlight w:val="yellow"/>
@@ -3736,6 +2705,7 @@
         </w:rPr>
         <w:t>the</w:t>
       </w:r>
+      <w:proofErr w:type="spellEnd"/>
       <w:r>
         <w:rPr>
           <w:highlight w:val="yellow"/>
@@ -3744,7 +2714,7 @@
         <w:t xml:space="preserve"> corresponding card in each other graph or corresponding set/year/type if the other graphs are filtered in those modes</w:t>
       </w:r>
     </w:p>
-    <w:p w14:noSpellErr="1">
+    <w:p>
       <w:pPr>
         <w:pStyle w:val="NoSpacing"/>
         <w:rPr>
@@ -3752,7 +2722,7 @@
           <w:lang w:val="en-GB"/>
         </w:rPr>
       </w:pPr>
-      <w:bookmarkStart w:name="_heading=h.x45xpgo0bflp" w:id="4"/>
+      <w:bookmarkStart w:id="4" w:name="_heading=h.x45xpgo0bflp"/>
       <w:bookmarkEnd w:id="4"/>
       <w:r>
         <w:rPr>
@@ -3762,81 +2732,9 @@
         <w:t>Click/Select:</w:t>
       </w:r>
     </w:p>
-    <w:p w14:noSpellErr="1">
-      <w:pPr>
-        <w:keepLines w:val="1"/>
-        <w:numPr>
-          <w:ilvl w:val="0"/>
-          <w:numId w:val="8"/>
-        </w:numPr>
-        <w:spacing w:after="0"/>
-        <w:jc w:val="left"/>
-        <w:rPr>
-          <w:highlight w:val="yellow"/>
-          <w:lang w:val="en-GB"/>
-        </w:rPr>
-      </w:pPr>
-      <w:r>
-        <w:rPr>
-          <w:highlight w:val="yellow"/>
-          <w:lang w:val="en-GB"/>
-        </w:rPr>
-        <w:t>Clicking a bar in the Top 10 chart highlights that card across all charts, showing its position in the scatter and its slope in the condition view.</w:t>
-      </w:r>
-    </w:p>
-    <w:p>
-      <w:pPr>
-        <w:pStyle w:val="Heading2"/>
-        <w:spacing w:before="0"/>
-        <w:rPr>
-          <w:sz w:val="24"/>
-          <w:szCs w:val="24"/>
-          <w:lang w:val="en-GB"/>
-        </w:rPr>
-      </w:pPr>
-      <w:bookmarkStart w:name="_heading=h.1vjltijsykle" w:colFirst="0" w:colLast="0" w:id="5"/>
-      <w:bookmarkEnd w:id="5"/>
-      <w:r>
-        <w:rPr>
-          <w:sz w:val="24"/>
-          <w:szCs w:val="24"/>
-          <w:lang w:val="en-GB"/>
-        </w:rPr>
-        <w:lastRenderedPageBreak/>
-        <w:t>Rationale</w:t>
-      </w:r>
-    </w:p>
-    <w:p>
-      <w:pPr>
-        <w:keepLines w:val="1"/>
-        <w:spacing w:after="0"/>
-        <w:rPr>
-          <w:lang w:val="en-GB"/>
-        </w:rPr>
-      </w:pPr>
-      <w:r>
-        <w:rPr>
-          <w:lang w:val="en-GB"/>
-        </w:rPr>
-        <w:t>The integration transforms the dashboard into more than the sum of its parts. Each idiom addresses a different abstraction (distribution, consistency, correlation, ranking), and integration allows users to combine these perspectives fluidly.</w:t>
-      </w:r>
-    </w:p>
-    <w:p>
-      <w:pPr>
-        <w:pStyle w:val="Heading1"/>
-        <w:rPr>
-          <w:lang w:val="en-GB"/>
-        </w:rPr>
-      </w:pPr>
-      <w:r>
-        <w:rPr>
-          <w:lang w:val="en-GB"/>
-        </w:rPr>
-        <w:t>Answering the Questions</w:t>
-      </w:r>
-    </w:p>
-    <w:p>
-      <w:pPr>
+    <w:p>
+      <w:pPr>
+        <w:keepLines/>
         <w:numPr>
           <w:ilvl w:val="0"/>
           <w:numId w:val="13"/>
@@ -3844,67 +2742,73 @@
         <w:spacing w:after="0"/>
         <w:jc w:val="left"/>
         <w:rPr>
-          <w:highlight w:val="white"/>
-          <w:lang w:val="en-GB"/>
-        </w:rPr>
-      </w:pPr>
-      <w:r>
-        <w:rPr>
-          <w:b w:val="1"/>
-          <w:bCs w:val="1"/>
-          <w:highlight w:val="white"/>
-          <w:lang w:val="en-GB"/>
-        </w:rPr>
-        <w:t xml:space="preserve">1: </w:t>
-      </w:r>
-      <w:r>
-        <w:rPr>
-          <w:b w:val="1"/>
-          <w:bCs w:val="1"/>
-          <w:highlight w:val="yellow"/>
-          <w:lang w:val="en-GB"/>
-        </w:rPr>
-        <w:t xml:space="preserve">Are there any </w:t>
-      </w:r>
-      <w:r>
-        <w:rPr>
-          <w:b w:val="1"/>
-          <w:bCs w:val="1"/>
-          <w:highlight w:val="yellow"/>
-          <w:lang w:val="en-GB"/>
-        </w:rPr>
-        <w:t>favorite</w:t>
-      </w:r>
-      <w:r>
-        <w:rPr>
-          <w:b w:val="1"/>
-          <w:bCs w:val="1"/>
-          <w:highlight w:val="yellow"/>
-          <w:lang w:val="en-GB"/>
-        </w:rPr>
-        <w:t xml:space="preserve"> or more popular cards per set and per type?</w:t>
-      </w:r>
-      <w:r>
-        <w:rPr>
-          <w:b w:val="1"/>
-          <w:bCs w:val="1"/>
-          <w:lang w:val="en-GB"/>
-        </w:rPr>
-        <w:t xml:space="preserve"> </w:t>
-      </w:r>
-      <w:r>
-        <w:rPr>
-          <w:highlight w:val="white"/>
-          <w:lang w:val="en-GB"/>
-        </w:rPr>
-        <w:t>– Filter by set or type and view the Top 10 Bar Chart for most sold cards, with details available on hover and cross-referenced in the scatter plot.</w:t>
+          <w:highlight w:val="yellow"/>
+          <w:lang w:val="en-GB"/>
+        </w:rPr>
+      </w:pPr>
+      <w:r>
+        <w:rPr>
+          <w:highlight w:val="yellow"/>
+          <w:lang w:val="en-GB"/>
+        </w:rPr>
+        <w:t>Clicking a bar in the Top 10 chart highlights that card across all charts, showing its position in the scatter and its slope in the condition view.</w:t>
+      </w:r>
+    </w:p>
+    <w:p>
+      <w:pPr>
+        <w:pStyle w:val="Heading2"/>
+        <w:spacing w:before="0"/>
+        <w:rPr>
+          <w:sz w:val="24"/>
+          <w:szCs w:val="24"/>
+          <w:lang w:val="en-GB"/>
+        </w:rPr>
+      </w:pPr>
+      <w:bookmarkStart w:id="5" w:name="_heading=h.1vjltijsykle" w:colFirst="0" w:colLast="0"/>
+      <w:bookmarkEnd w:id="5"/>
+      <w:r>
+        <w:rPr>
+          <w:sz w:val="24"/>
+          <w:szCs w:val="24"/>
+          <w:lang w:val="en-GB"/>
+        </w:rPr>
+        <w:t>Rationale</w:t>
+      </w:r>
+    </w:p>
+    <w:p>
+      <w:pPr>
+        <w:keepLines/>
+        <w:spacing w:after="0"/>
+        <w:rPr>
+          <w:lang w:val="en-GB"/>
+        </w:rPr>
+      </w:pPr>
+      <w:r>
+        <w:rPr>
+          <w:lang w:val="en-GB"/>
+        </w:rPr>
+        <w:t>The integration transforms the dashboard into more than the sum of its parts. Each idiom addresses a different abstraction (distribution, consistency, correlation, ranking), and integration allows users to combine these perspectives fluidly.</w:t>
+      </w:r>
+    </w:p>
+    <w:p>
+      <w:pPr>
+        <w:pStyle w:val="Heading1"/>
+        <w:rPr>
+          <w:lang w:val="en-GB"/>
+        </w:rPr>
+      </w:pPr>
+      <w:r>
+        <w:rPr>
+          <w:lang w:val="en-GB"/>
+        </w:rPr>
+        <w:t>Answering the Questions</w:t>
       </w:r>
     </w:p>
     <w:p>
       <w:pPr>
         <w:numPr>
           <w:ilvl w:val="0"/>
-          <w:numId w:val="13"/>
+          <w:numId w:val="18"/>
         </w:numPr>
         <w:spacing w:after="0"/>
         <w:jc w:val="left"/>
@@ -3915,26 +2819,46 @@
       </w:pPr>
       <w:r>
         <w:rPr>
-          <w:b w:val="1"/>
-          <w:bCs w:val="1"/>
+          <w:b/>
+          <w:bCs/>
           <w:highlight w:val="white"/>
           <w:lang w:val="en-GB"/>
         </w:rPr>
-        <w:t xml:space="preserve">2: </w:t>
-      </w:r>
-      <w:r>
-        <w:rPr>
-          <w:b w:val="1"/>
-          <w:bCs w:val="1"/>
-          <w:highlight w:val="yellow"/>
-          <w:lang w:val="en-GB"/>
-        </w:rPr>
-        <w:t>Do rarities influence price the same way by type, by set and by year?</w:t>
-      </w:r>
-      <w:r>
-        <w:rPr>
-          <w:b w:val="1"/>
-          <w:bCs w:val="1"/>
+        <w:t xml:space="preserve">1: </w:t>
+      </w:r>
+      <w:r>
+        <w:rPr>
+          <w:b/>
+          <w:bCs/>
+          <w:highlight w:val="yellow"/>
+          <w:lang w:val="en-GB"/>
+        </w:rPr>
+        <w:t xml:space="preserve">Are there any </w:t>
+      </w:r>
+      <w:proofErr w:type="spellStart"/>
+      <w:r>
+        <w:rPr>
+          <w:b/>
+          <w:bCs/>
+          <w:highlight w:val="yellow"/>
+          <w:lang w:val="en-GB"/>
+        </w:rPr>
+        <w:t>favorite</w:t>
+      </w:r>
+      <w:proofErr w:type="spellEnd"/>
+      <w:r>
+        <w:rPr>
+          <w:b/>
+          <w:bCs/>
+          <w:highlight w:val="yellow"/>
+          <w:lang w:val="en-GB"/>
+        </w:rPr>
+        <w:t xml:space="preserve"> or more popular cards per set and per type?</w:t>
+      </w:r>
+      <w:r>
+        <w:rPr>
+          <w:b/>
+          <w:bCs/>
           <w:lang w:val="en-GB"/>
         </w:rPr>
         <w:t xml:space="preserve"> </w:t>
@@ -3944,14 +2868,14 @@
           <w:highlight w:val="white"/>
           <w:lang w:val="en-GB"/>
         </w:rPr>
-        <w:t>– Use the Box Plot, switch context by set/type/year, and compare medians and spreads across rarity levels.</w:t>
+        <w:t>– Filter by set or type and view the Top 10 Bar Chart for most sold cards, with details available on hover and cross-referenced in the scatter plot.</w:t>
       </w:r>
     </w:p>
     <w:p>
       <w:pPr>
         <w:numPr>
           <w:ilvl w:val="0"/>
-          <w:numId w:val="13"/>
+          <w:numId w:val="18"/>
         </w:numPr>
         <w:spacing w:after="0"/>
         <w:jc w:val="left"/>
@@ -3962,72 +2886,43 @@
       </w:pPr>
       <w:r>
         <w:rPr>
-          <w:b w:val="1"/>
-          <w:bCs w:val="1"/>
+          <w:b/>
+          <w:bCs/>
           <w:highlight w:val="white"/>
           <w:lang w:val="en-GB"/>
         </w:rPr>
-        <w:t xml:space="preserve">3: </w:t>
-      </w:r>
-      <w:r>
-        <w:rPr>
-          <w:b w:val="1"/>
-          <w:bCs w:val="1"/>
-          <w:highlight w:val="yellow"/>
-          <w:lang w:val="en-GB"/>
-        </w:rPr>
-        <w:t>How does condition affect price in relation to set, type and year?</w:t>
-      </w:r>
-      <w:r>
-        <w:rPr>
-          <w:b w:val="1"/>
-          <w:bCs w:val="1"/>
+        <w:t xml:space="preserve">2: </w:t>
+      </w:r>
+      <w:r>
+        <w:rPr>
+          <w:b/>
+          <w:bCs/>
+          <w:highlight w:val="yellow"/>
+          <w:lang w:val="en-GB"/>
+        </w:rPr>
+        <w:t>Do rarities influence price the same way by type, by set and by year?</w:t>
+      </w:r>
+      <w:r>
+        <w:rPr>
+          <w:b/>
+          <w:bCs/>
+          <w:lang w:val="en-GB"/>
+        </w:rPr>
+        <w:t xml:space="preserve"> </w:t>
+      </w:r>
+      <w:r>
+        <w:rPr>
           <w:highlight w:val="white"/>
           <w:lang w:val="en-GB"/>
         </w:rPr>
-        <w:t xml:space="preserve"> </w:t>
-      </w:r>
-      <w:r>
-        <w:rPr>
-          <w:highlight w:val="white"/>
-          <w:lang w:val="en-GB"/>
-        </w:rPr>
-        <w:t xml:space="preserve">– Use the </w:t>
-      </w:r>
-      <w:r>
-        <w:rPr>
-          <w:highlight w:val="yellow"/>
-          <w:lang w:val="en-GB"/>
-        </w:rPr>
-        <w:t>Line Chart</w:t>
-      </w:r>
-      <w:r>
-        <w:rPr>
-          <w:highlight w:val="white"/>
-          <w:lang w:val="en-GB"/>
-        </w:rPr>
-        <w:t xml:space="preserve">, filter by set or year, and compare line </w:t>
-      </w:r>
-      <w:r>
-        <w:rPr>
-          <w:highlight w:val="white"/>
-          <w:lang w:val="en-GB"/>
-        </w:rPr>
-        <w:t>slope</w:t>
-      </w:r>
-      <w:r>
-        <w:rPr>
-          <w:highlight w:val="white"/>
-          <w:lang w:val="en-GB"/>
-        </w:rPr>
-        <w:t>s to see how condition changes value.</w:t>
+        <w:t>– Use the Box Plot, switch context by set/type/year, and compare medians and spreads across rarity levels.</w:t>
       </w:r>
     </w:p>
     <w:p>
       <w:pPr>
         <w:numPr>
           <w:ilvl w:val="0"/>
-          <w:numId w:val="13"/>
+          <w:numId w:val="18"/>
         </w:numPr>
         <w:spacing w:after="0"/>
         <w:jc w:val="left"/>
@@ -4038,63 +2933,58 @@
       </w:pPr>
       <w:r>
         <w:rPr>
-          <w:b w:val="1"/>
-          <w:bCs w:val="1"/>
+          <w:b/>
+          <w:bCs/>
           <w:highlight w:val="white"/>
           <w:lang w:val="en-GB"/>
         </w:rPr>
-        <w:t xml:space="preserve">4: </w:t>
-      </w:r>
-      <w:r>
-        <w:rPr>
-          <w:b w:val="1"/>
-          <w:bCs w:val="1"/>
-          <w:highlight w:val="yellow"/>
-          <w:lang w:val="en-GB"/>
-        </w:rPr>
-        <w:t>Does type influence the popularity and price of a card by set and by year?</w:t>
-      </w:r>
-      <w:r>
-        <w:rPr>
+        <w:t xml:space="preserve">3: </w:t>
+      </w:r>
+      <w:r>
+        <w:rPr>
+          <w:b/>
+          <w:bCs/>
+          <w:highlight w:val="yellow"/>
+          <w:lang w:val="en-GB"/>
+        </w:rPr>
+        <w:t>How does condition affect price in relation to set, type and year?</w:t>
+      </w:r>
+      <w:r>
+        <w:rPr>
+          <w:b/>
+          <w:bCs/>
           <w:highlight w:val="white"/>
           <w:lang w:val="en-GB"/>
         </w:rPr>
-        <w:t xml:space="preserve"> – Use the Scatter Plot (volume vs. revenue, </w:t>
+        <w:t xml:space="preserve"> </w:t>
       </w:r>
       <w:r>
         <w:rPr>
           <w:highlight w:val="white"/>
           <w:lang w:val="en-GB"/>
         </w:rPr>
-        <w:t>color</w:t>
+        <w:t xml:space="preserve">– Use the </w:t>
+      </w:r>
+      <w:r>
+        <w:rPr>
+          <w:highlight w:val="yellow"/>
+          <w:lang w:val="en-GB"/>
+        </w:rPr>
+        <w:t>Line Chart</w:t>
       </w:r>
       <w:r>
         <w:rPr>
           <w:highlight w:val="white"/>
           <w:lang w:val="en-GB"/>
         </w:rPr>
-        <w:t xml:space="preserve"> = type), filter by set or year, and compare clusters to </w:t>
-      </w:r>
-      <w:r>
-        <w:rPr>
-          <w:highlight w:val="white"/>
-          <w:lang w:val="en-GB"/>
-        </w:rPr>
-        <w:t>identify</w:t>
-      </w:r>
-      <w:r>
-        <w:rPr>
-          <w:highlight w:val="white"/>
-          <w:lang w:val="en-GB"/>
-        </w:rPr>
-        <w:t xml:space="preserve"> type effects.</w:t>
+        <w:t>, filter by set or year, and compare line slopes to see how condition changes value.</w:t>
       </w:r>
     </w:p>
     <w:p>
       <w:pPr>
         <w:numPr>
           <w:ilvl w:val="0"/>
-          <w:numId w:val="13"/>
+          <w:numId w:val="18"/>
         </w:numPr>
         <w:spacing w:after="0"/>
         <w:jc w:val="left"/>
@@ -4105,44 +2995,81 @@
       </w:pPr>
       <w:r>
         <w:rPr>
-          <w:b w:val="1"/>
-          <w:bCs w:val="1"/>
+          <w:b/>
+          <w:bCs/>
           <w:highlight w:val="white"/>
           <w:lang w:val="en-GB"/>
         </w:rPr>
+        <w:t xml:space="preserve">4: </w:t>
+      </w:r>
+      <w:r>
+        <w:rPr>
+          <w:b/>
+          <w:bCs/>
+          <w:highlight w:val="yellow"/>
+          <w:lang w:val="en-GB"/>
+        </w:rPr>
+        <w:t>Does type influence the popularity and price of a card by set and by year?</w:t>
+      </w:r>
+      <w:r>
+        <w:rPr>
+          <w:highlight w:val="white"/>
+          <w:lang w:val="en-GB"/>
+        </w:rPr>
+        <w:t xml:space="preserve"> – Use the Scatter Plot (volume vs. revenue, </w:t>
+      </w:r>
+      <w:proofErr w:type="spellStart"/>
+      <w:r>
+        <w:rPr>
+          <w:highlight w:val="white"/>
+          <w:lang w:val="en-GB"/>
+        </w:rPr>
+        <w:t>color</w:t>
+      </w:r>
+      <w:proofErr w:type="spellEnd"/>
+      <w:r>
+        <w:rPr>
+          <w:highlight w:val="white"/>
+          <w:lang w:val="en-GB"/>
+        </w:rPr>
+        <w:t xml:space="preserve"> = type), filter by set or year, and compare clusters to identify type effects.</w:t>
+      </w:r>
+    </w:p>
+    <w:p>
+      <w:pPr>
+        <w:numPr>
+          <w:ilvl w:val="0"/>
+          <w:numId w:val="18"/>
+        </w:numPr>
+        <w:spacing w:after="0"/>
+        <w:jc w:val="left"/>
+        <w:rPr>
+          <w:highlight w:val="white"/>
+          <w:lang w:val="en-GB"/>
+        </w:rPr>
+      </w:pPr>
+      <w:r>
+        <w:rPr>
+          <w:b/>
+          <w:bCs/>
+          <w:highlight w:val="white"/>
+          <w:lang w:val="en-GB"/>
+        </w:rPr>
         <w:t xml:space="preserve">5: </w:t>
       </w:r>
       <w:r>
         <w:rPr>
-          <w:b w:val="1"/>
-          <w:bCs w:val="1"/>
-          <w:highlight w:val="yellow"/>
-          <w:lang w:val="en-GB"/>
-        </w:rPr>
-        <w:t xml:space="preserve">Pokémon Card Sales Volume vs. Revenue per Year, Type, </w:t>
-      </w:r>
-      <w:r>
-        <w:rPr>
-          <w:b w:val="1"/>
-          <w:bCs w:val="1"/>
-          <w:highlight w:val="yellow"/>
-          <w:lang w:val="en-GB"/>
-        </w:rPr>
-        <w:t>Rarity</w:t>
-      </w:r>
-      <w:r>
-        <w:rPr>
-          <w:b w:val="1"/>
-          <w:bCs w:val="1"/>
-          <w:highlight w:val="yellow"/>
-          <w:lang w:val="en-GB"/>
-        </w:rPr>
-        <w:t xml:space="preserve"> and Name?</w:t>
-      </w:r>
-      <w:r>
-        <w:rPr>
-          <w:b w:val="1"/>
-          <w:bCs w:val="1"/>
+          <w:b/>
+          <w:bCs/>
+          <w:highlight w:val="yellow"/>
+          <w:lang w:val="en-GB"/>
+        </w:rPr>
+        <w:t>Pokémon Card Sales Volume vs. Revenue per Year, Type, Rarity and Name?</w:t>
+      </w:r>
+      <w:r>
+        <w:rPr>
+          <w:b/>
+          <w:bCs/>
           <w:highlight w:val="white"/>
           <w:lang w:val="en-GB"/>
         </w:rPr>
@@ -4183,53 +3110,37 @@
         <w:rPr>
           <w:lang w:val="en-GB"/>
         </w:rPr>
-        <w:t xml:space="preserve">For the storyboard, we chose Task 4: “Does type influence the popularity and price of a card by set and by year?” The user begins by exploring the scatter plot and, if needed, filter it to display only a specific set of Pokémon. On the right side, a bar chart shows the top 10 most popular cards from the filtered view, allowing the user to </w:t>
-      </w:r>
-      <w:r>
-        <w:rPr>
-          <w:lang w:val="en-GB"/>
-        </w:rPr>
-        <w:t>identify</w:t>
-      </w:r>
-      <w:r>
-        <w:rPr>
-          <w:lang w:val="en-GB"/>
-        </w:rPr>
-        <w:t xml:space="preserve"> any standout types.</w:t>
-      </w:r>
-      <w:r>
-        <w:rPr>
-          <w:lang w:val="en-GB"/>
-        </w:rPr>
-        <w:t xml:space="preserve"> </w:t>
-      </w:r>
-    </w:p>
-    <w:p>
-      <w:pPr>
-        <w:pStyle w:val="Normal"/>
-        <w:ind w:left="2124"/>
-        <w:rPr>
-          <w:lang w:val="en-GB"/>
-        </w:rPr>
-      </w:pPr>
-      <w:r>
+        <w:t xml:space="preserve">For the storyboard, we chose Task 4: “Does type influence the popularity and price of a card by set and by year?” The user begins by exploring the scatter plot and, if needed, filter it to display only a specific set of Pokémon. On the right side, a bar chart shows the top 10 most popular cards from the filtered view, allowing the user to identify any standout types. </w:t>
+      </w:r>
+    </w:p>
+    <w:p>
+      <w:pPr>
+        <w:ind w:left="1416"/>
+        <w:rPr>
+          <w:lang w:val="en-GB"/>
+        </w:rPr>
+      </w:pPr>
+      <w:r>
+        <w:rPr>
+          <w:noProof/>
+        </w:rPr>
         <w:drawing>
-          <wp:inline wp14:editId="35EA5D2A" wp14:anchorId="45657A5A">
-            <wp:extent cx="2916443" cy="2222282"/>
+          <wp:inline distT="0" distB="0" distL="0" distR="0" wp14:anchorId="45657A5A" wp14:editId="13BC69A6">
+            <wp:extent cx="3602292" cy="2744886"/>
             <wp:effectExtent l="0" t="0" r="0" b="0"/>
             <wp:docPr id="1479063166" name="drawing"/>
             <wp:cNvGraphicFramePr>
-              <a:graphicFrameLocks noChangeAspect="1"/>
+              <a:graphicFrameLocks xmlns:a="http://schemas.openxmlformats.org/drawingml/2006/main" noChangeAspect="1"/>
             </wp:cNvGraphicFramePr>
-            <a:graphic>
-              <a:graphicData xmlns:a="http://schemas.openxmlformats.org/drawingml/2006/main" uri="http://schemas.openxmlformats.org/drawingml/2006/picture">
+            <a:graphic xmlns:a="http://schemas.openxmlformats.org/drawingml/2006/main">
+              <a:graphicData uri="http://schemas.openxmlformats.org/drawingml/2006/picture">
                 <pic:pic xmlns:pic="http://schemas.openxmlformats.org/drawingml/2006/picture">
                   <pic:nvPicPr>
                     <pic:cNvPr id="1230141968" name=""/>
                     <pic:cNvPicPr/>
                   </pic:nvPicPr>
                   <pic:blipFill>
-                    <a:blip xmlns:r="http://schemas.openxmlformats.org/officeDocument/2006/relationships" r:embed="rId1594326539">
+                    <a:blip r:embed="rId14">
                       <a:extLst>
                         <a:ext uri="{28A0092B-C50C-407E-A947-70E740481C1C}">
                           <a14:useLocalDpi xmlns:a14="http://schemas.microsoft.com/office/drawing/2010/main"/>
@@ -4241,9 +3152,9 @@
                     </a:stretch>
                   </pic:blipFill>
                   <pic:spPr>
-                    <a:xfrm rot="0">
+                    <a:xfrm>
                       <a:off x="0" y="0"/>
-                      <a:ext cx="2916443" cy="2222282"/>
+                      <a:ext cx="3610963" cy="2751493"/>
                     </a:xfrm>
                     <a:prstGeom prst="rect">
                       <a:avLst/>
@@ -4257,7 +3168,7 @@
       </w:r>
     </w:p>
     <w:sectPr>
-      <w:pgSz w:w="11906" w:h="16838" w:orient="portrait"/>
+      <w:pgSz w:w="11906" w:h="16838"/>
       <w:pgMar w:top="1135" w:right="1416" w:bottom="1134" w:left="1418" w:header="708" w:footer="708" w:gutter="0"/>
       <w:cols w:space="708"/>
       <w:docGrid w:linePitch="360"/>
@@ -4268,566 +3179,6 @@
 
 <file path=word/numbering.xml><?xml version="1.0" encoding="utf-8"?>
 <w:numbering xmlns:wpc="http://schemas.microsoft.com/office/word/2010/wordprocessingCanvas" xmlns:cx="http://schemas.microsoft.com/office/drawing/2014/chartex" xmlns:cx1="http://schemas.microsoft.com/office/drawing/2015/9/8/chartex" xmlns:cx2="http://schemas.microsoft.com/office/drawing/2015/10/21/chartex" xmlns:cx3="http://schemas.microsoft.com/office/drawing/2016/5/9/chartex" xmlns:cx4="http://schemas.microsoft.com/office/drawing/2016/5/10/chartex" xmlns:cx5="http://schemas.microsoft.com/office/drawing/2016/5/11/chartex" xmlns:cx6="http://schemas.microsoft.com/office/drawing/2016/5/12/chartex" xmlns:cx7="http://schemas.microsoft.com/office/drawing/2016/5/13/chartex" xmlns:cx8="http://schemas.microsoft.com/office/drawing/2016/5/14/chartex" xmlns:mc="http://schemas.openxmlformats.org/markup-compatibility/2006" xmlns:aink="http://schemas.microsoft.com/office/drawing/2016/ink" xmlns:am3d="http://schemas.microsoft.com/office/drawing/2017/model3d" xmlns:o="urn:schemas-microsoft-com:office:office" xmlns:oel="http://schemas.microsoft.com/office/2019/extlst" xmlns:r="http://schemas.openxmlformats.org/officeDocument/2006/relationships" xmlns:m="http://schemas.openxmlformats.org/officeDocument/2006/math" xmlns:v="urn:schemas-microsoft-com:vml" xmlns:wp14="http://schemas.microsoft.com/office/word/2010/wordprocessingDrawing" xmlns:wp="http://schemas.openxmlformats.org/drawingml/2006/wordprocessingDrawing" xmlns:w10="urn:schemas-microsoft-com:office:word" xmlns:w="http://schemas.openxmlformats.org/wordprocessingml/2006/main" xmlns:w14="http://schemas.microsoft.com/office/word/2010/wordml" xmlns:w15="http://schemas.microsoft.com/office/word/2012/wordml" xmlns:w16cex="http://schemas.microsoft.com/office/word/2018/wordml/cex" xmlns:w16cid="http://schemas.microsoft.com/office/word/2016/wordml/cid" xmlns:w16="http://schemas.microsoft.com/office/word/2018/wordml" xmlns:w16du="http://schemas.microsoft.com/office/word/2023/wordml/word16du" xmlns:w16sdtdh="http://schemas.microsoft.com/office/word/2020/wordml/sdtdatahash" xmlns:w16sdtfl="http://schemas.microsoft.com/office/word/2024/wordml/sdtformatlock" xmlns:w16se="http://schemas.microsoft.com/office/word/2015/wordml/symex" xmlns:wpg="http://schemas.microsoft.com/office/word/2010/wordprocessingGroup" xmlns:wpi="http://schemas.microsoft.com/office/word/2010/wordprocessingInk" xmlns:wne="http://schemas.microsoft.com/office/word/2006/wordml" xmlns:wps="http://schemas.microsoft.com/office/word/2010/wordprocessingShape" mc:Ignorable="w14 w15 w16se w16cid w16 w16cex w16sdtdh w16sdtfl w16du wp14">
-  <w:abstractNum xmlns:w="http://schemas.openxmlformats.org/wordprocessingml/2006/main" w:abstractNumId="17">
-    <w:nsid w:val="5d6b9fb8"/>
-    <w:multiLevelType xmlns:w="http://schemas.openxmlformats.org/wordprocessingml/2006/main" w:val="hybridMultilevel"/>
-    <w:lvl xmlns:w="http://schemas.openxmlformats.org/wordprocessingml/2006/main" w:ilvl="0">
-      <w:start w:val="1"/>
-      <w:numFmt w:val="bullet"/>
-      <w:lvlText w:val=""/>
-      <w:lvlJc w:val="left"/>
-      <w:pPr>
-        <w:ind w:left="720" w:hanging="360"/>
-      </w:pPr>
-      <w:rPr>
-        <w:rFonts w:hint="default" w:ascii="Symbol" w:hAnsi="Symbol"/>
-      </w:rPr>
-    </w:lvl>
-    <w:lvl xmlns:w="http://schemas.openxmlformats.org/wordprocessingml/2006/main" w:ilvl="1">
-      <w:start w:val="1"/>
-      <w:numFmt w:val="bullet"/>
-      <w:lvlText w:val="o"/>
-      <w:lvlJc w:val="left"/>
-      <w:pPr>
-        <w:ind w:left="1440" w:hanging="360"/>
-      </w:pPr>
-      <w:rPr>
-        <w:rFonts w:hint="default" w:ascii="Courier New" w:hAnsi="Courier New"/>
-      </w:rPr>
-    </w:lvl>
-    <w:lvl xmlns:w="http://schemas.openxmlformats.org/wordprocessingml/2006/main" w:ilvl="2">
-      <w:start w:val="1"/>
-      <w:numFmt w:val="bullet"/>
-      <w:lvlText w:val=""/>
-      <w:lvlJc w:val="left"/>
-      <w:pPr>
-        <w:ind w:left="2160" w:hanging="360"/>
-      </w:pPr>
-      <w:rPr>
-        <w:rFonts w:hint="default" w:ascii="Wingdings" w:hAnsi="Wingdings"/>
-      </w:rPr>
-    </w:lvl>
-    <w:lvl xmlns:w="http://schemas.openxmlformats.org/wordprocessingml/2006/main" w:ilvl="3">
-      <w:start w:val="1"/>
-      <w:numFmt w:val="bullet"/>
-      <w:lvlText w:val=""/>
-      <w:lvlJc w:val="left"/>
-      <w:pPr>
-        <w:ind w:left="2880" w:hanging="360"/>
-      </w:pPr>
-      <w:rPr>
-        <w:rFonts w:hint="default" w:ascii="Symbol" w:hAnsi="Symbol"/>
-      </w:rPr>
-    </w:lvl>
-    <w:lvl xmlns:w="http://schemas.openxmlformats.org/wordprocessingml/2006/main" w:ilvl="4">
-      <w:start w:val="1"/>
-      <w:numFmt w:val="bullet"/>
-      <w:lvlText w:val="o"/>
-      <w:lvlJc w:val="left"/>
-      <w:pPr>
-        <w:ind w:left="3600" w:hanging="360"/>
-      </w:pPr>
-      <w:rPr>
-        <w:rFonts w:hint="default" w:ascii="Courier New" w:hAnsi="Courier New"/>
-      </w:rPr>
-    </w:lvl>
-    <w:lvl xmlns:w="http://schemas.openxmlformats.org/wordprocessingml/2006/main" w:ilvl="5">
-      <w:start w:val="1"/>
-      <w:numFmt w:val="bullet"/>
-      <w:lvlText w:val=""/>
-      <w:lvlJc w:val="left"/>
-      <w:pPr>
-        <w:ind w:left="4320" w:hanging="360"/>
-      </w:pPr>
-      <w:rPr>
-        <w:rFonts w:hint="default" w:ascii="Wingdings" w:hAnsi="Wingdings"/>
-      </w:rPr>
-    </w:lvl>
-    <w:lvl xmlns:w="http://schemas.openxmlformats.org/wordprocessingml/2006/main" w:ilvl="6">
-      <w:start w:val="1"/>
-      <w:numFmt w:val="bullet"/>
-      <w:lvlText w:val=""/>
-      <w:lvlJc w:val="left"/>
-      <w:pPr>
-        <w:ind w:left="5040" w:hanging="360"/>
-      </w:pPr>
-      <w:rPr>
-        <w:rFonts w:hint="default" w:ascii="Symbol" w:hAnsi="Symbol"/>
-      </w:rPr>
-    </w:lvl>
-    <w:lvl xmlns:w="http://schemas.openxmlformats.org/wordprocessingml/2006/main" w:ilvl="7">
-      <w:start w:val="1"/>
-      <w:numFmt w:val="bullet"/>
-      <w:lvlText w:val="o"/>
-      <w:lvlJc w:val="left"/>
-      <w:pPr>
-        <w:ind w:left="5760" w:hanging="360"/>
-      </w:pPr>
-      <w:rPr>
-        <w:rFonts w:hint="default" w:ascii="Courier New" w:hAnsi="Courier New"/>
-      </w:rPr>
-    </w:lvl>
-    <w:lvl xmlns:w="http://schemas.openxmlformats.org/wordprocessingml/2006/main" w:ilvl="8">
-      <w:start w:val="1"/>
-      <w:numFmt w:val="bullet"/>
-      <w:lvlText w:val=""/>
-      <w:lvlJc w:val="left"/>
-      <w:pPr>
-        <w:ind w:left="6480" w:hanging="360"/>
-      </w:pPr>
-      <w:rPr>
-        <w:rFonts w:hint="default" w:ascii="Wingdings" w:hAnsi="Wingdings"/>
-      </w:rPr>
-    </w:lvl>
-  </w:abstractNum>
-  <w:abstractNum xmlns:w="http://schemas.openxmlformats.org/wordprocessingml/2006/main" w:abstractNumId="16">
-    <w:nsid w:val="12cadd36"/>
-    <w:multiLevelType xmlns:w="http://schemas.openxmlformats.org/wordprocessingml/2006/main" w:val="hybridMultilevel"/>
-    <w:lvl xmlns:w="http://schemas.openxmlformats.org/wordprocessingml/2006/main" w:ilvl="0">
-      <w:start w:val="1"/>
-      <w:numFmt w:val="bullet"/>
-      <w:lvlText w:val=""/>
-      <w:lvlJc w:val="left"/>
-      <w:pPr>
-        <w:ind w:left="720" w:hanging="360"/>
-      </w:pPr>
-      <w:rPr>
-        <w:rFonts w:hint="default" w:ascii="Symbol" w:hAnsi="Symbol"/>
-      </w:rPr>
-    </w:lvl>
-    <w:lvl xmlns:w="http://schemas.openxmlformats.org/wordprocessingml/2006/main" w:ilvl="1">
-      <w:start w:val="1"/>
-      <w:numFmt w:val="bullet"/>
-      <w:lvlText w:val="o"/>
-      <w:lvlJc w:val="left"/>
-      <w:pPr>
-        <w:ind w:left="1440" w:hanging="360"/>
-      </w:pPr>
-      <w:rPr>
-        <w:rFonts w:hint="default" w:ascii="Courier New" w:hAnsi="Courier New"/>
-      </w:rPr>
-    </w:lvl>
-    <w:lvl xmlns:w="http://schemas.openxmlformats.org/wordprocessingml/2006/main" w:ilvl="2">
-      <w:start w:val="1"/>
-      <w:numFmt w:val="bullet"/>
-      <w:lvlText w:val=""/>
-      <w:lvlJc w:val="left"/>
-      <w:pPr>
-        <w:ind w:left="2160" w:hanging="360"/>
-      </w:pPr>
-      <w:rPr>
-        <w:rFonts w:hint="default" w:ascii="Wingdings" w:hAnsi="Wingdings"/>
-      </w:rPr>
-    </w:lvl>
-    <w:lvl xmlns:w="http://schemas.openxmlformats.org/wordprocessingml/2006/main" w:ilvl="3">
-      <w:start w:val="1"/>
-      <w:numFmt w:val="bullet"/>
-      <w:lvlText w:val=""/>
-      <w:lvlJc w:val="left"/>
-      <w:pPr>
-        <w:ind w:left="2880" w:hanging="360"/>
-      </w:pPr>
-      <w:rPr>
-        <w:rFonts w:hint="default" w:ascii="Symbol" w:hAnsi="Symbol"/>
-      </w:rPr>
-    </w:lvl>
-    <w:lvl xmlns:w="http://schemas.openxmlformats.org/wordprocessingml/2006/main" w:ilvl="4">
-      <w:start w:val="1"/>
-      <w:numFmt w:val="bullet"/>
-      <w:lvlText w:val="o"/>
-      <w:lvlJc w:val="left"/>
-      <w:pPr>
-        <w:ind w:left="3600" w:hanging="360"/>
-      </w:pPr>
-      <w:rPr>
-        <w:rFonts w:hint="default" w:ascii="Courier New" w:hAnsi="Courier New"/>
-      </w:rPr>
-    </w:lvl>
-    <w:lvl xmlns:w="http://schemas.openxmlformats.org/wordprocessingml/2006/main" w:ilvl="5">
-      <w:start w:val="1"/>
-      <w:numFmt w:val="bullet"/>
-      <w:lvlText w:val=""/>
-      <w:lvlJc w:val="left"/>
-      <w:pPr>
-        <w:ind w:left="4320" w:hanging="360"/>
-      </w:pPr>
-      <w:rPr>
-        <w:rFonts w:hint="default" w:ascii="Wingdings" w:hAnsi="Wingdings"/>
-      </w:rPr>
-    </w:lvl>
-    <w:lvl xmlns:w="http://schemas.openxmlformats.org/wordprocessingml/2006/main" w:ilvl="6">
-      <w:start w:val="1"/>
-      <w:numFmt w:val="bullet"/>
-      <w:lvlText w:val=""/>
-      <w:lvlJc w:val="left"/>
-      <w:pPr>
-        <w:ind w:left="5040" w:hanging="360"/>
-      </w:pPr>
-      <w:rPr>
-        <w:rFonts w:hint="default" w:ascii="Symbol" w:hAnsi="Symbol"/>
-      </w:rPr>
-    </w:lvl>
-    <w:lvl xmlns:w="http://schemas.openxmlformats.org/wordprocessingml/2006/main" w:ilvl="7">
-      <w:start w:val="1"/>
-      <w:numFmt w:val="bullet"/>
-      <w:lvlText w:val="o"/>
-      <w:lvlJc w:val="left"/>
-      <w:pPr>
-        <w:ind w:left="5760" w:hanging="360"/>
-      </w:pPr>
-      <w:rPr>
-        <w:rFonts w:hint="default" w:ascii="Courier New" w:hAnsi="Courier New"/>
-      </w:rPr>
-    </w:lvl>
-    <w:lvl xmlns:w="http://schemas.openxmlformats.org/wordprocessingml/2006/main" w:ilvl="8">
-      <w:start w:val="1"/>
-      <w:numFmt w:val="bullet"/>
-      <w:lvlText w:val=""/>
-      <w:lvlJc w:val="left"/>
-      <w:pPr>
-        <w:ind w:left="6480" w:hanging="360"/>
-      </w:pPr>
-      <w:rPr>
-        <w:rFonts w:hint="default" w:ascii="Wingdings" w:hAnsi="Wingdings"/>
-      </w:rPr>
-    </w:lvl>
-  </w:abstractNum>
-  <w:abstractNum xmlns:w="http://schemas.openxmlformats.org/wordprocessingml/2006/main" w:abstractNumId="15">
-    <w:nsid w:val="155b7f34"/>
-    <w:multiLevelType xmlns:w="http://schemas.openxmlformats.org/wordprocessingml/2006/main" w:val="hybridMultilevel"/>
-    <w:lvl xmlns:w="http://schemas.openxmlformats.org/wordprocessingml/2006/main" w:ilvl="0">
-      <w:start w:val="1"/>
-      <w:numFmt w:val="bullet"/>
-      <w:lvlText w:val=""/>
-      <w:lvlJc w:val="left"/>
-      <w:pPr>
-        <w:ind w:left="720" w:hanging="360"/>
-      </w:pPr>
-      <w:rPr>
-        <w:rFonts w:hint="default" w:ascii="Symbol" w:hAnsi="Symbol"/>
-      </w:rPr>
-    </w:lvl>
-    <w:lvl xmlns:w="http://schemas.openxmlformats.org/wordprocessingml/2006/main" w:ilvl="1">
-      <w:start w:val="1"/>
-      <w:numFmt w:val="bullet"/>
-      <w:lvlText w:val="o"/>
-      <w:lvlJc w:val="left"/>
-      <w:pPr>
-        <w:ind w:left="1440" w:hanging="360"/>
-      </w:pPr>
-      <w:rPr>
-        <w:rFonts w:hint="default" w:ascii="Courier New" w:hAnsi="Courier New"/>
-      </w:rPr>
-    </w:lvl>
-    <w:lvl xmlns:w="http://schemas.openxmlformats.org/wordprocessingml/2006/main" w:ilvl="2">
-      <w:start w:val="1"/>
-      <w:numFmt w:val="bullet"/>
-      <w:lvlText w:val=""/>
-      <w:lvlJc w:val="left"/>
-      <w:pPr>
-        <w:ind w:left="2160" w:hanging="360"/>
-      </w:pPr>
-      <w:rPr>
-        <w:rFonts w:hint="default" w:ascii="Wingdings" w:hAnsi="Wingdings"/>
-      </w:rPr>
-    </w:lvl>
-    <w:lvl xmlns:w="http://schemas.openxmlformats.org/wordprocessingml/2006/main" w:ilvl="3">
-      <w:start w:val="1"/>
-      <w:numFmt w:val="bullet"/>
-      <w:lvlText w:val=""/>
-      <w:lvlJc w:val="left"/>
-      <w:pPr>
-        <w:ind w:left="2880" w:hanging="360"/>
-      </w:pPr>
-      <w:rPr>
-        <w:rFonts w:hint="default" w:ascii="Symbol" w:hAnsi="Symbol"/>
-      </w:rPr>
-    </w:lvl>
-    <w:lvl xmlns:w="http://schemas.openxmlformats.org/wordprocessingml/2006/main" w:ilvl="4">
-      <w:start w:val="1"/>
-      <w:numFmt w:val="bullet"/>
-      <w:lvlText w:val="o"/>
-      <w:lvlJc w:val="left"/>
-      <w:pPr>
-        <w:ind w:left="3600" w:hanging="360"/>
-      </w:pPr>
-      <w:rPr>
-        <w:rFonts w:hint="default" w:ascii="Courier New" w:hAnsi="Courier New"/>
-      </w:rPr>
-    </w:lvl>
-    <w:lvl xmlns:w="http://schemas.openxmlformats.org/wordprocessingml/2006/main" w:ilvl="5">
-      <w:start w:val="1"/>
-      <w:numFmt w:val="bullet"/>
-      <w:lvlText w:val=""/>
-      <w:lvlJc w:val="left"/>
-      <w:pPr>
-        <w:ind w:left="4320" w:hanging="360"/>
-      </w:pPr>
-      <w:rPr>
-        <w:rFonts w:hint="default" w:ascii="Wingdings" w:hAnsi="Wingdings"/>
-      </w:rPr>
-    </w:lvl>
-    <w:lvl xmlns:w="http://schemas.openxmlformats.org/wordprocessingml/2006/main" w:ilvl="6">
-      <w:start w:val="1"/>
-      <w:numFmt w:val="bullet"/>
-      <w:lvlText w:val=""/>
-      <w:lvlJc w:val="left"/>
-      <w:pPr>
-        <w:ind w:left="5040" w:hanging="360"/>
-      </w:pPr>
-      <w:rPr>
-        <w:rFonts w:hint="default" w:ascii="Symbol" w:hAnsi="Symbol"/>
-      </w:rPr>
-    </w:lvl>
-    <w:lvl xmlns:w="http://schemas.openxmlformats.org/wordprocessingml/2006/main" w:ilvl="7">
-      <w:start w:val="1"/>
-      <w:numFmt w:val="bullet"/>
-      <w:lvlText w:val="o"/>
-      <w:lvlJc w:val="left"/>
-      <w:pPr>
-        <w:ind w:left="5760" w:hanging="360"/>
-      </w:pPr>
-      <w:rPr>
-        <w:rFonts w:hint="default" w:ascii="Courier New" w:hAnsi="Courier New"/>
-      </w:rPr>
-    </w:lvl>
-    <w:lvl xmlns:w="http://schemas.openxmlformats.org/wordprocessingml/2006/main" w:ilvl="8">
-      <w:start w:val="1"/>
-      <w:numFmt w:val="bullet"/>
-      <w:lvlText w:val=""/>
-      <w:lvlJc w:val="left"/>
-      <w:pPr>
-        <w:ind w:left="6480" w:hanging="360"/>
-      </w:pPr>
-      <w:rPr>
-        <w:rFonts w:hint="default" w:ascii="Wingdings" w:hAnsi="Wingdings"/>
-      </w:rPr>
-    </w:lvl>
-  </w:abstractNum>
-  <w:abstractNum xmlns:w="http://schemas.openxmlformats.org/wordprocessingml/2006/main" w:abstractNumId="14">
-    <w:nsid w:val="1fbfba58"/>
-    <w:multiLevelType xmlns:w="http://schemas.openxmlformats.org/wordprocessingml/2006/main" w:val="hybridMultilevel"/>
-    <w:lvl xmlns:w="http://schemas.openxmlformats.org/wordprocessingml/2006/main" w:ilvl="0">
-      <w:start w:val="1"/>
-      <w:numFmt w:val="bullet"/>
-      <w:lvlText w:val=""/>
-      <w:lvlJc w:val="left"/>
-      <w:pPr>
-        <w:ind w:left="720" w:hanging="360"/>
-      </w:pPr>
-      <w:rPr>
-        <w:rFonts w:hint="default" w:ascii="Symbol" w:hAnsi="Symbol"/>
-      </w:rPr>
-    </w:lvl>
-    <w:lvl xmlns:w="http://schemas.openxmlformats.org/wordprocessingml/2006/main" w:ilvl="1">
-      <w:start w:val="1"/>
-      <w:numFmt w:val="bullet"/>
-      <w:lvlText w:val="o"/>
-      <w:lvlJc w:val="left"/>
-      <w:pPr>
-        <w:ind w:left="1440" w:hanging="360"/>
-      </w:pPr>
-      <w:rPr>
-        <w:rFonts w:hint="default" w:ascii="Courier New" w:hAnsi="Courier New"/>
-      </w:rPr>
-    </w:lvl>
-    <w:lvl xmlns:w="http://schemas.openxmlformats.org/wordprocessingml/2006/main" w:ilvl="2">
-      <w:start w:val="1"/>
-      <w:numFmt w:val="bullet"/>
-      <w:lvlText w:val=""/>
-      <w:lvlJc w:val="left"/>
-      <w:pPr>
-        <w:ind w:left="2160" w:hanging="360"/>
-      </w:pPr>
-      <w:rPr>
-        <w:rFonts w:hint="default" w:ascii="Wingdings" w:hAnsi="Wingdings"/>
-      </w:rPr>
-    </w:lvl>
-    <w:lvl xmlns:w="http://schemas.openxmlformats.org/wordprocessingml/2006/main" w:ilvl="3">
-      <w:start w:val="1"/>
-      <w:numFmt w:val="bullet"/>
-      <w:lvlText w:val=""/>
-      <w:lvlJc w:val="left"/>
-      <w:pPr>
-        <w:ind w:left="2880" w:hanging="360"/>
-      </w:pPr>
-      <w:rPr>
-        <w:rFonts w:hint="default" w:ascii="Symbol" w:hAnsi="Symbol"/>
-      </w:rPr>
-    </w:lvl>
-    <w:lvl xmlns:w="http://schemas.openxmlformats.org/wordprocessingml/2006/main" w:ilvl="4">
-      <w:start w:val="1"/>
-      <w:numFmt w:val="bullet"/>
-      <w:lvlText w:val="o"/>
-      <w:lvlJc w:val="left"/>
-      <w:pPr>
-        <w:ind w:left="3600" w:hanging="360"/>
-      </w:pPr>
-      <w:rPr>
-        <w:rFonts w:hint="default" w:ascii="Courier New" w:hAnsi="Courier New"/>
-      </w:rPr>
-    </w:lvl>
-    <w:lvl xmlns:w="http://schemas.openxmlformats.org/wordprocessingml/2006/main" w:ilvl="5">
-      <w:start w:val="1"/>
-      <w:numFmt w:val="bullet"/>
-      <w:lvlText w:val=""/>
-      <w:lvlJc w:val="left"/>
-      <w:pPr>
-        <w:ind w:left="4320" w:hanging="360"/>
-      </w:pPr>
-      <w:rPr>
-        <w:rFonts w:hint="default" w:ascii="Wingdings" w:hAnsi="Wingdings"/>
-      </w:rPr>
-    </w:lvl>
-    <w:lvl xmlns:w="http://schemas.openxmlformats.org/wordprocessingml/2006/main" w:ilvl="6">
-      <w:start w:val="1"/>
-      <w:numFmt w:val="bullet"/>
-      <w:lvlText w:val=""/>
-      <w:lvlJc w:val="left"/>
-      <w:pPr>
-        <w:ind w:left="5040" w:hanging="360"/>
-      </w:pPr>
-      <w:rPr>
-        <w:rFonts w:hint="default" w:ascii="Symbol" w:hAnsi="Symbol"/>
-      </w:rPr>
-    </w:lvl>
-    <w:lvl xmlns:w="http://schemas.openxmlformats.org/wordprocessingml/2006/main" w:ilvl="7">
-      <w:start w:val="1"/>
-      <w:numFmt w:val="bullet"/>
-      <w:lvlText w:val="o"/>
-      <w:lvlJc w:val="left"/>
-      <w:pPr>
-        <w:ind w:left="5760" w:hanging="360"/>
-      </w:pPr>
-      <w:rPr>
-        <w:rFonts w:hint="default" w:ascii="Courier New" w:hAnsi="Courier New"/>
-      </w:rPr>
-    </w:lvl>
-    <w:lvl xmlns:w="http://schemas.openxmlformats.org/wordprocessingml/2006/main" w:ilvl="8">
-      <w:start w:val="1"/>
-      <w:numFmt w:val="bullet"/>
-      <w:lvlText w:val=""/>
-      <w:lvlJc w:val="left"/>
-      <w:pPr>
-        <w:ind w:left="6480" w:hanging="360"/>
-      </w:pPr>
-      <w:rPr>
-        <w:rFonts w:hint="default" w:ascii="Wingdings" w:hAnsi="Wingdings"/>
-      </w:rPr>
-    </w:lvl>
-  </w:abstractNum>
-  <w:abstractNum xmlns:w="http://schemas.openxmlformats.org/wordprocessingml/2006/main" w:abstractNumId="13">
-    <w:nsid w:val="79866b78"/>
-    <w:multiLevelType xmlns:w="http://schemas.openxmlformats.org/wordprocessingml/2006/main" w:val="hybridMultilevel"/>
-    <w:lvl xmlns:w="http://schemas.openxmlformats.org/wordprocessingml/2006/main" w:ilvl="0">
-      <w:start w:val="1"/>
-      <w:numFmt w:val="bullet"/>
-      <w:lvlText w:val=""/>
-      <w:lvlJc w:val="left"/>
-      <w:pPr>
-        <w:ind w:left="720" w:hanging="360"/>
-      </w:pPr>
-      <w:rPr>
-        <w:rFonts w:hint="default" w:ascii="Symbol" w:hAnsi="Symbol"/>
-      </w:rPr>
-    </w:lvl>
-    <w:lvl xmlns:w="http://schemas.openxmlformats.org/wordprocessingml/2006/main" w:ilvl="1">
-      <w:start w:val="1"/>
-      <w:numFmt w:val="bullet"/>
-      <w:lvlText w:val="o"/>
-      <w:lvlJc w:val="left"/>
-      <w:pPr>
-        <w:ind w:left="1440" w:hanging="360"/>
-      </w:pPr>
-      <w:rPr>
-        <w:rFonts w:hint="default" w:ascii="Courier New" w:hAnsi="Courier New"/>
-      </w:rPr>
-    </w:lvl>
-    <w:lvl xmlns:w="http://schemas.openxmlformats.org/wordprocessingml/2006/main" w:ilvl="2">
-      <w:start w:val="1"/>
-      <w:numFmt w:val="bullet"/>
-      <w:lvlText w:val=""/>
-      <w:lvlJc w:val="left"/>
-      <w:pPr>
-        <w:ind w:left="2160" w:hanging="360"/>
-      </w:pPr>
-      <w:rPr>
-        <w:rFonts w:hint="default" w:ascii="Wingdings" w:hAnsi="Wingdings"/>
-      </w:rPr>
-    </w:lvl>
-    <w:lvl xmlns:w="http://schemas.openxmlformats.org/wordprocessingml/2006/main" w:ilvl="3">
-      <w:start w:val="1"/>
-      <w:numFmt w:val="bullet"/>
-      <w:lvlText w:val=""/>
-      <w:lvlJc w:val="left"/>
-      <w:pPr>
-        <w:ind w:left="2880" w:hanging="360"/>
-      </w:pPr>
-      <w:rPr>
-        <w:rFonts w:hint="default" w:ascii="Symbol" w:hAnsi="Symbol"/>
-      </w:rPr>
-    </w:lvl>
-    <w:lvl xmlns:w="http://schemas.openxmlformats.org/wordprocessingml/2006/main" w:ilvl="4">
-      <w:start w:val="1"/>
-      <w:numFmt w:val="bullet"/>
-      <w:lvlText w:val="o"/>
-      <w:lvlJc w:val="left"/>
-      <w:pPr>
-        <w:ind w:left="3600" w:hanging="360"/>
-      </w:pPr>
-      <w:rPr>
-        <w:rFonts w:hint="default" w:ascii="Courier New" w:hAnsi="Courier New"/>
-      </w:rPr>
-    </w:lvl>
-    <w:lvl xmlns:w="http://schemas.openxmlformats.org/wordprocessingml/2006/main" w:ilvl="5">
-      <w:start w:val="1"/>
-      <w:numFmt w:val="bullet"/>
-      <w:lvlText w:val=""/>
-      <w:lvlJc w:val="left"/>
-      <w:pPr>
-        <w:ind w:left="4320" w:hanging="360"/>
-      </w:pPr>
-      <w:rPr>
-        <w:rFonts w:hint="default" w:ascii="Wingdings" w:hAnsi="Wingdings"/>
-      </w:rPr>
-    </w:lvl>
-    <w:lvl xmlns:w="http://schemas.openxmlformats.org/wordprocessingml/2006/main" w:ilvl="6">
-      <w:start w:val="1"/>
-      <w:numFmt w:val="bullet"/>
-      <w:lvlText w:val=""/>
-      <w:lvlJc w:val="left"/>
-      <w:pPr>
-        <w:ind w:left="5040" w:hanging="360"/>
-      </w:pPr>
-      <w:rPr>
-        <w:rFonts w:hint="default" w:ascii="Symbol" w:hAnsi="Symbol"/>
-      </w:rPr>
-    </w:lvl>
-    <w:lvl xmlns:w="http://schemas.openxmlformats.org/wordprocessingml/2006/main" w:ilvl="7">
-      <w:start w:val="1"/>
-      <w:numFmt w:val="bullet"/>
-      <w:lvlText w:val="o"/>
-      <w:lvlJc w:val="left"/>
-      <w:pPr>
-        <w:ind w:left="5760" w:hanging="360"/>
-      </w:pPr>
-      <w:rPr>
-        <w:rFonts w:hint="default" w:ascii="Courier New" w:hAnsi="Courier New"/>
-      </w:rPr>
-    </w:lvl>
-    <w:lvl xmlns:w="http://schemas.openxmlformats.org/wordprocessingml/2006/main" w:ilvl="8">
-      <w:start w:val="1"/>
-      <w:numFmt w:val="bullet"/>
-      <w:lvlText w:val=""/>
-      <w:lvlJc w:val="left"/>
-      <w:pPr>
-        <w:ind w:left="6480" w:hanging="360"/>
-      </w:pPr>
-      <w:rPr>
-        <w:rFonts w:hint="default" w:ascii="Wingdings" w:hAnsi="Wingdings"/>
-      </w:rPr>
-    </w:lvl>
-  </w:abstractNum>
   <w:abstractNum w:abstractNumId="0" w15:restartNumberingAfterBreak="0">
     <w:nsid w:val="0FAA2404"/>
     <w:multiLevelType w:val="hybridMultilevel"/>
@@ -4841,7 +3192,7 @@
         <w:ind w:left="720" w:hanging="360"/>
       </w:pPr>
       <w:rPr>
-        <w:rFonts w:hint="default" w:ascii="Symbol" w:hAnsi="Symbol"/>
+        <w:rFonts w:ascii="Symbol" w:hAnsi="Symbol" w:hint="default"/>
       </w:rPr>
     </w:lvl>
     <w:lvl w:ilvl="1" w:tplc="08160003" w:tentative="1">
@@ -4853,7 +3204,7 @@
         <w:ind w:left="1440" w:hanging="360"/>
       </w:pPr>
       <w:rPr>
-        <w:rFonts w:hint="default" w:ascii="Courier New" w:hAnsi="Courier New" w:cs="Courier New"/>
+        <w:rFonts w:ascii="Courier New" w:hAnsi="Courier New" w:cs="Courier New" w:hint="default"/>
       </w:rPr>
     </w:lvl>
     <w:lvl w:ilvl="2" w:tplc="08160005" w:tentative="1">
@@ -4865,7 +3216,7 @@
         <w:ind w:left="2160" w:hanging="360"/>
       </w:pPr>
       <w:rPr>
-        <w:rFonts w:hint="default" w:ascii="Wingdings" w:hAnsi="Wingdings"/>
+        <w:rFonts w:ascii="Wingdings" w:hAnsi="Wingdings" w:hint="default"/>
       </w:rPr>
     </w:lvl>
     <w:lvl w:ilvl="3" w:tplc="08160001" w:tentative="1">
@@ -4877,7 +3228,7 @@
         <w:ind w:left="2880" w:hanging="360"/>
       </w:pPr>
       <w:rPr>
-        <w:rFonts w:hint="default" w:ascii="Symbol" w:hAnsi="Symbol"/>
+        <w:rFonts w:ascii="Symbol" w:hAnsi="Symbol" w:hint="default"/>
       </w:rPr>
     </w:lvl>
     <w:lvl w:ilvl="4" w:tplc="08160003" w:tentative="1">
@@ -4889,7 +3240,7 @@
         <w:ind w:left="3600" w:hanging="360"/>
       </w:pPr>
       <w:rPr>
-        <w:rFonts w:hint="default" w:ascii="Courier New" w:hAnsi="Courier New" w:cs="Courier New"/>
+        <w:rFonts w:ascii="Courier New" w:hAnsi="Courier New" w:cs="Courier New" w:hint="default"/>
       </w:rPr>
     </w:lvl>
     <w:lvl w:ilvl="5" w:tplc="08160005" w:tentative="1">
@@ -4901,7 +3252,7 @@
         <w:ind w:left="4320" w:hanging="360"/>
       </w:pPr>
       <w:rPr>
-        <w:rFonts w:hint="default" w:ascii="Wingdings" w:hAnsi="Wingdings"/>
+        <w:rFonts w:ascii="Wingdings" w:hAnsi="Wingdings" w:hint="default"/>
       </w:rPr>
     </w:lvl>
     <w:lvl w:ilvl="6" w:tplc="08160001" w:tentative="1">
@@ -4913,7 +3264,7 @@
         <w:ind w:left="5040" w:hanging="360"/>
       </w:pPr>
       <w:rPr>
-        <w:rFonts w:hint="default" w:ascii="Symbol" w:hAnsi="Symbol"/>
+        <w:rFonts w:ascii="Symbol" w:hAnsi="Symbol" w:hint="default"/>
       </w:rPr>
     </w:lvl>
     <w:lvl w:ilvl="7" w:tplc="08160003" w:tentative="1">
@@ -4925,7 +3276,7 @@
         <w:ind w:left="5760" w:hanging="360"/>
       </w:pPr>
       <w:rPr>
-        <w:rFonts w:hint="default" w:ascii="Courier New" w:hAnsi="Courier New" w:cs="Courier New"/>
+        <w:rFonts w:ascii="Courier New" w:hAnsi="Courier New" w:cs="Courier New" w:hint="default"/>
       </w:rPr>
     </w:lvl>
     <w:lvl w:ilvl="8" w:tplc="08160005" w:tentative="1">
@@ -4937,11 +3288,237 @@
         <w:ind w:left="6480" w:hanging="360"/>
       </w:pPr>
       <w:rPr>
-        <w:rFonts w:hint="default" w:ascii="Wingdings" w:hAnsi="Wingdings"/>
+        <w:rFonts w:ascii="Wingdings" w:hAnsi="Wingdings" w:hint="default"/>
       </w:rPr>
     </w:lvl>
   </w:abstractNum>
   <w:abstractNum w:abstractNumId="1" w15:restartNumberingAfterBreak="0">
+    <w:nsid w:val="12CADD36"/>
+    <w:multiLevelType w:val="hybridMultilevel"/>
+    <w:tmpl w:val="BB3A5ABA"/>
+    <w:lvl w:ilvl="0" w:tplc="116E04BC">
+      <w:start w:val="1"/>
+      <w:numFmt w:val="bullet"/>
+      <w:lvlText w:val=""/>
+      <w:lvlJc w:val="left"/>
+      <w:pPr>
+        <w:ind w:left="720" w:hanging="360"/>
+      </w:pPr>
+      <w:rPr>
+        <w:rFonts w:ascii="Symbol" w:hAnsi="Symbol" w:hint="default"/>
+      </w:rPr>
+    </w:lvl>
+    <w:lvl w:ilvl="1" w:tplc="115C68E6">
+      <w:start w:val="1"/>
+      <w:numFmt w:val="bullet"/>
+      <w:lvlText w:val="o"/>
+      <w:lvlJc w:val="left"/>
+      <w:pPr>
+        <w:ind w:left="1440" w:hanging="360"/>
+      </w:pPr>
+      <w:rPr>
+        <w:rFonts w:ascii="Courier New" w:hAnsi="Courier New" w:hint="default"/>
+      </w:rPr>
+    </w:lvl>
+    <w:lvl w:ilvl="2" w:tplc="C5AAAD1A">
+      <w:start w:val="1"/>
+      <w:numFmt w:val="bullet"/>
+      <w:lvlText w:val=""/>
+      <w:lvlJc w:val="left"/>
+      <w:pPr>
+        <w:ind w:left="2160" w:hanging="360"/>
+      </w:pPr>
+      <w:rPr>
+        <w:rFonts w:ascii="Wingdings" w:hAnsi="Wingdings" w:hint="default"/>
+      </w:rPr>
+    </w:lvl>
+    <w:lvl w:ilvl="3" w:tplc="4CCEEC62">
+      <w:start w:val="1"/>
+      <w:numFmt w:val="bullet"/>
+      <w:lvlText w:val=""/>
+      <w:lvlJc w:val="left"/>
+      <w:pPr>
+        <w:ind w:left="2880" w:hanging="360"/>
+      </w:pPr>
+      <w:rPr>
+        <w:rFonts w:ascii="Symbol" w:hAnsi="Symbol" w:hint="default"/>
+      </w:rPr>
+    </w:lvl>
+    <w:lvl w:ilvl="4" w:tplc="07D869BC">
+      <w:start w:val="1"/>
+      <w:numFmt w:val="bullet"/>
+      <w:lvlText w:val="o"/>
+      <w:lvlJc w:val="left"/>
+      <w:pPr>
+        <w:ind w:left="3600" w:hanging="360"/>
+      </w:pPr>
+      <w:rPr>
+        <w:rFonts w:ascii="Courier New" w:hAnsi="Courier New" w:hint="default"/>
+      </w:rPr>
+    </w:lvl>
+    <w:lvl w:ilvl="5" w:tplc="B9C66BE2">
+      <w:start w:val="1"/>
+      <w:numFmt w:val="bullet"/>
+      <w:lvlText w:val=""/>
+      <w:lvlJc w:val="left"/>
+      <w:pPr>
+        <w:ind w:left="4320" w:hanging="360"/>
+      </w:pPr>
+      <w:rPr>
+        <w:rFonts w:ascii="Wingdings" w:hAnsi="Wingdings" w:hint="default"/>
+      </w:rPr>
+    </w:lvl>
+    <w:lvl w:ilvl="6" w:tplc="2218641C">
+      <w:start w:val="1"/>
+      <w:numFmt w:val="bullet"/>
+      <w:lvlText w:val=""/>
+      <w:lvlJc w:val="left"/>
+      <w:pPr>
+        <w:ind w:left="5040" w:hanging="360"/>
+      </w:pPr>
+      <w:rPr>
+        <w:rFonts w:ascii="Symbol" w:hAnsi="Symbol" w:hint="default"/>
+      </w:rPr>
+    </w:lvl>
+    <w:lvl w:ilvl="7" w:tplc="F4482C62">
+      <w:start w:val="1"/>
+      <w:numFmt w:val="bullet"/>
+      <w:lvlText w:val="o"/>
+      <w:lvlJc w:val="left"/>
+      <w:pPr>
+        <w:ind w:left="5760" w:hanging="360"/>
+      </w:pPr>
+      <w:rPr>
+        <w:rFonts w:ascii="Courier New" w:hAnsi="Courier New" w:hint="default"/>
+      </w:rPr>
+    </w:lvl>
+    <w:lvl w:ilvl="8" w:tplc="093A644C">
+      <w:start w:val="1"/>
+      <w:numFmt w:val="bullet"/>
+      <w:lvlText w:val=""/>
+      <w:lvlJc w:val="left"/>
+      <w:pPr>
+        <w:ind w:left="6480" w:hanging="360"/>
+      </w:pPr>
+      <w:rPr>
+        <w:rFonts w:ascii="Wingdings" w:hAnsi="Wingdings" w:hint="default"/>
+      </w:rPr>
+    </w:lvl>
+  </w:abstractNum>
+  <w:abstractNum w:abstractNumId="2" w15:restartNumberingAfterBreak="0">
+    <w:nsid w:val="155B7F34"/>
+    <w:multiLevelType w:val="hybridMultilevel"/>
+    <w:tmpl w:val="1D4AE6C4"/>
+    <w:lvl w:ilvl="0" w:tplc="6B7AA47C">
+      <w:start w:val="1"/>
+      <w:numFmt w:val="bullet"/>
+      <w:lvlText w:val=""/>
+      <w:lvlJc w:val="left"/>
+      <w:pPr>
+        <w:ind w:left="720" w:hanging="360"/>
+      </w:pPr>
+      <w:rPr>
+        <w:rFonts w:ascii="Symbol" w:hAnsi="Symbol" w:hint="default"/>
+      </w:rPr>
+    </w:lvl>
+    <w:lvl w:ilvl="1" w:tplc="9A342366">
+      <w:start w:val="1"/>
+      <w:numFmt w:val="bullet"/>
+      <w:lvlText w:val="o"/>
+      <w:lvlJc w:val="left"/>
+      <w:pPr>
+        <w:ind w:left="1440" w:hanging="360"/>
+      </w:pPr>
+      <w:rPr>
+        <w:rFonts w:ascii="Courier New" w:hAnsi="Courier New" w:hint="default"/>
+      </w:rPr>
+    </w:lvl>
+    <w:lvl w:ilvl="2" w:tplc="5108FBB0">
+      <w:start w:val="1"/>
+      <w:numFmt w:val="bullet"/>
+      <w:lvlText w:val=""/>
+      <w:lvlJc w:val="left"/>
+      <w:pPr>
+        <w:ind w:left="2160" w:hanging="360"/>
+      </w:pPr>
+      <w:rPr>
+        <w:rFonts w:ascii="Wingdings" w:hAnsi="Wingdings" w:hint="default"/>
+      </w:rPr>
+    </w:lvl>
+    <w:lvl w:ilvl="3" w:tplc="48B48B50">
+      <w:start w:val="1"/>
+      <w:numFmt w:val="bullet"/>
+      <w:lvlText w:val=""/>
+      <w:lvlJc w:val="left"/>
+      <w:pPr>
+        <w:ind w:left="2880" w:hanging="360"/>
+      </w:pPr>
+      <w:rPr>
+        <w:rFonts w:ascii="Symbol" w:hAnsi="Symbol" w:hint="default"/>
+      </w:rPr>
+    </w:lvl>
+    <w:lvl w:ilvl="4" w:tplc="1B8AEA1C">
+      <w:start w:val="1"/>
+      <w:numFmt w:val="bullet"/>
+      <w:lvlText w:val="o"/>
+      <w:lvlJc w:val="left"/>
+      <w:pPr>
+        <w:ind w:left="3600" w:hanging="360"/>
+      </w:pPr>
+      <w:rPr>
+        <w:rFonts w:ascii="Courier New" w:hAnsi="Courier New" w:hint="default"/>
+      </w:rPr>
+    </w:lvl>
+    <w:lvl w:ilvl="5" w:tplc="F2B4AB72">
+      <w:start w:val="1"/>
+      <w:numFmt w:val="bullet"/>
+      <w:lvlText w:val=""/>
+      <w:lvlJc w:val="left"/>
+      <w:pPr>
+        <w:ind w:left="4320" w:hanging="360"/>
+      </w:pPr>
+      <w:rPr>
+        <w:rFonts w:ascii="Wingdings" w:hAnsi="Wingdings" w:hint="default"/>
+      </w:rPr>
+    </w:lvl>
+    <w:lvl w:ilvl="6" w:tplc="E8F6B960">
+      <w:start w:val="1"/>
+      <w:numFmt w:val="bullet"/>
+      <w:lvlText w:val=""/>
+      <w:lvlJc w:val="left"/>
+      <w:pPr>
+        <w:ind w:left="5040" w:hanging="360"/>
+      </w:pPr>
+      <w:rPr>
+        <w:rFonts w:ascii="Symbol" w:hAnsi="Symbol" w:hint="default"/>
+      </w:rPr>
+    </w:lvl>
+    <w:lvl w:ilvl="7" w:tplc="2F1CA882">
+      <w:start w:val="1"/>
+      <w:numFmt w:val="bullet"/>
+      <w:lvlText w:val="o"/>
+      <w:lvlJc w:val="left"/>
+      <w:pPr>
+        <w:ind w:left="5760" w:hanging="360"/>
+      </w:pPr>
+      <w:rPr>
+        <w:rFonts w:ascii="Courier New" w:hAnsi="Courier New" w:hint="default"/>
+      </w:rPr>
+    </w:lvl>
+    <w:lvl w:ilvl="8" w:tplc="F658522C">
+      <w:start w:val="1"/>
+      <w:numFmt w:val="bullet"/>
+      <w:lvlText w:val=""/>
+      <w:lvlJc w:val="left"/>
+      <w:pPr>
+        <w:ind w:left="6480" w:hanging="360"/>
+      </w:pPr>
+      <w:rPr>
+        <w:rFonts w:ascii="Wingdings" w:hAnsi="Wingdings" w:hint="default"/>
+      </w:rPr>
+    </w:lvl>
+  </w:abstractNum>
+  <w:abstractNum w:abstractNumId="3" w15:restartNumberingAfterBreak="0">
     <w:nsid w:val="16434740"/>
     <w:multiLevelType w:val="multilevel"/>
     <w:tmpl w:val="3CAC1E16"/>
@@ -5054,7 +3631,7 @@
       </w:rPr>
     </w:lvl>
   </w:abstractNum>
-  <w:abstractNum w:abstractNumId="2" w15:restartNumberingAfterBreak="0">
+  <w:abstractNum w:abstractNumId="4" w15:restartNumberingAfterBreak="0">
     <w:nsid w:val="16A55C90"/>
     <w:multiLevelType w:val="multilevel"/>
     <w:tmpl w:val="84C05320"/>
@@ -5167,7 +3744,7 @@
       </w:rPr>
     </w:lvl>
   </w:abstractNum>
-  <w:abstractNum w:abstractNumId="3" w15:restartNumberingAfterBreak="0">
+  <w:abstractNum w:abstractNumId="5" w15:restartNumberingAfterBreak="0">
     <w:nsid w:val="1DDA5F1C"/>
     <w:multiLevelType w:val="hybridMultilevel"/>
     <w:tmpl w:val="DBB0A4C4"/>
@@ -5180,7 +3757,7 @@
         <w:ind w:left="1080" w:hanging="360"/>
       </w:pPr>
       <w:rPr>
-        <w:rFonts w:hint="default" w:ascii="Calibri" w:hAnsi="Calibri" w:eastAsia="DejaVu Sans Condensed" w:cs="Times New Roman"/>
+        <w:rFonts w:ascii="Calibri" w:eastAsia="DejaVu Sans Condensed" w:hAnsi="Calibri" w:cs="Times New Roman" w:hint="default"/>
       </w:rPr>
     </w:lvl>
     <w:lvl w:ilvl="1" w:tplc="04090003">
@@ -5192,7 +3769,7 @@
         <w:ind w:left="1800" w:hanging="360"/>
       </w:pPr>
       <w:rPr>
-        <w:rFonts w:hint="default" w:ascii="Courier New" w:hAnsi="Courier New" w:cs="Courier New"/>
+        <w:rFonts w:ascii="Courier New" w:hAnsi="Courier New" w:cs="Courier New" w:hint="default"/>
       </w:rPr>
     </w:lvl>
     <w:lvl w:ilvl="2" w:tplc="04090005" w:tentative="1">
@@ -5204,7 +3781,7 @@
         <w:ind w:left="2520" w:hanging="360"/>
       </w:pPr>
       <w:rPr>
-        <w:rFonts w:hint="default" w:ascii="Wingdings" w:hAnsi="Wingdings"/>
+        <w:rFonts w:ascii="Wingdings" w:hAnsi="Wingdings" w:hint="default"/>
       </w:rPr>
     </w:lvl>
     <w:lvl w:ilvl="3" w:tplc="04090001" w:tentative="1">
@@ -5216,7 +3793,7 @@
         <w:ind w:left="3240" w:hanging="360"/>
       </w:pPr>
       <w:rPr>
-        <w:rFonts w:hint="default" w:ascii="Symbol" w:hAnsi="Symbol"/>
+        <w:rFonts w:ascii="Symbol" w:hAnsi="Symbol" w:hint="default"/>
       </w:rPr>
     </w:lvl>
     <w:lvl w:ilvl="4" w:tplc="04090003" w:tentative="1">
@@ -5228,7 +3805,7 @@
         <w:ind w:left="3960" w:hanging="360"/>
       </w:pPr>
       <w:rPr>
-        <w:rFonts w:hint="default" w:ascii="Courier New" w:hAnsi="Courier New" w:cs="Courier New"/>
+        <w:rFonts w:ascii="Courier New" w:hAnsi="Courier New" w:cs="Courier New" w:hint="default"/>
       </w:rPr>
     </w:lvl>
     <w:lvl w:ilvl="5" w:tplc="04090005" w:tentative="1">
@@ -5240,7 +3817,7 @@
         <w:ind w:left="4680" w:hanging="360"/>
       </w:pPr>
       <w:rPr>
-        <w:rFonts w:hint="default" w:ascii="Wingdings" w:hAnsi="Wingdings"/>
+        <w:rFonts w:ascii="Wingdings" w:hAnsi="Wingdings" w:hint="default"/>
       </w:rPr>
     </w:lvl>
     <w:lvl w:ilvl="6" w:tplc="04090001" w:tentative="1">
@@ -5252,7 +3829,7 @@
         <w:ind w:left="5400" w:hanging="360"/>
       </w:pPr>
       <w:rPr>
-        <w:rFonts w:hint="default" w:ascii="Symbol" w:hAnsi="Symbol"/>
+        <w:rFonts w:ascii="Symbol" w:hAnsi="Symbol" w:hint="default"/>
       </w:rPr>
     </w:lvl>
     <w:lvl w:ilvl="7" w:tplc="04090003" w:tentative="1">
@@ -5264,7 +3841,7 @@
         <w:ind w:left="6120" w:hanging="360"/>
       </w:pPr>
       <w:rPr>
-        <w:rFonts w:hint="default" w:ascii="Courier New" w:hAnsi="Courier New" w:cs="Courier New"/>
+        <w:rFonts w:ascii="Courier New" w:hAnsi="Courier New" w:cs="Courier New" w:hint="default"/>
       </w:rPr>
     </w:lvl>
     <w:lvl w:ilvl="8" w:tplc="04090005" w:tentative="1">
@@ -5276,11 +3853,124 @@
         <w:ind w:left="6840" w:hanging="360"/>
       </w:pPr>
       <w:rPr>
-        <w:rFonts w:hint="default" w:ascii="Wingdings" w:hAnsi="Wingdings"/>
+        <w:rFonts w:ascii="Wingdings" w:hAnsi="Wingdings" w:hint="default"/>
       </w:rPr>
     </w:lvl>
   </w:abstractNum>
-  <w:abstractNum w:abstractNumId="4" w15:restartNumberingAfterBreak="0">
+  <w:abstractNum w:abstractNumId="6" w15:restartNumberingAfterBreak="0">
+    <w:nsid w:val="1FBFBA58"/>
+    <w:multiLevelType w:val="hybridMultilevel"/>
+    <w:tmpl w:val="43D249B0"/>
+    <w:lvl w:ilvl="0" w:tplc="50043764">
+      <w:start w:val="1"/>
+      <w:numFmt w:val="bullet"/>
+      <w:lvlText w:val=""/>
+      <w:lvlJc w:val="left"/>
+      <w:pPr>
+        <w:ind w:left="720" w:hanging="360"/>
+      </w:pPr>
+      <w:rPr>
+        <w:rFonts w:ascii="Symbol" w:hAnsi="Symbol" w:hint="default"/>
+      </w:rPr>
+    </w:lvl>
+    <w:lvl w:ilvl="1" w:tplc="869EFA4C">
+      <w:start w:val="1"/>
+      <w:numFmt w:val="bullet"/>
+      <w:lvlText w:val="o"/>
+      <w:lvlJc w:val="left"/>
+      <w:pPr>
+        <w:ind w:left="1440" w:hanging="360"/>
+      </w:pPr>
+      <w:rPr>
+        <w:rFonts w:ascii="Courier New" w:hAnsi="Courier New" w:hint="default"/>
+      </w:rPr>
+    </w:lvl>
+    <w:lvl w:ilvl="2" w:tplc="E2101B82">
+      <w:start w:val="1"/>
+      <w:numFmt w:val="bullet"/>
+      <w:lvlText w:val=""/>
+      <w:lvlJc w:val="left"/>
+      <w:pPr>
+        <w:ind w:left="2160" w:hanging="360"/>
+      </w:pPr>
+      <w:rPr>
+        <w:rFonts w:ascii="Wingdings" w:hAnsi="Wingdings" w:hint="default"/>
+      </w:rPr>
+    </w:lvl>
+    <w:lvl w:ilvl="3" w:tplc="9190BB18">
+      <w:start w:val="1"/>
+      <w:numFmt w:val="bullet"/>
+      <w:lvlText w:val=""/>
+      <w:lvlJc w:val="left"/>
+      <w:pPr>
+        <w:ind w:left="2880" w:hanging="360"/>
+      </w:pPr>
+      <w:rPr>
+        <w:rFonts w:ascii="Symbol" w:hAnsi="Symbol" w:hint="default"/>
+      </w:rPr>
+    </w:lvl>
+    <w:lvl w:ilvl="4" w:tplc="345278F6">
+      <w:start w:val="1"/>
+      <w:numFmt w:val="bullet"/>
+      <w:lvlText w:val="o"/>
+      <w:lvlJc w:val="left"/>
+      <w:pPr>
+        <w:ind w:left="3600" w:hanging="360"/>
+      </w:pPr>
+      <w:rPr>
+        <w:rFonts w:ascii="Courier New" w:hAnsi="Courier New" w:hint="default"/>
+      </w:rPr>
+    </w:lvl>
+    <w:lvl w:ilvl="5" w:tplc="F78E99DE">
+      <w:start w:val="1"/>
+      <w:numFmt w:val="bullet"/>
+      <w:lvlText w:val=""/>
+      <w:lvlJc w:val="left"/>
+      <w:pPr>
+        <w:ind w:left="4320" w:hanging="360"/>
+      </w:pPr>
+      <w:rPr>
+        <w:rFonts w:ascii="Wingdings" w:hAnsi="Wingdings" w:hint="default"/>
+      </w:rPr>
+    </w:lvl>
+    <w:lvl w:ilvl="6" w:tplc="7FA07EA4">
+      <w:start w:val="1"/>
+      <w:numFmt w:val="bullet"/>
+      <w:lvlText w:val=""/>
+      <w:lvlJc w:val="left"/>
+      <w:pPr>
+        <w:ind w:left="5040" w:hanging="360"/>
+      </w:pPr>
+      <w:rPr>
+        <w:rFonts w:ascii="Symbol" w:hAnsi="Symbol" w:hint="default"/>
+      </w:rPr>
+    </w:lvl>
+    <w:lvl w:ilvl="7" w:tplc="F9CA6328">
+      <w:start w:val="1"/>
+      <w:numFmt w:val="bullet"/>
+      <w:lvlText w:val="o"/>
+      <w:lvlJc w:val="left"/>
+      <w:pPr>
+        <w:ind w:left="5760" w:hanging="360"/>
+      </w:pPr>
+      <w:rPr>
+        <w:rFonts w:ascii="Courier New" w:hAnsi="Courier New" w:hint="default"/>
+      </w:rPr>
+    </w:lvl>
+    <w:lvl w:ilvl="8" w:tplc="907EDF84">
+      <w:start w:val="1"/>
+      <w:numFmt w:val="bullet"/>
+      <w:lvlText w:val=""/>
+      <w:lvlJc w:val="left"/>
+      <w:pPr>
+        <w:ind w:left="6480" w:hanging="360"/>
+      </w:pPr>
+      <w:rPr>
+        <w:rFonts w:ascii="Wingdings" w:hAnsi="Wingdings" w:hint="default"/>
+      </w:rPr>
+    </w:lvl>
+  </w:abstractNum>
+  <w:abstractNum w:abstractNumId="7" w15:restartNumberingAfterBreak="0">
     <w:nsid w:val="2BDB3616"/>
     <w:multiLevelType w:val="multilevel"/>
     <w:tmpl w:val="5C883626"/>
@@ -5393,7 +4083,7 @@
       </w:rPr>
     </w:lvl>
   </w:abstractNum>
-  <w:abstractNum w:abstractNumId="5" w15:restartNumberingAfterBreak="0">
+  <w:abstractNum w:abstractNumId="8" w15:restartNumberingAfterBreak="0">
     <w:nsid w:val="39855A06"/>
     <w:multiLevelType w:val="multilevel"/>
     <w:tmpl w:val="ACF2712C"/>
@@ -5506,7 +4196,7 @@
       </w:rPr>
     </w:lvl>
   </w:abstractNum>
-  <w:abstractNum w:abstractNumId="6" w15:restartNumberingAfterBreak="0">
+  <w:abstractNum w:abstractNumId="9" w15:restartNumberingAfterBreak="0">
     <w:nsid w:val="4D2D6D51"/>
     <w:multiLevelType w:val="hybridMultilevel"/>
     <w:tmpl w:val="F7DA1076"/>
@@ -5519,7 +4209,7 @@
         <w:ind w:left="720" w:hanging="360"/>
       </w:pPr>
       <w:rPr>
-        <w:rFonts w:hint="default" w:ascii="Symbol" w:hAnsi="Symbol"/>
+        <w:rFonts w:ascii="Symbol" w:hAnsi="Symbol" w:hint="default"/>
       </w:rPr>
     </w:lvl>
     <w:lvl w:ilvl="1" w:tplc="08160003" w:tentative="1">
@@ -5531,7 +4221,7 @@
         <w:ind w:left="1440" w:hanging="360"/>
       </w:pPr>
       <w:rPr>
-        <w:rFonts w:hint="default" w:ascii="Courier New" w:hAnsi="Courier New" w:cs="Courier New"/>
+        <w:rFonts w:ascii="Courier New" w:hAnsi="Courier New" w:cs="Courier New" w:hint="default"/>
       </w:rPr>
     </w:lvl>
     <w:lvl w:ilvl="2" w:tplc="08160005" w:tentative="1">
@@ -5543,7 +4233,7 @@
         <w:ind w:left="2160" w:hanging="360"/>
       </w:pPr>
       <w:rPr>
-        <w:rFonts w:hint="default" w:ascii="Wingdings" w:hAnsi="Wingdings"/>
+        <w:rFonts w:ascii="Wingdings" w:hAnsi="Wingdings" w:hint="default"/>
       </w:rPr>
     </w:lvl>
     <w:lvl w:ilvl="3" w:tplc="08160001" w:tentative="1">
@@ -5555,7 +4245,7 @@
         <w:ind w:left="2880" w:hanging="360"/>
       </w:pPr>
       <w:rPr>
-        <w:rFonts w:hint="default" w:ascii="Symbol" w:hAnsi="Symbol"/>
+        <w:rFonts w:ascii="Symbol" w:hAnsi="Symbol" w:hint="default"/>
       </w:rPr>
     </w:lvl>
     <w:lvl w:ilvl="4" w:tplc="08160003" w:tentative="1">
@@ -5567,7 +4257,7 @@
         <w:ind w:left="3600" w:hanging="360"/>
       </w:pPr>
       <w:rPr>
-        <w:rFonts w:hint="default" w:ascii="Courier New" w:hAnsi="Courier New" w:cs="Courier New"/>
+        <w:rFonts w:ascii="Courier New" w:hAnsi="Courier New" w:cs="Courier New" w:hint="default"/>
       </w:rPr>
     </w:lvl>
     <w:lvl w:ilvl="5" w:tplc="08160005" w:tentative="1">
@@ -5579,7 +4269,7 @@
         <w:ind w:left="4320" w:hanging="360"/>
       </w:pPr>
       <w:rPr>
-        <w:rFonts w:hint="default" w:ascii="Wingdings" w:hAnsi="Wingdings"/>
+        <w:rFonts w:ascii="Wingdings" w:hAnsi="Wingdings" w:hint="default"/>
       </w:rPr>
     </w:lvl>
     <w:lvl w:ilvl="6" w:tplc="08160001" w:tentative="1">
@@ -5591,7 +4281,7 @@
         <w:ind w:left="5040" w:hanging="360"/>
       </w:pPr>
       <w:rPr>
-        <w:rFonts w:hint="default" w:ascii="Symbol" w:hAnsi="Symbol"/>
+        <w:rFonts w:ascii="Symbol" w:hAnsi="Symbol" w:hint="default"/>
       </w:rPr>
     </w:lvl>
     <w:lvl w:ilvl="7" w:tplc="08160003" w:tentative="1">
@@ -5603,7 +4293,7 @@
         <w:ind w:left="5760" w:hanging="360"/>
       </w:pPr>
       <w:rPr>
-        <w:rFonts w:hint="default" w:ascii="Courier New" w:hAnsi="Courier New" w:cs="Courier New"/>
+        <w:rFonts w:ascii="Courier New" w:hAnsi="Courier New" w:cs="Courier New" w:hint="default"/>
       </w:rPr>
     </w:lvl>
     <w:lvl w:ilvl="8" w:tplc="08160005" w:tentative="1">
@@ -5615,11 +4305,11 @@
         <w:ind w:left="6480" w:hanging="360"/>
       </w:pPr>
       <w:rPr>
-        <w:rFonts w:hint="default" w:ascii="Wingdings" w:hAnsi="Wingdings"/>
+        <w:rFonts w:ascii="Wingdings" w:hAnsi="Wingdings" w:hint="default"/>
       </w:rPr>
     </w:lvl>
   </w:abstractNum>
-  <w:abstractNum w:abstractNumId="7" w15:restartNumberingAfterBreak="0">
+  <w:abstractNum w:abstractNumId="10" w15:restartNumberingAfterBreak="0">
     <w:nsid w:val="548A0096"/>
     <w:multiLevelType w:val="multilevel"/>
     <w:tmpl w:val="338AA8A0"/>
@@ -5732,7 +4422,7 @@
       </w:rPr>
     </w:lvl>
   </w:abstractNum>
-  <w:abstractNum w:abstractNumId="8" w15:restartNumberingAfterBreak="0">
+  <w:abstractNum w:abstractNumId="11" w15:restartNumberingAfterBreak="0">
     <w:nsid w:val="58A20BE8"/>
     <w:multiLevelType w:val="multilevel"/>
     <w:tmpl w:val="070228A2"/>
@@ -5845,7 +4535,7 @@
       </w:rPr>
     </w:lvl>
   </w:abstractNum>
-  <w:abstractNum w:abstractNumId="9" w15:restartNumberingAfterBreak="0">
+  <w:abstractNum w:abstractNumId="12" w15:restartNumberingAfterBreak="0">
     <w:nsid w:val="592C3A2C"/>
     <w:multiLevelType w:val="multilevel"/>
     <w:tmpl w:val="BF22FFA4"/>
@@ -5958,7 +4648,7 @@
       </w:rPr>
     </w:lvl>
   </w:abstractNum>
-  <w:abstractNum w:abstractNumId="10" w15:restartNumberingAfterBreak="0">
+  <w:abstractNum w:abstractNumId="13" w15:restartNumberingAfterBreak="0">
     <w:nsid w:val="5B3E2BC6"/>
     <w:multiLevelType w:val="hybridMultilevel"/>
     <w:tmpl w:val="2DB24EE6"/>
@@ -5971,7 +4661,7 @@
         <w:ind w:left="720" w:hanging="360"/>
       </w:pPr>
       <w:rPr>
-        <w:rFonts w:hint="default" w:ascii="Symbol" w:hAnsi="Symbol"/>
+        <w:rFonts w:ascii="Symbol" w:hAnsi="Symbol" w:hint="default"/>
       </w:rPr>
     </w:lvl>
     <w:lvl w:ilvl="1" w:tplc="08160003" w:tentative="1">
@@ -5983,7 +4673,7 @@
         <w:ind w:left="1440" w:hanging="360"/>
       </w:pPr>
       <w:rPr>
-        <w:rFonts w:hint="default" w:ascii="Courier New" w:hAnsi="Courier New" w:cs="Courier New"/>
+        <w:rFonts w:ascii="Courier New" w:hAnsi="Courier New" w:cs="Courier New" w:hint="default"/>
       </w:rPr>
     </w:lvl>
     <w:lvl w:ilvl="2" w:tplc="08160005" w:tentative="1">
@@ -5995,7 +4685,7 @@
         <w:ind w:left="2160" w:hanging="360"/>
       </w:pPr>
       <w:rPr>
-        <w:rFonts w:hint="default" w:ascii="Wingdings" w:hAnsi="Wingdings"/>
+        <w:rFonts w:ascii="Wingdings" w:hAnsi="Wingdings" w:hint="default"/>
       </w:rPr>
     </w:lvl>
     <w:lvl w:ilvl="3" w:tplc="08160001" w:tentative="1">
@@ -6007,7 +4697,7 @@
         <w:ind w:left="2880" w:hanging="360"/>
       </w:pPr>
       <w:rPr>
-        <w:rFonts w:hint="default" w:ascii="Symbol" w:hAnsi="Symbol"/>
+        <w:rFonts w:ascii="Symbol" w:hAnsi="Symbol" w:hint="default"/>
       </w:rPr>
     </w:lvl>
     <w:lvl w:ilvl="4" w:tplc="08160003" w:tentative="1">
@@ -6019,7 +4709,7 @@
         <w:ind w:left="3600" w:hanging="360"/>
       </w:pPr>
       <w:rPr>
-        <w:rFonts w:hint="default" w:ascii="Courier New" w:hAnsi="Courier New" w:cs="Courier New"/>
+        <w:rFonts w:ascii="Courier New" w:hAnsi="Courier New" w:cs="Courier New" w:hint="default"/>
       </w:rPr>
     </w:lvl>
     <w:lvl w:ilvl="5" w:tplc="08160005" w:tentative="1">
@@ -6031,7 +4721,7 @@
         <w:ind w:left="4320" w:hanging="360"/>
       </w:pPr>
       <w:rPr>
-        <w:rFonts w:hint="default" w:ascii="Wingdings" w:hAnsi="Wingdings"/>
+        <w:rFonts w:ascii="Wingdings" w:hAnsi="Wingdings" w:hint="default"/>
       </w:rPr>
     </w:lvl>
     <w:lvl w:ilvl="6" w:tplc="08160001" w:tentative="1">
@@ -6043,7 +4733,7 @@
         <w:ind w:left="5040" w:hanging="360"/>
       </w:pPr>
       <w:rPr>
-        <w:rFonts w:hint="default" w:ascii="Symbol" w:hAnsi="Symbol"/>
+        <w:rFonts w:ascii="Symbol" w:hAnsi="Symbol" w:hint="default"/>
       </w:rPr>
     </w:lvl>
     <w:lvl w:ilvl="7" w:tplc="08160003" w:tentative="1">
@@ -6055,7 +4745,7 @@
         <w:ind w:left="5760" w:hanging="360"/>
       </w:pPr>
       <w:rPr>
-        <w:rFonts w:hint="default" w:ascii="Courier New" w:hAnsi="Courier New" w:cs="Courier New"/>
+        <w:rFonts w:ascii="Courier New" w:hAnsi="Courier New" w:cs="Courier New" w:hint="default"/>
       </w:rPr>
     </w:lvl>
     <w:lvl w:ilvl="8" w:tplc="08160005" w:tentative="1">
@@ -6067,11 +4757,124 @@
         <w:ind w:left="6480" w:hanging="360"/>
       </w:pPr>
       <w:rPr>
-        <w:rFonts w:hint="default" w:ascii="Wingdings" w:hAnsi="Wingdings"/>
+        <w:rFonts w:ascii="Wingdings" w:hAnsi="Wingdings" w:hint="default"/>
       </w:rPr>
     </w:lvl>
   </w:abstractNum>
-  <w:abstractNum w:abstractNumId="11" w15:restartNumberingAfterBreak="0">
+  <w:abstractNum w:abstractNumId="14" w15:restartNumberingAfterBreak="0">
+    <w:nsid w:val="5D6B9FB8"/>
+    <w:multiLevelType w:val="hybridMultilevel"/>
+    <w:tmpl w:val="D05CFABE"/>
+    <w:lvl w:ilvl="0" w:tplc="F4167046">
+      <w:start w:val="1"/>
+      <w:numFmt w:val="bullet"/>
+      <w:lvlText w:val=""/>
+      <w:lvlJc w:val="left"/>
+      <w:pPr>
+        <w:ind w:left="720" w:hanging="360"/>
+      </w:pPr>
+      <w:rPr>
+        <w:rFonts w:ascii="Symbol" w:hAnsi="Symbol" w:hint="default"/>
+      </w:rPr>
+    </w:lvl>
+    <w:lvl w:ilvl="1" w:tplc="B3F8D894">
+      <w:start w:val="1"/>
+      <w:numFmt w:val="bullet"/>
+      <w:lvlText w:val="o"/>
+      <w:lvlJc w:val="left"/>
+      <w:pPr>
+        <w:ind w:left="1440" w:hanging="360"/>
+      </w:pPr>
+      <w:rPr>
+        <w:rFonts w:ascii="Courier New" w:hAnsi="Courier New" w:hint="default"/>
+      </w:rPr>
+    </w:lvl>
+    <w:lvl w:ilvl="2" w:tplc="5F64D4D0">
+      <w:start w:val="1"/>
+      <w:numFmt w:val="bullet"/>
+      <w:lvlText w:val=""/>
+      <w:lvlJc w:val="left"/>
+      <w:pPr>
+        <w:ind w:left="2160" w:hanging="360"/>
+      </w:pPr>
+      <w:rPr>
+        <w:rFonts w:ascii="Wingdings" w:hAnsi="Wingdings" w:hint="default"/>
+      </w:rPr>
+    </w:lvl>
+    <w:lvl w:ilvl="3" w:tplc="B45E119E">
+      <w:start w:val="1"/>
+      <w:numFmt w:val="bullet"/>
+      <w:lvlText w:val=""/>
+      <w:lvlJc w:val="left"/>
+      <w:pPr>
+        <w:ind w:left="2880" w:hanging="360"/>
+      </w:pPr>
+      <w:rPr>
+        <w:rFonts w:ascii="Symbol" w:hAnsi="Symbol" w:hint="default"/>
+      </w:rPr>
+    </w:lvl>
+    <w:lvl w:ilvl="4" w:tplc="19C29CDC">
+      <w:start w:val="1"/>
+      <w:numFmt w:val="bullet"/>
+      <w:lvlText w:val="o"/>
+      <w:lvlJc w:val="left"/>
+      <w:pPr>
+        <w:ind w:left="3600" w:hanging="360"/>
+      </w:pPr>
+      <w:rPr>
+        <w:rFonts w:ascii="Courier New" w:hAnsi="Courier New" w:hint="default"/>
+      </w:rPr>
+    </w:lvl>
+    <w:lvl w:ilvl="5" w:tplc="277E6DB0">
+      <w:start w:val="1"/>
+      <w:numFmt w:val="bullet"/>
+      <w:lvlText w:val=""/>
+      <w:lvlJc w:val="left"/>
+      <w:pPr>
+        <w:ind w:left="4320" w:hanging="360"/>
+      </w:pPr>
+      <w:rPr>
+        <w:rFonts w:ascii="Wingdings" w:hAnsi="Wingdings" w:hint="default"/>
+      </w:rPr>
+    </w:lvl>
+    <w:lvl w:ilvl="6" w:tplc="59A0E150">
+      <w:start w:val="1"/>
+      <w:numFmt w:val="bullet"/>
+      <w:lvlText w:val=""/>
+      <w:lvlJc w:val="left"/>
+      <w:pPr>
+        <w:ind w:left="5040" w:hanging="360"/>
+      </w:pPr>
+      <w:rPr>
+        <w:rFonts w:ascii="Symbol" w:hAnsi="Symbol" w:hint="default"/>
+      </w:rPr>
+    </w:lvl>
+    <w:lvl w:ilvl="7" w:tplc="77A0B89C">
+      <w:start w:val="1"/>
+      <w:numFmt w:val="bullet"/>
+      <w:lvlText w:val="o"/>
+      <w:lvlJc w:val="left"/>
+      <w:pPr>
+        <w:ind w:left="5760" w:hanging="360"/>
+      </w:pPr>
+      <w:rPr>
+        <w:rFonts w:ascii="Courier New" w:hAnsi="Courier New" w:hint="default"/>
+      </w:rPr>
+    </w:lvl>
+    <w:lvl w:ilvl="8" w:tplc="CBECA224">
+      <w:start w:val="1"/>
+      <w:numFmt w:val="bullet"/>
+      <w:lvlText w:val=""/>
+      <w:lvlJc w:val="left"/>
+      <w:pPr>
+        <w:ind w:left="6480" w:hanging="360"/>
+      </w:pPr>
+      <w:rPr>
+        <w:rFonts w:ascii="Wingdings" w:hAnsi="Wingdings" w:hint="default"/>
+      </w:rPr>
+    </w:lvl>
+  </w:abstractNum>
+  <w:abstractNum w:abstractNumId="15" w15:restartNumberingAfterBreak="0">
     <w:nsid w:val="6990185A"/>
     <w:multiLevelType w:val="multilevel"/>
     <w:tmpl w:val="D48A4F7E"/>
@@ -6184,7 +4987,7 @@
       </w:rPr>
     </w:lvl>
   </w:abstractNum>
-  <w:abstractNum w:abstractNumId="12" w15:restartNumberingAfterBreak="0">
+  <w:abstractNum w:abstractNumId="16" w15:restartNumberingAfterBreak="0">
     <w:nsid w:val="6E324143"/>
     <w:multiLevelType w:val="multilevel"/>
     <w:tmpl w:val="DCFC3654"/>
@@ -6297,59 +5100,172 @@
       </w:rPr>
     </w:lvl>
   </w:abstractNum>
-  <w:num w:numId="18">
+  <w:abstractNum w:abstractNumId="17" w15:restartNumberingAfterBreak="0">
+    <w:nsid w:val="79866B78"/>
+    <w:multiLevelType w:val="hybridMultilevel"/>
+    <w:tmpl w:val="EEBC5922"/>
+    <w:lvl w:ilvl="0" w:tplc="C150C282">
+      <w:start w:val="1"/>
+      <w:numFmt w:val="bullet"/>
+      <w:lvlText w:val=""/>
+      <w:lvlJc w:val="left"/>
+      <w:pPr>
+        <w:ind w:left="720" w:hanging="360"/>
+      </w:pPr>
+      <w:rPr>
+        <w:rFonts w:ascii="Symbol" w:hAnsi="Symbol" w:hint="default"/>
+      </w:rPr>
+    </w:lvl>
+    <w:lvl w:ilvl="1" w:tplc="8E04CD24">
+      <w:start w:val="1"/>
+      <w:numFmt w:val="bullet"/>
+      <w:lvlText w:val="o"/>
+      <w:lvlJc w:val="left"/>
+      <w:pPr>
+        <w:ind w:left="1440" w:hanging="360"/>
+      </w:pPr>
+      <w:rPr>
+        <w:rFonts w:ascii="Courier New" w:hAnsi="Courier New" w:hint="default"/>
+      </w:rPr>
+    </w:lvl>
+    <w:lvl w:ilvl="2" w:tplc="74D212FC">
+      <w:start w:val="1"/>
+      <w:numFmt w:val="bullet"/>
+      <w:lvlText w:val=""/>
+      <w:lvlJc w:val="left"/>
+      <w:pPr>
+        <w:ind w:left="2160" w:hanging="360"/>
+      </w:pPr>
+      <w:rPr>
+        <w:rFonts w:ascii="Wingdings" w:hAnsi="Wingdings" w:hint="default"/>
+      </w:rPr>
+    </w:lvl>
+    <w:lvl w:ilvl="3" w:tplc="8B2469F6">
+      <w:start w:val="1"/>
+      <w:numFmt w:val="bullet"/>
+      <w:lvlText w:val=""/>
+      <w:lvlJc w:val="left"/>
+      <w:pPr>
+        <w:ind w:left="2880" w:hanging="360"/>
+      </w:pPr>
+      <w:rPr>
+        <w:rFonts w:ascii="Symbol" w:hAnsi="Symbol" w:hint="default"/>
+      </w:rPr>
+    </w:lvl>
+    <w:lvl w:ilvl="4" w:tplc="78CCBA78">
+      <w:start w:val="1"/>
+      <w:numFmt w:val="bullet"/>
+      <w:lvlText w:val="o"/>
+      <w:lvlJc w:val="left"/>
+      <w:pPr>
+        <w:ind w:left="3600" w:hanging="360"/>
+      </w:pPr>
+      <w:rPr>
+        <w:rFonts w:ascii="Courier New" w:hAnsi="Courier New" w:hint="default"/>
+      </w:rPr>
+    </w:lvl>
+    <w:lvl w:ilvl="5" w:tplc="FC3AE97A">
+      <w:start w:val="1"/>
+      <w:numFmt w:val="bullet"/>
+      <w:lvlText w:val=""/>
+      <w:lvlJc w:val="left"/>
+      <w:pPr>
+        <w:ind w:left="4320" w:hanging="360"/>
+      </w:pPr>
+      <w:rPr>
+        <w:rFonts w:ascii="Wingdings" w:hAnsi="Wingdings" w:hint="default"/>
+      </w:rPr>
+    </w:lvl>
+    <w:lvl w:ilvl="6" w:tplc="8EC6B762">
+      <w:start w:val="1"/>
+      <w:numFmt w:val="bullet"/>
+      <w:lvlText w:val=""/>
+      <w:lvlJc w:val="left"/>
+      <w:pPr>
+        <w:ind w:left="5040" w:hanging="360"/>
+      </w:pPr>
+      <w:rPr>
+        <w:rFonts w:ascii="Symbol" w:hAnsi="Symbol" w:hint="default"/>
+      </w:rPr>
+    </w:lvl>
+    <w:lvl w:ilvl="7" w:tplc="9D067E42">
+      <w:start w:val="1"/>
+      <w:numFmt w:val="bullet"/>
+      <w:lvlText w:val="o"/>
+      <w:lvlJc w:val="left"/>
+      <w:pPr>
+        <w:ind w:left="5760" w:hanging="360"/>
+      </w:pPr>
+      <w:rPr>
+        <w:rFonts w:ascii="Courier New" w:hAnsi="Courier New" w:hint="default"/>
+      </w:rPr>
+    </w:lvl>
+    <w:lvl w:ilvl="8" w:tplc="1F7AED9A">
+      <w:start w:val="1"/>
+      <w:numFmt w:val="bullet"/>
+      <w:lvlText w:val=""/>
+      <w:lvlJc w:val="left"/>
+      <w:pPr>
+        <w:ind w:left="6480" w:hanging="360"/>
+      </w:pPr>
+      <w:rPr>
+        <w:rFonts w:ascii="Wingdings" w:hAnsi="Wingdings" w:hint="default"/>
+      </w:rPr>
+    </w:lvl>
+  </w:abstractNum>
+  <w:num w:numId="1" w16cid:durableId="1107584910">
+    <w:abstractNumId w:val="14"/>
+  </w:num>
+  <w:num w:numId="2" w16cid:durableId="1338271313">
+    <w:abstractNumId w:val="1"/>
+  </w:num>
+  <w:num w:numId="3" w16cid:durableId="859396248">
+    <w:abstractNumId w:val="2"/>
+  </w:num>
+  <w:num w:numId="4" w16cid:durableId="732393554">
+    <w:abstractNumId w:val="6"/>
+  </w:num>
+  <w:num w:numId="5" w16cid:durableId="1221743220">
     <w:abstractNumId w:val="17"/>
   </w:num>
-  <w:num w:numId="17">
+  <w:num w:numId="6" w16cid:durableId="510922902">
+    <w:abstractNumId w:val="9"/>
+  </w:num>
+  <w:num w:numId="7" w16cid:durableId="1770999403">
+    <w:abstractNumId w:val="13"/>
+  </w:num>
+  <w:num w:numId="8" w16cid:durableId="70853044">
+    <w:abstractNumId w:val="0"/>
+  </w:num>
+  <w:num w:numId="9" w16cid:durableId="863590055">
+    <w:abstractNumId w:val="5"/>
+  </w:num>
+  <w:num w:numId="10" w16cid:durableId="1194418898">
+    <w:abstractNumId w:val="12"/>
+  </w:num>
+  <w:num w:numId="11" w16cid:durableId="1607427284">
+    <w:abstractNumId w:val="3"/>
+  </w:num>
+  <w:num w:numId="12" w16cid:durableId="1855605625">
+    <w:abstractNumId w:val="10"/>
+  </w:num>
+  <w:num w:numId="13" w16cid:durableId="1998221257">
+    <w:abstractNumId w:val="4"/>
+  </w:num>
+  <w:num w:numId="14" w16cid:durableId="1705711793">
+    <w:abstractNumId w:val="7"/>
+  </w:num>
+  <w:num w:numId="15" w16cid:durableId="848177264">
+    <w:abstractNumId w:val="8"/>
+  </w:num>
+  <w:num w:numId="16" w16cid:durableId="378364805">
     <w:abstractNumId w:val="16"/>
   </w:num>
-  <w:num w:numId="16">
+  <w:num w:numId="17" w16cid:durableId="1682853148">
     <w:abstractNumId w:val="15"/>
   </w:num>
-  <w:num w:numId="15">
-    <w:abstractNumId w:val="14"/>
-  </w:num>
-  <w:num w:numId="14">
-    <w:abstractNumId w:val="13"/>
-  </w:num>
-  <w:num w:numId="1" w16cid:durableId="510922902">
-    <w:abstractNumId w:val="6"/>
-  </w:num>
-  <w:num w:numId="2" w16cid:durableId="1770999403">
-    <w:abstractNumId w:val="10"/>
-  </w:num>
-  <w:num w:numId="3" w16cid:durableId="70853044">
-    <w:abstractNumId w:val="0"/>
-  </w:num>
-  <w:num w:numId="4" w16cid:durableId="863590055">
-    <w:abstractNumId w:val="3"/>
-  </w:num>
-  <w:num w:numId="5" w16cid:durableId="1194418898">
-    <w:abstractNumId w:val="9"/>
-  </w:num>
-  <w:num w:numId="6" w16cid:durableId="1607427284">
-    <w:abstractNumId w:val="1"/>
-  </w:num>
-  <w:num w:numId="7" w16cid:durableId="1855605625">
-    <w:abstractNumId w:val="7"/>
-  </w:num>
-  <w:num w:numId="8" w16cid:durableId="1998221257">
-    <w:abstractNumId w:val="2"/>
-  </w:num>
-  <w:num w:numId="9" w16cid:durableId="1705711793">
-    <w:abstractNumId w:val="4"/>
-  </w:num>
-  <w:num w:numId="10" w16cid:durableId="848177264">
-    <w:abstractNumId w:val="5"/>
-  </w:num>
-  <w:num w:numId="11" w16cid:durableId="378364805">
-    <w:abstractNumId w:val="12"/>
-  </w:num>
-  <w:num w:numId="12" w16cid:durableId="1682853148">
+  <w:num w:numId="18" w16cid:durableId="2137794173">
     <w:abstractNumId w:val="11"/>
-  </w:num>
-  <w:num w:numId="13" w16cid:durableId="2137794173">
-    <w:abstractNumId w:val="8"/>
   </w:num>
 </w:numbering>
 </file>
@@ -6359,7 +5275,7 @@
   <w:docDefaults>
     <w:rPrDefault>
       <w:rPr>
-        <w:rFonts w:asciiTheme="minorHAnsi" w:hAnsiTheme="minorHAnsi" w:eastAsiaTheme="minorHAnsi" w:cstheme="minorBidi"/>
+        <w:rFonts w:asciiTheme="minorHAnsi" w:eastAsiaTheme="minorHAnsi" w:hAnsiTheme="minorHAnsi" w:cstheme="minorBidi"/>
         <w:sz w:val="22"/>
         <w:szCs w:val="22"/>
         <w:lang w:val="pt-PT" w:eastAsia="en-US" w:bidi="ar-SA"/>
@@ -6374,14 +5290,14 @@
   <w:latentStyles w:defLockedState="0" w:defUIPriority="99" w:defSemiHidden="0" w:defUnhideWhenUsed="0" w:defQFormat="0" w:count="376">
     <w:lsdException w:name="Normal" w:uiPriority="0" w:qFormat="1"/>
     <w:lsdException w:name="heading 1" w:uiPriority="9" w:qFormat="1"/>
-    <w:lsdException w:name="heading 2" w:uiPriority="9" w:semiHidden="1" w:unhideWhenUsed="1" w:qFormat="1"/>
-    <w:lsdException w:name="heading 3" w:uiPriority="9" w:semiHidden="1" w:unhideWhenUsed="1" w:qFormat="1"/>
-    <w:lsdException w:name="heading 4" w:uiPriority="9" w:semiHidden="1" w:unhideWhenUsed="1" w:qFormat="1"/>
-    <w:lsdException w:name="heading 5" w:uiPriority="9" w:semiHidden="1" w:unhideWhenUsed="1" w:qFormat="1"/>
-    <w:lsdException w:name="heading 6" w:uiPriority="9" w:semiHidden="1" w:unhideWhenUsed="1" w:qFormat="1"/>
-    <w:lsdException w:name="heading 7" w:uiPriority="9" w:semiHidden="1" w:unhideWhenUsed="1" w:qFormat="1"/>
-    <w:lsdException w:name="heading 8" w:uiPriority="9" w:semiHidden="1" w:unhideWhenUsed="1" w:qFormat="1"/>
-    <w:lsdException w:name="heading 9" w:uiPriority="9" w:semiHidden="1" w:unhideWhenUsed="1" w:qFormat="1"/>
+    <w:lsdException w:name="heading 2" w:semiHidden="1" w:uiPriority="9" w:unhideWhenUsed="1" w:qFormat="1"/>
+    <w:lsdException w:name="heading 3" w:semiHidden="1" w:uiPriority="9" w:unhideWhenUsed="1" w:qFormat="1"/>
+    <w:lsdException w:name="heading 4" w:semiHidden="1" w:uiPriority="9" w:unhideWhenUsed="1" w:qFormat="1"/>
+    <w:lsdException w:name="heading 5" w:semiHidden="1" w:uiPriority="9" w:unhideWhenUsed="1" w:qFormat="1"/>
+    <w:lsdException w:name="heading 6" w:semiHidden="1" w:uiPriority="9" w:unhideWhenUsed="1" w:qFormat="1"/>
+    <w:lsdException w:name="heading 7" w:semiHidden="1" w:uiPriority="9" w:unhideWhenUsed="1" w:qFormat="1"/>
+    <w:lsdException w:name="heading 8" w:semiHidden="1" w:uiPriority="9" w:unhideWhenUsed="1" w:qFormat="1"/>
+    <w:lsdException w:name="heading 9" w:semiHidden="1" w:uiPriority="9" w:unhideWhenUsed="1" w:qFormat="1"/>
     <w:lsdException w:name="index 1" w:semiHidden="1" w:unhideWhenUsed="1"/>
     <w:lsdException w:name="index 2" w:semiHidden="1" w:unhideWhenUsed="1"/>
     <w:lsdException w:name="index 3" w:semiHidden="1" w:unhideWhenUsed="1"/>
@@ -6391,22 +5307,22 @@
     <w:lsdException w:name="index 7" w:semiHidden="1" w:unhideWhenUsed="1"/>
     <w:lsdException w:name="index 8" w:semiHidden="1" w:unhideWhenUsed="1"/>
     <w:lsdException w:name="index 9" w:semiHidden="1" w:unhideWhenUsed="1"/>
-    <w:lsdException w:name="toc 1" w:uiPriority="39" w:semiHidden="1" w:unhideWhenUsed="1"/>
-    <w:lsdException w:name="toc 2" w:uiPriority="39" w:semiHidden="1" w:unhideWhenUsed="1"/>
-    <w:lsdException w:name="toc 3" w:uiPriority="39" w:semiHidden="1" w:unhideWhenUsed="1"/>
-    <w:lsdException w:name="toc 4" w:uiPriority="39" w:semiHidden="1" w:unhideWhenUsed="1"/>
-    <w:lsdException w:name="toc 5" w:uiPriority="39" w:semiHidden="1" w:unhideWhenUsed="1"/>
-    <w:lsdException w:name="toc 6" w:uiPriority="39" w:semiHidden="1" w:unhideWhenUsed="1"/>
-    <w:lsdException w:name="toc 7" w:uiPriority="39" w:semiHidden="1" w:unhideWhenUsed="1"/>
-    <w:lsdException w:name="toc 8" w:uiPriority="39" w:semiHidden="1" w:unhideWhenUsed="1"/>
-    <w:lsdException w:name="toc 9" w:uiPriority="39" w:semiHidden="1" w:unhideWhenUsed="1"/>
+    <w:lsdException w:name="toc 1" w:semiHidden="1" w:uiPriority="39" w:unhideWhenUsed="1"/>
+    <w:lsdException w:name="toc 2" w:semiHidden="1" w:uiPriority="39" w:unhideWhenUsed="1"/>
+    <w:lsdException w:name="toc 3" w:semiHidden="1" w:uiPriority="39" w:unhideWhenUsed="1"/>
+    <w:lsdException w:name="toc 4" w:semiHidden="1" w:uiPriority="39" w:unhideWhenUsed="1"/>
+    <w:lsdException w:name="toc 5" w:semiHidden="1" w:uiPriority="39" w:unhideWhenUsed="1"/>
+    <w:lsdException w:name="toc 6" w:semiHidden="1" w:uiPriority="39" w:unhideWhenUsed="1"/>
+    <w:lsdException w:name="toc 7" w:semiHidden="1" w:uiPriority="39" w:unhideWhenUsed="1"/>
+    <w:lsdException w:name="toc 8" w:semiHidden="1" w:uiPriority="39" w:unhideWhenUsed="1"/>
+    <w:lsdException w:name="toc 9" w:semiHidden="1" w:uiPriority="39" w:unhideWhenUsed="1"/>
     <w:lsdException w:name="Normal Indent" w:semiHidden="1" w:unhideWhenUsed="1"/>
     <w:lsdException w:name="footnote text" w:semiHidden="1" w:unhideWhenUsed="1"/>
     <w:lsdException w:name="annotation text" w:semiHidden="1" w:unhideWhenUsed="1"/>
     <w:lsdException w:name="header" w:semiHidden="1" w:unhideWhenUsed="1"/>
     <w:lsdException w:name="footer" w:semiHidden="1" w:unhideWhenUsed="1"/>
     <w:lsdException w:name="index heading" w:semiHidden="1" w:unhideWhenUsed="1"/>
-    <w:lsdException w:name="caption" w:uiPriority="35" w:semiHidden="1" w:unhideWhenUsed="1" w:qFormat="1"/>
+    <w:lsdException w:name="caption" w:semiHidden="1" w:uiPriority="35" w:unhideWhenUsed="1" w:qFormat="1"/>
     <w:lsdException w:name="table of figures" w:semiHidden="1" w:unhideWhenUsed="1"/>
     <w:lsdException w:name="envelope address" w:semiHidden="1" w:unhideWhenUsed="1"/>
     <w:lsdException w:name="envelope return" w:semiHidden="1" w:unhideWhenUsed="1"/>
@@ -6437,7 +5353,7 @@
     <w:lsdException w:name="Title" w:uiPriority="10" w:qFormat="1"/>
     <w:lsdException w:name="Closing" w:semiHidden="1" w:unhideWhenUsed="1"/>
     <w:lsdException w:name="Signature" w:semiHidden="1" w:unhideWhenUsed="1"/>
-    <w:lsdException w:name="Default Paragraph Font" w:uiPriority="1" w:semiHidden="1" w:unhideWhenUsed="1"/>
+    <w:lsdException w:name="Default Paragraph Font" w:semiHidden="1" w:uiPriority="1" w:unhideWhenUsed="1"/>
     <w:lsdException w:name="Body Text" w:semiHidden="1" w:unhideWhenUsed="1"/>
     <w:lsdException w:name="Body Text Indent" w:semiHidden="1" w:unhideWhenUsed="1"/>
     <w:lsdException w:name="List Continue" w:semiHidden="1" w:unhideWhenUsed="1"/>
@@ -6637,8 +5553,8 @@
     <w:lsdException w:name="Subtle Reference" w:uiPriority="31" w:qFormat="1"/>
     <w:lsdException w:name="Intense Reference" w:uiPriority="32" w:qFormat="1"/>
     <w:lsdException w:name="Book Title" w:uiPriority="33" w:qFormat="1"/>
-    <w:lsdException w:name="Bibliography" w:uiPriority="37" w:semiHidden="1" w:unhideWhenUsed="1"/>
-    <w:lsdException w:name="TOC Heading" w:uiPriority="39" w:semiHidden="1" w:unhideWhenUsed="1" w:qFormat="1"/>
+    <w:lsdException w:name="Bibliography" w:semiHidden="1" w:uiPriority="37" w:unhideWhenUsed="1"/>
+    <w:lsdException w:name="TOC Heading" w:semiHidden="1" w:uiPriority="39" w:unhideWhenUsed="1" w:qFormat="1"/>
     <w:lsdException w:name="Plain Table 1" w:uiPriority="41"/>
     <w:lsdException w:name="Plain Table 2" w:uiPriority="42"/>
     <w:lsdException w:name="Plain Table 3" w:uiPriority="43"/>
@@ -6749,7 +5665,7 @@
     <w:lsdException w:name="Unresolved Mention" w:semiHidden="1" w:unhideWhenUsed="1"/>
     <w:lsdException w:name="Smart Link" w:semiHidden="1" w:unhideWhenUsed="1"/>
   </w:latentStyles>
-  <w:style w:type="paragraph" w:styleId="Normal" w:default="1">
+  <w:style w:type="paragraph" w:default="1" w:styleId="Normal">
     <w:name w:val="Normal"/>
     <w:qFormat/>
     <w:rsid w:val="001A351E"/>
@@ -6772,7 +5688,7 @@
       <w:outlineLvl w:val="0"/>
     </w:pPr>
     <w:rPr>
-      <w:rFonts w:ascii="Franklin Gothic Demi" w:hAnsi="Franklin Gothic Demi" w:eastAsiaTheme="majorEastAsia" w:cstheme="majorBidi"/>
+      <w:rFonts w:ascii="Franklin Gothic Demi" w:eastAsiaTheme="majorEastAsia" w:hAnsi="Franklin Gothic Demi" w:cstheme="majorBidi"/>
       <w:color w:val="2F5496" w:themeColor="accent1" w:themeShade="BF"/>
       <w:sz w:val="32"/>
       <w:szCs w:val="32"/>
@@ -6794,7 +5710,7 @@
       <w:outlineLvl w:val="1"/>
     </w:pPr>
     <w:rPr>
-      <w:rFonts w:asciiTheme="majorHAnsi" w:hAnsiTheme="majorHAnsi" w:eastAsiaTheme="majorEastAsia" w:cstheme="majorBidi"/>
+      <w:rFonts w:asciiTheme="majorHAnsi" w:eastAsiaTheme="majorEastAsia" w:hAnsiTheme="majorHAnsi" w:cstheme="majorBidi"/>
       <w:color w:val="2F5496" w:themeColor="accent1" w:themeShade="BF"/>
       <w:sz w:val="26"/>
       <w:szCs w:val="26"/>
@@ -6816,19 +5732,18 @@
       <w:outlineLvl w:val="2"/>
     </w:pPr>
     <w:rPr>
-      <w:rFonts w:asciiTheme="majorHAnsi" w:hAnsiTheme="majorHAnsi" w:eastAsiaTheme="majorEastAsia" w:cstheme="majorBidi"/>
+      <w:rFonts w:asciiTheme="majorHAnsi" w:eastAsiaTheme="majorEastAsia" w:hAnsiTheme="majorHAnsi" w:cstheme="majorBidi"/>
       <w:color w:val="1F3763" w:themeColor="accent1" w:themeShade="7F"/>
       <w:sz w:val="24"/>
       <w:szCs w:val="24"/>
     </w:rPr>
   </w:style>
-  <w:style w:type="character" w:styleId="DefaultParagraphFont" w:default="1">
+  <w:style w:type="character" w:default="1" w:styleId="DefaultParagraphFont">
     <w:name w:val="Default Paragraph Font"/>
     <w:uiPriority w:val="1"/>
-    <w:semiHidden/>
     <w:unhideWhenUsed/>
   </w:style>
-  <w:style w:type="table" w:styleId="TableNormal" w:default="1">
+  <w:style w:type="table" w:default="1" w:styleId="TableNormal">
     <w:name w:val="Normal Table"/>
     <w:uiPriority w:val="99"/>
     <w:semiHidden/>
@@ -6843,20 +5758,20 @@
       </w:tblCellMar>
     </w:tblPr>
   </w:style>
-  <w:style w:type="numbering" w:styleId="NoList" w:default="1">
+  <w:style w:type="numbering" w:default="1" w:styleId="NoList">
     <w:name w:val="No List"/>
     <w:uiPriority w:val="99"/>
     <w:semiHidden/>
     <w:unhideWhenUsed/>
   </w:style>
-  <w:style w:type="character" w:styleId="Heading1Char" w:customStyle="1">
+  <w:style w:type="character" w:customStyle="1" w:styleId="Heading1Char">
     <w:name w:val="Heading 1 Char"/>
     <w:basedOn w:val="DefaultParagraphFont"/>
     <w:link w:val="Heading1"/>
     <w:uiPriority w:val="9"/>
     <w:rsid w:val="00E259C2"/>
     <w:rPr>
-      <w:rFonts w:ascii="Franklin Gothic Demi" w:hAnsi="Franklin Gothic Demi" w:eastAsiaTheme="majorEastAsia" w:cstheme="majorBidi"/>
+      <w:rFonts w:ascii="Franklin Gothic Demi" w:eastAsiaTheme="majorEastAsia" w:hAnsi="Franklin Gothic Demi" w:cstheme="majorBidi"/>
       <w:color w:val="2F5496" w:themeColor="accent1" w:themeShade="BF"/>
       <w:sz w:val="32"/>
       <w:szCs w:val="32"/>
@@ -6905,23 +5820,23 @@
     </w:pPr>
     <w:tblPr>
       <w:tblBorders>
-        <w:top w:val="single" w:color="auto" w:sz="4" w:space="0"/>
-        <w:left w:val="single" w:color="auto" w:sz="4" w:space="0"/>
-        <w:bottom w:val="single" w:color="auto" w:sz="4" w:space="0"/>
-        <w:right w:val="single" w:color="auto" w:sz="4" w:space="0"/>
-        <w:insideH w:val="single" w:color="auto" w:sz="4" w:space="0"/>
-        <w:insideV w:val="single" w:color="auto" w:sz="4" w:space="0"/>
+        <w:top w:val="single" w:sz="4" w:space="0" w:color="auto"/>
+        <w:left w:val="single" w:sz="4" w:space="0" w:color="auto"/>
+        <w:bottom w:val="single" w:sz="4" w:space="0" w:color="auto"/>
+        <w:right w:val="single" w:sz="4" w:space="0" w:color="auto"/>
+        <w:insideH w:val="single" w:sz="4" w:space="0" w:color="auto"/>
+        <w:insideV w:val="single" w:sz="4" w:space="0" w:color="auto"/>
       </w:tblBorders>
     </w:tblPr>
   </w:style>
-  <w:style w:type="character" w:styleId="Heading2Char" w:customStyle="1">
+  <w:style w:type="character" w:customStyle="1" w:styleId="Heading2Char">
     <w:name w:val="Heading 2 Char"/>
     <w:basedOn w:val="DefaultParagraphFont"/>
     <w:link w:val="Heading2"/>
     <w:uiPriority w:val="9"/>
     <w:rsid w:val="00272A5B"/>
     <w:rPr>
-      <w:rFonts w:asciiTheme="majorHAnsi" w:hAnsiTheme="majorHAnsi" w:eastAsiaTheme="majorEastAsia" w:cstheme="majorBidi"/>
+      <w:rFonts w:asciiTheme="majorHAnsi" w:eastAsiaTheme="majorEastAsia" w:hAnsiTheme="majorHAnsi" w:cstheme="majorBidi"/>
       <w:color w:val="2F5496" w:themeColor="accent1" w:themeShade="BF"/>
       <w:sz w:val="26"/>
       <w:szCs w:val="26"/>
@@ -6939,12 +5854,12 @@
       <w:tblStyleRowBandSize w:val="1"/>
       <w:tblStyleColBandSize w:val="1"/>
       <w:tblBorders>
-        <w:top w:val="single" w:color="999999" w:themeColor="text1" w:themeTint="66" w:sz="4" w:space="0"/>
-        <w:left w:val="single" w:color="999999" w:themeColor="text1" w:themeTint="66" w:sz="4" w:space="0"/>
-        <w:bottom w:val="single" w:color="999999" w:themeColor="text1" w:themeTint="66" w:sz="4" w:space="0"/>
-        <w:right w:val="single" w:color="999999" w:themeColor="text1" w:themeTint="66" w:sz="4" w:space="0"/>
-        <w:insideH w:val="single" w:color="999999" w:themeColor="text1" w:themeTint="66" w:sz="4" w:space="0"/>
-        <w:insideV w:val="single" w:color="999999" w:themeColor="text1" w:themeTint="66" w:sz="4" w:space="0"/>
+        <w:top w:val="single" w:sz="4" w:space="0" w:color="999999" w:themeColor="text1" w:themeTint="66"/>
+        <w:left w:val="single" w:sz="4" w:space="0" w:color="999999" w:themeColor="text1" w:themeTint="66"/>
+        <w:bottom w:val="single" w:sz="4" w:space="0" w:color="999999" w:themeColor="text1" w:themeTint="66"/>
+        <w:right w:val="single" w:sz="4" w:space="0" w:color="999999" w:themeColor="text1" w:themeTint="66"/>
+        <w:insideH w:val="single" w:sz="4" w:space="0" w:color="999999" w:themeColor="text1" w:themeTint="66"/>
+        <w:insideV w:val="single" w:sz="4" w:space="0" w:color="999999" w:themeColor="text1" w:themeTint="66"/>
       </w:tblBorders>
     </w:tblPr>
     <w:tblStylePr w:type="firstRow">
@@ -6955,7 +5870,7 @@
       <w:tblPr/>
       <w:tcPr>
         <w:tcBorders>
-          <w:bottom w:val="single" w:color="666666" w:themeColor="text1" w:themeTint="99" w:sz="12" w:space="0"/>
+          <w:bottom w:val="single" w:sz="12" w:space="0" w:color="666666" w:themeColor="text1" w:themeTint="99"/>
         </w:tcBorders>
       </w:tcPr>
     </w:tblStylePr>
@@ -6967,7 +5882,7 @@
       <w:tblPr/>
       <w:tcPr>
         <w:tcBorders>
-          <w:top w:val="double" w:color="666666" w:themeColor="text1" w:themeTint="99" w:sz="2" w:space="0"/>
+          <w:top w:val="double" w:sz="2" w:space="0" w:color="666666" w:themeColor="text1" w:themeTint="99"/>
         </w:tcBorders>
       </w:tcPr>
     </w:tblStylePr>
@@ -7003,22 +5918,22 @@
       <w:szCs w:val="18"/>
     </w:rPr>
   </w:style>
-  <w:style w:type="character" w:styleId="Heading3Char" w:customStyle="1">
+  <w:style w:type="character" w:customStyle="1" w:styleId="Heading3Char">
     <w:name w:val="Heading 3 Char"/>
     <w:basedOn w:val="DefaultParagraphFont"/>
     <w:link w:val="Heading3"/>
     <w:uiPriority w:val="9"/>
     <w:rsid w:val="000805B0"/>
     <w:rPr>
-      <w:rFonts w:asciiTheme="majorHAnsi" w:hAnsiTheme="majorHAnsi" w:eastAsiaTheme="majorEastAsia" w:cstheme="majorBidi"/>
+      <w:rFonts w:asciiTheme="majorHAnsi" w:eastAsiaTheme="majorEastAsia" w:hAnsiTheme="majorHAnsi" w:cstheme="majorBidi"/>
       <w:color w:val="1F3763" w:themeColor="accent1" w:themeShade="7F"/>
       <w:sz w:val="24"/>
       <w:szCs w:val="24"/>
     </w:rPr>
   </w:style>
   <w:style w:type="paragraph" w:styleId="NoSpacing">
+    <w:name w:val="No Spacing"/>
     <w:uiPriority w:val="1"/>
-    <w:name w:val="No Spacing"/>
     <w:qFormat/>
     <w:rsid w:val="05946FA2"/>
     <w:pPr>
@@ -7029,7 +5944,7 @@
 </file>
 
 <file path=word/theme/theme1.xml><?xml version="1.0" encoding="utf-8"?>
-<a:theme xmlns:a="http://schemas.openxmlformats.org/drawingml/2006/main" xmlns:thm15="http://schemas.microsoft.com/office/thememl/2012/main" name="Office Theme">
+<a:theme xmlns:a="http://schemas.openxmlformats.org/drawingml/2006/main" name="Office Theme">
   <a:themeElements>
     <a:clrScheme name="Office">
       <a:dk1>
